--- a/writing/revision_files/final/doc_files/NATCHEMENG-24061044_response_to_reviewers.docx
+++ b/writing/revision_files/final/doc_files/NATCHEMENG-24061044_response_to_reviewers.docx
@@ -1,6 +1,6 @@
 
 <file path=word/document.xml><?xml version="1.0" encoding="utf-8"?>
-<w:document xmlns:wpc="http://schemas.microsoft.com/office/word/2010/wordprocessingCanvas" xmlns:cx="http://schemas.microsoft.com/office/drawing/2014/chartex" xmlns:cx1="http://schemas.microsoft.com/office/drawing/2015/9/8/chartex" xmlns:cx2="http://schemas.microsoft.com/office/drawing/2015/10/21/chartex" xmlns:cx3="http://schemas.microsoft.com/office/drawing/2016/5/9/chartex" xmlns:cx4="http://schemas.microsoft.com/office/drawing/2016/5/10/chartex" xmlns:cx5="http://schemas.microsoft.com/office/drawing/2016/5/11/chartex" xmlns:cx6="http://schemas.microsoft.com/office/drawing/2016/5/12/chartex" xmlns:cx7="http://schemas.microsoft.com/office/drawing/2016/5/13/chartex" xmlns:cx8="http://schemas.microsoft.com/office/drawing/2016/5/14/chartex" xmlns:mc="http://schemas.openxmlformats.org/markup-compatibility/2006" xmlns:aink="http://schemas.microsoft.com/office/drawing/2016/ink" xmlns:am3d="http://schemas.microsoft.com/office/drawing/2017/model3d" xmlns:o="urn:schemas-microsoft-com:office:office" xmlns:r="http://schemas.openxmlformats.org/officeDocument/2006/relationships" xmlns:m="http://schemas.openxmlformats.org/officeDocument/2006/math" xmlns:v="urn:schemas-microsoft-com:vml" xmlns:wp14="http://schemas.microsoft.com/office/word/2010/wordprocessingDrawing" xmlns:wp="http://schemas.openxmlformats.org/drawingml/2006/wordprocessingDrawing" xmlns:w10="urn:schemas-microsoft-com:office:word" xmlns:w="http://schemas.openxmlformats.org/wordprocessingml/2006/main" xmlns:w14="http://schemas.microsoft.com/office/word/2010/wordml" xmlns:w15="http://schemas.microsoft.com/office/word/2012/wordml" xmlns:w16cid="http://schemas.microsoft.com/office/word/2016/wordml/cid" xmlns:w16se="http://schemas.microsoft.com/office/word/2015/wordml/symex" xmlns:wpg="http://schemas.microsoft.com/office/word/2010/wordprocessingGroup" xmlns:wpi="http://schemas.microsoft.com/office/word/2010/wordprocessingInk" xmlns:wne="http://schemas.microsoft.com/office/word/2006/wordml" xmlns:wps="http://schemas.microsoft.com/office/word/2010/wordprocessingShape" mc:Ignorable="w14 w15 w16se w16cid wp14">
+<w:document xmlns:wpc="http://schemas.microsoft.com/office/word/2010/wordprocessingCanvas" xmlns:cx="http://schemas.microsoft.com/office/drawing/2014/chartex" xmlns:cx1="http://schemas.microsoft.com/office/drawing/2015/9/8/chartex" xmlns:cx2="http://schemas.microsoft.com/office/drawing/2015/10/21/chartex" xmlns:cx3="http://schemas.microsoft.com/office/drawing/2016/5/9/chartex" xmlns:cx4="http://schemas.microsoft.com/office/drawing/2016/5/10/chartex" xmlns:cx5="http://schemas.microsoft.com/office/drawing/2016/5/11/chartex" xmlns:cx6="http://schemas.microsoft.com/office/drawing/2016/5/12/chartex" xmlns:cx7="http://schemas.microsoft.com/office/drawing/2016/5/13/chartex" xmlns:cx8="http://schemas.microsoft.com/office/drawing/2016/5/14/chartex" xmlns:mc="http://schemas.openxmlformats.org/markup-compatibility/2006" xmlns:aink="http://schemas.microsoft.com/office/drawing/2016/ink" xmlns:am3d="http://schemas.microsoft.com/office/drawing/2017/model3d" xmlns:o="urn:schemas-microsoft-com:office:office" xmlns:oel="http://schemas.microsoft.com/office/2019/extlst" xmlns:r="http://schemas.openxmlformats.org/officeDocument/2006/relationships" xmlns:m="http://schemas.openxmlformats.org/officeDocument/2006/math" xmlns:v="urn:schemas-microsoft-com:vml" xmlns:wp14="http://schemas.microsoft.com/office/word/2010/wordprocessingDrawing" xmlns:wp="http://schemas.openxmlformats.org/drawingml/2006/wordprocessingDrawing" xmlns:w10="urn:schemas-microsoft-com:office:word" xmlns:w="http://schemas.openxmlformats.org/wordprocessingml/2006/main" xmlns:w14="http://schemas.microsoft.com/office/word/2010/wordml" xmlns:w15="http://schemas.microsoft.com/office/word/2012/wordml" xmlns:w16cex="http://schemas.microsoft.com/office/word/2018/wordml/cex" xmlns:w16cid="http://schemas.microsoft.com/office/word/2016/wordml/cid" xmlns:w16="http://schemas.microsoft.com/office/word/2018/wordml" xmlns:w16du="http://schemas.microsoft.com/office/word/2023/wordml/word16du" xmlns:w16sdtdh="http://schemas.microsoft.com/office/word/2020/wordml/sdtdatahash" xmlns:w16se="http://schemas.microsoft.com/office/word/2015/wordml/symex" xmlns:wpg="http://schemas.microsoft.com/office/word/2010/wordprocessingGroup" xmlns:wpi="http://schemas.microsoft.com/office/word/2010/wordprocessingInk" xmlns:wne="http://schemas.microsoft.com/office/word/2006/wordml" xmlns:wps="http://schemas.microsoft.com/office/word/2010/wordprocessingShape" mc:Ignorable="w14 w15 w16se w16cid w16 w16cex w16sdtdh w16du wp14">
   <w:body>
     <w:p>
       <w:pPr>
@@ -2004,499 +2004,509 @@
           <w:szCs w:val="20"/>
           <w:lang w:eastAsia="zh-CN"/>
         </w:rPr>
+        <w:t xml:space="preserve">We </w:t>
+      </w:r>
+      <w:r>
+        <w:rPr>
+          <w:rFonts w:ascii="Lato" w:eastAsia="DengXian" w:hAnsi="Lato" w:cs="Arial"/>
+          <w:iCs/>
+          <w:color w:val="000000" w:themeColor="text1"/>
+          <w:szCs w:val="20"/>
+          <w:lang w:eastAsia="zh-CN"/>
+        </w:rPr>
+        <w:t>recognize</w:t>
+      </w:r>
+      <w:r>
+        <w:rPr>
+          <w:rFonts w:ascii="Lato" w:eastAsia="DengXian" w:hAnsi="Lato" w:cs="Arial"/>
+          <w:iCs/>
+          <w:color w:val="000000" w:themeColor="text1"/>
+          <w:szCs w:val="20"/>
+          <w:lang w:eastAsia="zh-CN"/>
+        </w:rPr>
+        <w:t xml:space="preserve"> that the original ‘Review’ structure</w:t>
+      </w:r>
+      <w:r>
+        <w:rPr>
+          <w:rFonts w:ascii="Lato" w:eastAsia="DengXian" w:hAnsi="Lato" w:cs="Arial"/>
+          <w:iCs/>
+          <w:color w:val="000000" w:themeColor="text1"/>
+          <w:szCs w:val="20"/>
+          <w:lang w:eastAsia="zh-CN"/>
+        </w:rPr>
+        <w:t xml:space="preserve">, </w:t>
+      </w:r>
+      <w:r>
+        <w:rPr>
+          <w:rFonts w:ascii="Lato" w:eastAsia="DengXian" w:hAnsi="Lato" w:cs="Arial"/>
+          <w:iCs/>
+          <w:color w:val="000000" w:themeColor="text1"/>
+          <w:szCs w:val="20"/>
+          <w:lang w:eastAsia="zh-CN"/>
+        </w:rPr>
+        <w:t xml:space="preserve">particularly </w:t>
+      </w:r>
+      <w:r>
+        <w:rPr>
+          <w:rFonts w:ascii="Lato" w:eastAsia="DengXian" w:hAnsi="Lato" w:cs="Arial"/>
+          <w:iCs/>
+          <w:color w:val="000000" w:themeColor="text1"/>
+          <w:szCs w:val="20"/>
+          <w:lang w:eastAsia="zh-CN"/>
+        </w:rPr>
+        <w:t xml:space="preserve">the </w:t>
+      </w:r>
+      <w:r>
+        <w:rPr>
+          <w:rFonts w:ascii="Lato" w:eastAsia="DengXian" w:hAnsi="Lato" w:cs="Arial"/>
+          <w:iCs/>
+          <w:color w:val="000000" w:themeColor="text1"/>
+          <w:szCs w:val="20"/>
+          <w:lang w:eastAsia="zh-CN"/>
+        </w:rPr>
+        <w:t>extensive discussion of</w:t>
+      </w:r>
+      <w:r>
+        <w:rPr>
+          <w:rFonts w:ascii="Lato" w:eastAsia="DengXian" w:hAnsi="Lato" w:cs="Arial"/>
+          <w:iCs/>
+          <w:color w:val="000000" w:themeColor="text1"/>
+          <w:szCs w:val="20"/>
+          <w:lang w:eastAsia="zh-CN"/>
+        </w:rPr>
+        <w:t xml:space="preserve"> conventional acetylene production technologies</w:t>
+      </w:r>
+      <w:r>
+        <w:rPr>
+          <w:rFonts w:ascii="Lato" w:eastAsia="DengXian" w:hAnsi="Lato" w:cs="Arial"/>
+          <w:iCs/>
+          <w:color w:val="000000" w:themeColor="text1"/>
+          <w:szCs w:val="20"/>
+          <w:lang w:eastAsia="zh-CN"/>
+        </w:rPr>
+        <w:t xml:space="preserve"> in Section</w:t>
+      </w:r>
+      <w:r>
+        <w:rPr>
+          <w:rFonts w:ascii="Lato" w:eastAsia="DengXian" w:hAnsi="Lato" w:cs="Arial"/>
+          <w:iCs/>
+          <w:color w:val="000000" w:themeColor="text1"/>
+          <w:szCs w:val="20"/>
+          <w:lang w:eastAsia="zh-CN"/>
+        </w:rPr>
+        <w:t> </w:t>
+      </w:r>
+      <w:r>
+        <w:rPr>
+          <w:rFonts w:ascii="Lato" w:eastAsia="DengXian" w:hAnsi="Lato" w:cs="Arial"/>
+          <w:iCs/>
+          <w:color w:val="000000" w:themeColor="text1"/>
+          <w:szCs w:val="20"/>
+          <w:lang w:eastAsia="zh-CN"/>
+        </w:rPr>
+        <w:t>2</w:t>
+      </w:r>
+      <w:r>
+        <w:rPr>
+          <w:rFonts w:ascii="Lato" w:eastAsia="DengXian" w:hAnsi="Lato" w:cs="Arial"/>
+          <w:iCs/>
+          <w:color w:val="000000" w:themeColor="text1"/>
+          <w:szCs w:val="20"/>
+          <w:lang w:eastAsia="zh-CN"/>
+        </w:rPr>
+        <w:t>,</w:t>
+      </w:r>
+      <w:r>
+        <w:rPr>
+          <w:rFonts w:ascii="Lato" w:eastAsia="DengXian" w:hAnsi="Lato" w:cs="Arial"/>
+          <w:iCs/>
+          <w:color w:val="000000" w:themeColor="text1"/>
+          <w:szCs w:val="20"/>
+          <w:lang w:eastAsia="zh-CN"/>
+        </w:rPr>
+        <w:t xml:space="preserve"> </w:t>
+      </w:r>
+      <w:r>
+        <w:rPr>
+          <w:rFonts w:ascii="Lato" w:eastAsia="DengXian" w:hAnsi="Lato" w:cs="Arial"/>
+          <w:iCs/>
+          <w:color w:val="000000" w:themeColor="text1"/>
+          <w:szCs w:val="20"/>
+          <w:lang w:eastAsia="zh-CN"/>
+        </w:rPr>
+        <w:t xml:space="preserve">may </w:t>
+      </w:r>
+      <w:r>
+        <w:rPr>
+          <w:rFonts w:ascii="Lato" w:eastAsia="DengXian" w:hAnsi="Lato" w:cs="Arial"/>
+          <w:iCs/>
+          <w:color w:val="000000" w:themeColor="text1"/>
+          <w:szCs w:val="20"/>
+          <w:lang w:eastAsia="zh-CN"/>
+        </w:rPr>
+        <w:t xml:space="preserve">have diluted the manuscript’s central focus </w:t>
+      </w:r>
+      <w:r>
+        <w:rPr>
+          <w:rFonts w:ascii="Lato" w:eastAsia="DengXian" w:hAnsi="Lato" w:cs="Arial"/>
+          <w:iCs/>
+          <w:color w:val="000000" w:themeColor="text1"/>
+          <w:szCs w:val="20"/>
+          <w:lang w:eastAsia="zh-CN"/>
+        </w:rPr>
+        <w:t xml:space="preserve">and </w:t>
+      </w:r>
+      <w:r>
+        <w:rPr>
+          <w:rFonts w:ascii="Lato" w:eastAsia="DengXian" w:hAnsi="Lato" w:cs="Arial"/>
+          <w:iCs/>
+          <w:color w:val="000000" w:themeColor="text1"/>
+          <w:szCs w:val="20"/>
+          <w:lang w:eastAsia="zh-CN"/>
+        </w:rPr>
+        <w:t>overlapped</w:t>
+      </w:r>
+      <w:r>
+        <w:rPr>
+          <w:rFonts w:ascii="Lato" w:eastAsia="DengXian" w:hAnsi="Lato" w:cs="Arial"/>
+          <w:iCs/>
+          <w:color w:val="000000" w:themeColor="text1"/>
+          <w:szCs w:val="20"/>
+          <w:lang w:eastAsia="zh-CN"/>
+        </w:rPr>
+        <w:t xml:space="preserve"> with previous</w:t>
+      </w:r>
+      <w:r>
+        <w:rPr>
+          <w:rFonts w:ascii="Lato" w:eastAsia="DengXian" w:hAnsi="Lato" w:cs="Arial"/>
+          <w:iCs/>
+          <w:color w:val="000000" w:themeColor="text1"/>
+          <w:szCs w:val="20"/>
+          <w:lang w:eastAsia="zh-CN"/>
+        </w:rPr>
+        <w:t xml:space="preserve"> review</w:t>
+      </w:r>
+      <w:r>
+        <w:rPr>
+          <w:rFonts w:ascii="Lato" w:eastAsia="DengXian" w:hAnsi="Lato" w:cs="Arial"/>
+          <w:iCs/>
+          <w:color w:val="000000" w:themeColor="text1"/>
+          <w:szCs w:val="20"/>
+          <w:lang w:eastAsia="zh-CN"/>
+        </w:rPr>
+        <w:t>s</w:t>
+      </w:r>
+      <w:r>
+        <w:rPr>
+          <w:rFonts w:ascii="Lato" w:eastAsia="DengXian" w:hAnsi="Lato" w:cs="Arial"/>
+          <w:iCs/>
+          <w:color w:val="000000" w:themeColor="text1"/>
+          <w:szCs w:val="20"/>
+          <w:lang w:eastAsia="zh-CN"/>
+        </w:rPr>
+        <w:t>.</w:t>
+      </w:r>
+      <w:r>
+        <w:rPr>
+          <w:rFonts w:ascii="Lato" w:eastAsia="DengXian" w:hAnsi="Lato" w:cs="Arial"/>
+          <w:iCs/>
+          <w:color w:val="000000" w:themeColor="text1"/>
+          <w:szCs w:val="20"/>
+          <w:lang w:eastAsia="zh-CN"/>
+        </w:rPr>
+        <w:t xml:space="preserve"> </w:t>
+      </w:r>
+      <w:r>
+        <w:rPr>
+          <w:rFonts w:ascii="Lato" w:eastAsia="DengXian" w:hAnsi="Lato" w:cs="Arial"/>
+          <w:iCs/>
+          <w:color w:val="000000" w:themeColor="text1"/>
+          <w:szCs w:val="20"/>
+          <w:lang w:eastAsia="zh-CN"/>
+        </w:rPr>
+        <w:t>In response</w:t>
+      </w:r>
+      <w:r>
+        <w:rPr>
+          <w:rFonts w:ascii="Lato" w:eastAsia="DengXian" w:hAnsi="Lato" w:cs="Arial"/>
+          <w:iCs/>
+          <w:color w:val="000000" w:themeColor="text1"/>
+          <w:szCs w:val="20"/>
+          <w:lang w:eastAsia="zh-CN"/>
+        </w:rPr>
+        <w:t xml:space="preserve">, we have restructured </w:t>
+      </w:r>
+      <w:r>
+        <w:rPr>
+          <w:rFonts w:ascii="Lato" w:eastAsia="DengXian" w:hAnsi="Lato" w:cs="Arial"/>
+          <w:bCs/>
+          <w:iCs/>
+          <w:color w:val="000000" w:themeColor="text1"/>
+          <w:szCs w:val="20"/>
+          <w:lang w:eastAsia="zh-CN"/>
+        </w:rPr>
+        <w:t xml:space="preserve">the manuscript </w:t>
+      </w:r>
+      <w:r>
+        <w:rPr>
+          <w:rFonts w:ascii="Lato" w:eastAsia="DengXian" w:hAnsi="Lato" w:cs="Arial"/>
+          <w:bCs/>
+          <w:iCs/>
+          <w:color w:val="000000" w:themeColor="text1"/>
+          <w:szCs w:val="20"/>
+          <w:lang w:eastAsia="zh-CN"/>
+        </w:rPr>
+        <w:t>as a</w:t>
+      </w:r>
+      <w:r>
+        <w:rPr>
+          <w:rFonts w:ascii="Lato" w:eastAsia="DengXian" w:hAnsi="Lato" w:cs="Arial"/>
+          <w:bCs/>
+          <w:iCs/>
+          <w:color w:val="000000" w:themeColor="text1"/>
+          <w:szCs w:val="20"/>
+          <w:lang w:eastAsia="zh-CN"/>
+        </w:rPr>
+        <w:t xml:space="preserve"> Perspective and </w:t>
+      </w:r>
+      <w:r>
+        <w:rPr>
+          <w:rFonts w:ascii="Lato" w:eastAsia="DengXian" w:hAnsi="Lato" w:cs="Arial"/>
+          <w:bCs/>
+          <w:iCs/>
+          <w:color w:val="000000" w:themeColor="text1"/>
+          <w:szCs w:val="20"/>
+          <w:lang w:eastAsia="zh-CN"/>
+        </w:rPr>
+        <w:t xml:space="preserve">substantially streamlined </w:t>
+      </w:r>
+      <w:r>
+        <w:rPr>
+          <w:rFonts w:ascii="Lato" w:eastAsia="DengXian" w:hAnsi="Lato" w:cs="Arial"/>
+          <w:bCs/>
+          <w:iCs/>
+          <w:color w:val="000000" w:themeColor="text1"/>
+          <w:szCs w:val="20"/>
+          <w:lang w:eastAsia="zh-CN"/>
+        </w:rPr>
+        <w:t>Section</w:t>
+      </w:r>
+      <w:r>
+        <w:rPr>
+          <w:rFonts w:ascii="Lato" w:eastAsia="DengXian" w:hAnsi="Lato" w:cs="Arial"/>
+          <w:bCs/>
+          <w:iCs/>
+          <w:color w:val="000000" w:themeColor="text1"/>
+          <w:szCs w:val="20"/>
+          <w:lang w:eastAsia="zh-CN"/>
+        </w:rPr>
+        <w:t> </w:t>
+      </w:r>
+      <w:r>
+        <w:rPr>
+          <w:rFonts w:ascii="Lato" w:eastAsia="DengXian" w:hAnsi="Lato" w:cs="Arial"/>
+          <w:bCs/>
+          <w:iCs/>
+          <w:color w:val="000000" w:themeColor="text1"/>
+          <w:szCs w:val="20"/>
+          <w:lang w:eastAsia="zh-CN"/>
+        </w:rPr>
+        <w:t>2 (</w:t>
+      </w:r>
+      <w:r>
+        <w:rPr>
+          <w:rFonts w:ascii="Lato" w:eastAsia="DengXian" w:hAnsi="Lato" w:cs="Arial"/>
+          <w:iCs/>
+          <w:color w:val="000000" w:themeColor="text1"/>
+          <w:szCs w:val="20"/>
+          <w:lang w:eastAsia="zh-CN"/>
+        </w:rPr>
+        <w:t>see Action below for details</w:t>
+      </w:r>
+      <w:r>
+        <w:rPr>
+          <w:rFonts w:ascii="Lato" w:eastAsia="DengXian" w:hAnsi="Lato" w:cs="Arial"/>
+          <w:bCs/>
+          <w:iCs/>
+          <w:color w:val="000000" w:themeColor="text1"/>
+          <w:szCs w:val="20"/>
+          <w:lang w:eastAsia="zh-CN"/>
+        </w:rPr>
+        <w:t>)</w:t>
+      </w:r>
+      <w:r>
+        <w:rPr>
+          <w:rFonts w:ascii="Lato" w:eastAsia="DengXian" w:hAnsi="Lato" w:cs="Arial"/>
+          <w:bCs/>
+          <w:iCs/>
+          <w:color w:val="000000" w:themeColor="text1"/>
+          <w:szCs w:val="20"/>
+          <w:lang w:eastAsia="zh-CN"/>
+        </w:rPr>
+        <w:t xml:space="preserve"> to better align with the future-oriented scope of the article</w:t>
+      </w:r>
+      <w:r>
+        <w:rPr>
+          <w:rFonts w:ascii="Lato" w:eastAsia="DengXian" w:hAnsi="Lato" w:cs="Arial"/>
+          <w:iCs/>
+          <w:color w:val="000000" w:themeColor="text1"/>
+          <w:szCs w:val="20"/>
+          <w:lang w:eastAsia="zh-CN"/>
+        </w:rPr>
+        <w:t>.</w:t>
+      </w:r>
+      <w:r>
+        <w:rPr>
+          <w:rFonts w:ascii="Lato" w:eastAsia="DengXian" w:hAnsi="Lato" w:cs="Arial"/>
+          <w:iCs/>
+          <w:color w:val="000000" w:themeColor="text1"/>
+          <w:szCs w:val="20"/>
+          <w:lang w:eastAsia="zh-CN"/>
+        </w:rPr>
+        <w:t xml:space="preserve"> </w:t>
+      </w:r>
+      <w:r>
+        <w:rPr>
+          <w:rFonts w:ascii="Lato" w:eastAsia="DengXian" w:hAnsi="Lato" w:cs="Arial"/>
+          <w:iCs/>
+          <w:color w:val="000000" w:themeColor="text1"/>
+          <w:szCs w:val="20"/>
+          <w:lang w:eastAsia="zh-CN"/>
+        </w:rPr>
+        <w:t>Technologically</w:t>
+      </w:r>
+      <w:r>
+        <w:rPr>
+          <w:rFonts w:ascii="Lato" w:eastAsia="DengXian" w:hAnsi="Lato" w:cs="Arial"/>
+          <w:iCs/>
+          <w:color w:val="000000" w:themeColor="text1"/>
+          <w:szCs w:val="20"/>
+          <w:lang w:eastAsia="zh-CN"/>
+        </w:rPr>
+        <w:t>, w</w:t>
+      </w:r>
+      <w:r>
+        <w:rPr>
+          <w:rFonts w:ascii="Lato" w:eastAsia="DengXian" w:hAnsi="Lato" w:cs="Arial"/>
+          <w:iCs/>
+          <w:color w:val="000000" w:themeColor="text1"/>
+          <w:szCs w:val="20"/>
+          <w:lang w:eastAsia="zh-CN"/>
+        </w:rPr>
+        <w:t xml:space="preserve">hile it is true that current commercial </w:t>
+      </w:r>
+      <w:r>
+        <w:rPr>
+          <w:rFonts w:ascii="Lato" w:eastAsia="DengXian" w:hAnsi="Lato" w:cs="Arial"/>
+          <w:iCs/>
+          <w:color w:val="000000" w:themeColor="text1"/>
+          <w:szCs w:val="20"/>
+          <w:lang w:eastAsia="zh-CN"/>
+        </w:rPr>
+        <w:t>C</w:t>
+      </w:r>
+      <w:r>
+        <w:rPr>
+          <w:rFonts w:ascii="Lato" w:eastAsia="DengXian" w:hAnsi="Lato" w:cs="Arial"/>
+          <w:iCs/>
+          <w:color w:val="000000" w:themeColor="text1"/>
+          <w:szCs w:val="20"/>
+          <w:vertAlign w:val="subscript"/>
+          <w:lang w:eastAsia="zh-CN"/>
+        </w:rPr>
+        <w:t>2</w:t>
+      </w:r>
+      <w:r>
+        <w:rPr>
+          <w:rFonts w:ascii="Lato" w:eastAsia="DengXian" w:hAnsi="Lato" w:cs="Arial"/>
+          <w:iCs/>
+          <w:color w:val="000000" w:themeColor="text1"/>
+          <w:szCs w:val="20"/>
+          <w:lang w:eastAsia="zh-CN"/>
+        </w:rPr>
+        <w:t>H</w:t>
+      </w:r>
+      <w:r>
+        <w:rPr>
+          <w:rFonts w:ascii="Lato" w:eastAsia="DengXian" w:hAnsi="Lato" w:cs="Arial"/>
+          <w:iCs/>
+          <w:color w:val="000000" w:themeColor="text1"/>
+          <w:szCs w:val="20"/>
+          <w:vertAlign w:val="subscript"/>
+          <w:lang w:eastAsia="zh-CN"/>
+        </w:rPr>
+        <w:t>2</w:t>
+      </w:r>
+      <w:r>
+        <w:rPr>
+          <w:rFonts w:ascii="Lato" w:eastAsia="DengXian" w:hAnsi="Lato" w:cs="Arial"/>
+          <w:iCs/>
+          <w:color w:val="000000" w:themeColor="text1"/>
+          <w:szCs w:val="20"/>
+          <w:lang w:eastAsia="zh-CN"/>
+        </w:rPr>
+        <w:t xml:space="preserve"> </w:t>
+      </w:r>
+      <w:r>
+        <w:rPr>
+          <w:rFonts w:ascii="Lato" w:eastAsia="DengXian" w:hAnsi="Lato" w:cs="Arial"/>
+          <w:iCs/>
+          <w:color w:val="000000" w:themeColor="text1"/>
+          <w:szCs w:val="20"/>
+          <w:lang w:eastAsia="zh-CN"/>
+        </w:rPr>
+        <w:t xml:space="preserve">production technologies are not catalysis-driven due to thermodynamic limitations, </w:t>
+      </w:r>
+      <w:r>
+        <w:rPr>
+          <w:rFonts w:ascii="Lato" w:eastAsia="DengXian" w:hAnsi="Lato" w:cs="Arial"/>
+          <w:iCs/>
+          <w:color w:val="000000" w:themeColor="text1"/>
+          <w:szCs w:val="20"/>
+          <w:lang w:eastAsia="zh-CN"/>
+        </w:rPr>
+        <w:t xml:space="preserve">ongoing efforts in </w:t>
+      </w:r>
+      <w:r>
+        <w:rPr>
+          <w:rFonts w:ascii="Lato" w:eastAsia="DengXian" w:hAnsi="Lato" w:cs="Arial"/>
+          <w:iCs/>
+          <w:color w:val="000000" w:themeColor="text1"/>
+          <w:szCs w:val="20"/>
+          <w:lang w:eastAsia="zh-CN"/>
+        </w:rPr>
+        <w:t>non</w:t>
+      </w:r>
+      <w:r>
+        <w:rPr>
+          <w:rFonts w:ascii="Lato" w:eastAsia="DengXian" w:hAnsi="Lato" w:cs="Arial"/>
+          <w:iCs/>
+          <w:color w:val="000000" w:themeColor="text1"/>
+          <w:szCs w:val="20"/>
+          <w:lang w:eastAsia="zh-CN"/>
+        </w:rPr>
+        <w:noBreakHyphen/>
+      </w:r>
+      <w:r>
+        <w:rPr>
+          <w:rFonts w:ascii="Lato" w:eastAsia="DengXian" w:hAnsi="Lato" w:cs="Arial"/>
+          <w:iCs/>
+          <w:color w:val="000000" w:themeColor="text1"/>
+          <w:szCs w:val="20"/>
+          <w:lang w:eastAsia="zh-CN"/>
+        </w:rPr>
+        <w:t xml:space="preserve">thermal </w:t>
+      </w:r>
+      <w:r>
+        <w:rPr>
+          <w:rFonts w:ascii="Lato" w:eastAsia="DengXian" w:hAnsi="Lato" w:cs="Arial"/>
+          <w:iCs/>
+          <w:color w:val="000000" w:themeColor="text1"/>
+          <w:szCs w:val="20"/>
+          <w:lang w:eastAsia="zh-CN"/>
+        </w:rPr>
         <w:lastRenderedPageBreak/>
-        <w:t xml:space="preserve">We </w:t>
-      </w:r>
-      <w:r>
-        <w:rPr>
-          <w:rFonts w:ascii="Lato" w:eastAsia="DengXian" w:hAnsi="Lato" w:cs="Arial"/>
-          <w:iCs/>
-          <w:color w:val="000000" w:themeColor="text1"/>
-          <w:szCs w:val="20"/>
-          <w:lang w:eastAsia="zh-CN"/>
-        </w:rPr>
-        <w:t>recognize</w:t>
-      </w:r>
-      <w:r>
-        <w:rPr>
-          <w:rFonts w:ascii="Lato" w:eastAsia="DengXian" w:hAnsi="Lato" w:cs="Arial"/>
-          <w:iCs/>
-          <w:color w:val="000000" w:themeColor="text1"/>
-          <w:szCs w:val="20"/>
-          <w:lang w:eastAsia="zh-CN"/>
-        </w:rPr>
-        <w:t xml:space="preserve"> that the original ‘Review’ structure</w:t>
-      </w:r>
-      <w:r>
-        <w:rPr>
-          <w:rFonts w:ascii="Lato" w:eastAsia="DengXian" w:hAnsi="Lato" w:cs="Arial"/>
-          <w:iCs/>
-          <w:color w:val="000000" w:themeColor="text1"/>
-          <w:szCs w:val="20"/>
-          <w:lang w:eastAsia="zh-CN"/>
-        </w:rPr>
-        <w:t xml:space="preserve">, </w:t>
-      </w:r>
-      <w:r>
-        <w:rPr>
-          <w:rFonts w:ascii="Lato" w:eastAsia="DengXian" w:hAnsi="Lato" w:cs="Arial"/>
-          <w:iCs/>
-          <w:color w:val="000000" w:themeColor="text1"/>
-          <w:szCs w:val="20"/>
-          <w:lang w:eastAsia="zh-CN"/>
-        </w:rPr>
-        <w:t xml:space="preserve">particularly </w:t>
-      </w:r>
-      <w:r>
-        <w:rPr>
-          <w:rFonts w:ascii="Lato" w:eastAsia="DengXian" w:hAnsi="Lato" w:cs="Arial"/>
-          <w:iCs/>
-          <w:color w:val="000000" w:themeColor="text1"/>
-          <w:szCs w:val="20"/>
-          <w:lang w:eastAsia="zh-CN"/>
-        </w:rPr>
-        <w:t xml:space="preserve">the </w:t>
-      </w:r>
-      <w:r>
-        <w:rPr>
-          <w:rFonts w:ascii="Lato" w:eastAsia="DengXian" w:hAnsi="Lato" w:cs="Arial"/>
-          <w:iCs/>
-          <w:color w:val="000000" w:themeColor="text1"/>
-          <w:szCs w:val="20"/>
-          <w:lang w:eastAsia="zh-CN"/>
-        </w:rPr>
-        <w:t>extensive discussion of</w:t>
-      </w:r>
-      <w:r>
-        <w:rPr>
-          <w:rFonts w:ascii="Lato" w:eastAsia="DengXian" w:hAnsi="Lato" w:cs="Arial"/>
-          <w:iCs/>
-          <w:color w:val="000000" w:themeColor="text1"/>
-          <w:szCs w:val="20"/>
-          <w:lang w:eastAsia="zh-CN"/>
-        </w:rPr>
-        <w:t xml:space="preserve"> conventional acetylene production technologies</w:t>
-      </w:r>
-      <w:r>
-        <w:rPr>
-          <w:rFonts w:ascii="Lato" w:eastAsia="DengXian" w:hAnsi="Lato" w:cs="Arial"/>
-          <w:iCs/>
-          <w:color w:val="000000" w:themeColor="text1"/>
-          <w:szCs w:val="20"/>
-          <w:lang w:eastAsia="zh-CN"/>
-        </w:rPr>
-        <w:t xml:space="preserve"> in Section</w:t>
-      </w:r>
-      <w:r>
-        <w:rPr>
-          <w:rFonts w:ascii="Lato" w:eastAsia="DengXian" w:hAnsi="Lato" w:cs="Arial"/>
-          <w:iCs/>
-          <w:color w:val="000000" w:themeColor="text1"/>
-          <w:szCs w:val="20"/>
-          <w:lang w:eastAsia="zh-CN"/>
-        </w:rPr>
-        <w:t> </w:t>
-      </w:r>
-      <w:r>
-        <w:rPr>
-          <w:rFonts w:ascii="Lato" w:eastAsia="DengXian" w:hAnsi="Lato" w:cs="Arial"/>
-          <w:iCs/>
-          <w:color w:val="000000" w:themeColor="text1"/>
-          <w:szCs w:val="20"/>
-          <w:lang w:eastAsia="zh-CN"/>
-        </w:rPr>
-        <w:t>2</w:t>
-      </w:r>
-      <w:r>
-        <w:rPr>
-          <w:rFonts w:ascii="Lato" w:eastAsia="DengXian" w:hAnsi="Lato" w:cs="Arial"/>
-          <w:iCs/>
-          <w:color w:val="000000" w:themeColor="text1"/>
-          <w:szCs w:val="20"/>
-          <w:lang w:eastAsia="zh-CN"/>
-        </w:rPr>
-        <w:t>,</w:t>
-      </w:r>
-      <w:r>
-        <w:rPr>
-          <w:rFonts w:ascii="Lato" w:eastAsia="DengXian" w:hAnsi="Lato" w:cs="Arial"/>
-          <w:iCs/>
-          <w:color w:val="000000" w:themeColor="text1"/>
-          <w:szCs w:val="20"/>
-          <w:lang w:eastAsia="zh-CN"/>
-        </w:rPr>
-        <w:t xml:space="preserve"> </w:t>
-      </w:r>
-      <w:r>
-        <w:rPr>
-          <w:rFonts w:ascii="Lato" w:eastAsia="DengXian" w:hAnsi="Lato" w:cs="Arial"/>
-          <w:iCs/>
-          <w:color w:val="000000" w:themeColor="text1"/>
-          <w:szCs w:val="20"/>
-          <w:lang w:eastAsia="zh-CN"/>
-        </w:rPr>
-        <w:t xml:space="preserve">may </w:t>
-      </w:r>
-      <w:r>
-        <w:rPr>
-          <w:rFonts w:ascii="Lato" w:eastAsia="DengXian" w:hAnsi="Lato" w:cs="Arial"/>
-          <w:iCs/>
-          <w:color w:val="000000" w:themeColor="text1"/>
-          <w:szCs w:val="20"/>
-          <w:lang w:eastAsia="zh-CN"/>
-        </w:rPr>
-        <w:t xml:space="preserve">have diluted the manuscript’s central focus </w:t>
-      </w:r>
-      <w:r>
-        <w:rPr>
-          <w:rFonts w:ascii="Lato" w:eastAsia="DengXian" w:hAnsi="Lato" w:cs="Arial"/>
-          <w:iCs/>
-          <w:color w:val="000000" w:themeColor="text1"/>
-          <w:szCs w:val="20"/>
-          <w:lang w:eastAsia="zh-CN"/>
-        </w:rPr>
-        <w:t xml:space="preserve">and </w:t>
-      </w:r>
-      <w:r>
-        <w:rPr>
-          <w:rFonts w:ascii="Lato" w:eastAsia="DengXian" w:hAnsi="Lato" w:cs="Arial"/>
-          <w:iCs/>
-          <w:color w:val="000000" w:themeColor="text1"/>
-          <w:szCs w:val="20"/>
-          <w:lang w:eastAsia="zh-CN"/>
-        </w:rPr>
-        <w:t>overlapped</w:t>
-      </w:r>
-      <w:r>
-        <w:rPr>
-          <w:rFonts w:ascii="Lato" w:eastAsia="DengXian" w:hAnsi="Lato" w:cs="Arial"/>
-          <w:iCs/>
-          <w:color w:val="000000" w:themeColor="text1"/>
-          <w:szCs w:val="20"/>
-          <w:lang w:eastAsia="zh-CN"/>
-        </w:rPr>
-        <w:t xml:space="preserve"> with previous</w:t>
-      </w:r>
-      <w:r>
-        <w:rPr>
-          <w:rFonts w:ascii="Lato" w:eastAsia="DengXian" w:hAnsi="Lato" w:cs="Arial"/>
-          <w:iCs/>
-          <w:color w:val="000000" w:themeColor="text1"/>
-          <w:szCs w:val="20"/>
-          <w:lang w:eastAsia="zh-CN"/>
-        </w:rPr>
-        <w:t xml:space="preserve"> review</w:t>
-      </w:r>
-      <w:r>
-        <w:rPr>
-          <w:rFonts w:ascii="Lato" w:eastAsia="DengXian" w:hAnsi="Lato" w:cs="Arial"/>
-          <w:iCs/>
-          <w:color w:val="000000" w:themeColor="text1"/>
-          <w:szCs w:val="20"/>
-          <w:lang w:eastAsia="zh-CN"/>
-        </w:rPr>
-        <w:t>s</w:t>
-      </w:r>
-      <w:r>
-        <w:rPr>
-          <w:rFonts w:ascii="Lato" w:eastAsia="DengXian" w:hAnsi="Lato" w:cs="Arial"/>
-          <w:iCs/>
-          <w:color w:val="000000" w:themeColor="text1"/>
-          <w:szCs w:val="20"/>
-          <w:lang w:eastAsia="zh-CN"/>
-        </w:rPr>
-        <w:t>.</w:t>
-      </w:r>
-      <w:r>
-        <w:rPr>
-          <w:rFonts w:ascii="Lato" w:eastAsia="DengXian" w:hAnsi="Lato" w:cs="Arial"/>
-          <w:iCs/>
-          <w:color w:val="000000" w:themeColor="text1"/>
-          <w:szCs w:val="20"/>
-          <w:lang w:eastAsia="zh-CN"/>
-        </w:rPr>
-        <w:t xml:space="preserve"> </w:t>
-      </w:r>
-      <w:r>
-        <w:rPr>
-          <w:rFonts w:ascii="Lato" w:eastAsia="DengXian" w:hAnsi="Lato" w:cs="Arial"/>
-          <w:iCs/>
-          <w:color w:val="000000" w:themeColor="text1"/>
-          <w:szCs w:val="20"/>
-          <w:lang w:eastAsia="zh-CN"/>
-        </w:rPr>
-        <w:t>In response</w:t>
-      </w:r>
-      <w:r>
-        <w:rPr>
-          <w:rFonts w:ascii="Lato" w:eastAsia="DengXian" w:hAnsi="Lato" w:cs="Arial"/>
-          <w:iCs/>
-          <w:color w:val="000000" w:themeColor="text1"/>
-          <w:szCs w:val="20"/>
-          <w:lang w:eastAsia="zh-CN"/>
-        </w:rPr>
-        <w:t xml:space="preserve">, we have restructured </w:t>
-      </w:r>
-      <w:r>
-        <w:rPr>
-          <w:rFonts w:ascii="Lato" w:eastAsia="DengXian" w:hAnsi="Lato" w:cs="Arial"/>
-          <w:bCs/>
-          <w:iCs/>
-          <w:color w:val="000000" w:themeColor="text1"/>
-          <w:szCs w:val="20"/>
-          <w:lang w:eastAsia="zh-CN"/>
-        </w:rPr>
-        <w:t xml:space="preserve">the manuscript </w:t>
-      </w:r>
-      <w:r>
-        <w:rPr>
-          <w:rFonts w:ascii="Lato" w:eastAsia="DengXian" w:hAnsi="Lato" w:cs="Arial"/>
-          <w:bCs/>
-          <w:iCs/>
-          <w:color w:val="000000" w:themeColor="text1"/>
-          <w:szCs w:val="20"/>
-          <w:lang w:eastAsia="zh-CN"/>
-        </w:rPr>
-        <w:t>as a</w:t>
-      </w:r>
-      <w:r>
-        <w:rPr>
-          <w:rFonts w:ascii="Lato" w:eastAsia="DengXian" w:hAnsi="Lato" w:cs="Arial"/>
-          <w:bCs/>
-          <w:iCs/>
-          <w:color w:val="000000" w:themeColor="text1"/>
-          <w:szCs w:val="20"/>
-          <w:lang w:eastAsia="zh-CN"/>
-        </w:rPr>
-        <w:t xml:space="preserve"> Perspective and </w:t>
-      </w:r>
-      <w:r>
-        <w:rPr>
-          <w:rFonts w:ascii="Lato" w:eastAsia="DengXian" w:hAnsi="Lato" w:cs="Arial"/>
-          <w:bCs/>
-          <w:iCs/>
-          <w:color w:val="000000" w:themeColor="text1"/>
-          <w:szCs w:val="20"/>
-          <w:lang w:eastAsia="zh-CN"/>
-        </w:rPr>
-        <w:t xml:space="preserve">substantially streamlined </w:t>
-      </w:r>
-      <w:r>
-        <w:rPr>
-          <w:rFonts w:ascii="Lato" w:eastAsia="DengXian" w:hAnsi="Lato" w:cs="Arial"/>
-          <w:bCs/>
-          <w:iCs/>
-          <w:color w:val="000000" w:themeColor="text1"/>
-          <w:szCs w:val="20"/>
-          <w:lang w:eastAsia="zh-CN"/>
-        </w:rPr>
-        <w:t>Section</w:t>
-      </w:r>
-      <w:r>
-        <w:rPr>
-          <w:rFonts w:ascii="Lato" w:eastAsia="DengXian" w:hAnsi="Lato" w:cs="Arial"/>
-          <w:bCs/>
-          <w:iCs/>
-          <w:color w:val="000000" w:themeColor="text1"/>
-          <w:szCs w:val="20"/>
-          <w:lang w:eastAsia="zh-CN"/>
-        </w:rPr>
-        <w:t> </w:t>
-      </w:r>
-      <w:r>
-        <w:rPr>
-          <w:rFonts w:ascii="Lato" w:eastAsia="DengXian" w:hAnsi="Lato" w:cs="Arial"/>
-          <w:bCs/>
-          <w:iCs/>
-          <w:color w:val="000000" w:themeColor="text1"/>
-          <w:szCs w:val="20"/>
-          <w:lang w:eastAsia="zh-CN"/>
-        </w:rPr>
-        <w:t>2 (</w:t>
-      </w:r>
-      <w:r>
-        <w:rPr>
-          <w:rFonts w:ascii="Lato" w:eastAsia="DengXian" w:hAnsi="Lato" w:cs="Arial"/>
-          <w:iCs/>
-          <w:color w:val="000000" w:themeColor="text1"/>
-          <w:szCs w:val="20"/>
-          <w:lang w:eastAsia="zh-CN"/>
-        </w:rPr>
-        <w:t>see Action below for details</w:t>
-      </w:r>
-      <w:r>
-        <w:rPr>
-          <w:rFonts w:ascii="Lato" w:eastAsia="DengXian" w:hAnsi="Lato" w:cs="Arial"/>
-          <w:bCs/>
-          <w:iCs/>
-          <w:color w:val="000000" w:themeColor="text1"/>
-          <w:szCs w:val="20"/>
-          <w:lang w:eastAsia="zh-CN"/>
-        </w:rPr>
-        <w:t>)</w:t>
-      </w:r>
-      <w:r>
-        <w:rPr>
-          <w:rFonts w:ascii="Lato" w:eastAsia="DengXian" w:hAnsi="Lato" w:cs="Arial"/>
-          <w:bCs/>
-          <w:iCs/>
-          <w:color w:val="000000" w:themeColor="text1"/>
-          <w:szCs w:val="20"/>
-          <w:lang w:eastAsia="zh-CN"/>
-        </w:rPr>
-        <w:t xml:space="preserve"> to better align with the future-oriented scope of the article</w:t>
-      </w:r>
-      <w:r>
-        <w:rPr>
-          <w:rFonts w:ascii="Lato" w:eastAsia="DengXian" w:hAnsi="Lato" w:cs="Arial"/>
-          <w:iCs/>
-          <w:color w:val="000000" w:themeColor="text1"/>
-          <w:szCs w:val="20"/>
-          <w:lang w:eastAsia="zh-CN"/>
-        </w:rPr>
-        <w:t>.</w:t>
-      </w:r>
-      <w:r>
-        <w:rPr>
-          <w:rFonts w:ascii="Lato" w:eastAsia="DengXian" w:hAnsi="Lato" w:cs="Arial"/>
-          <w:iCs/>
-          <w:color w:val="000000" w:themeColor="text1"/>
-          <w:szCs w:val="20"/>
-          <w:lang w:eastAsia="zh-CN"/>
-        </w:rPr>
-        <w:t xml:space="preserve"> </w:t>
-      </w:r>
-      <w:r>
-        <w:rPr>
-          <w:rFonts w:ascii="Lato" w:eastAsia="DengXian" w:hAnsi="Lato" w:cs="Arial"/>
-          <w:iCs/>
-          <w:color w:val="000000" w:themeColor="text1"/>
-          <w:szCs w:val="20"/>
-          <w:lang w:eastAsia="zh-CN"/>
-        </w:rPr>
-        <w:t>Technologically</w:t>
-      </w:r>
-      <w:r>
-        <w:rPr>
-          <w:rFonts w:ascii="Lato" w:eastAsia="DengXian" w:hAnsi="Lato" w:cs="Arial"/>
-          <w:iCs/>
-          <w:color w:val="000000" w:themeColor="text1"/>
-          <w:szCs w:val="20"/>
-          <w:lang w:eastAsia="zh-CN"/>
-        </w:rPr>
-        <w:t>, w</w:t>
-      </w:r>
-      <w:r>
-        <w:rPr>
-          <w:rFonts w:ascii="Lato" w:eastAsia="DengXian" w:hAnsi="Lato" w:cs="Arial"/>
-          <w:iCs/>
-          <w:color w:val="000000" w:themeColor="text1"/>
-          <w:szCs w:val="20"/>
-          <w:lang w:eastAsia="zh-CN"/>
-        </w:rPr>
-        <w:t xml:space="preserve">hile it is true that current commercial </w:t>
-      </w:r>
-      <w:r>
-        <w:rPr>
-          <w:rFonts w:ascii="Lato" w:eastAsia="DengXian" w:hAnsi="Lato" w:cs="Arial"/>
-          <w:iCs/>
-          <w:color w:val="000000" w:themeColor="text1"/>
-          <w:szCs w:val="20"/>
-          <w:lang w:eastAsia="zh-CN"/>
-        </w:rPr>
-        <w:t>C</w:t>
-      </w:r>
-      <w:r>
-        <w:rPr>
-          <w:rFonts w:ascii="Lato" w:eastAsia="DengXian" w:hAnsi="Lato" w:cs="Arial"/>
-          <w:iCs/>
-          <w:color w:val="000000" w:themeColor="text1"/>
-          <w:szCs w:val="20"/>
-          <w:vertAlign w:val="subscript"/>
-          <w:lang w:eastAsia="zh-CN"/>
-        </w:rPr>
-        <w:t>2</w:t>
-      </w:r>
-      <w:r>
-        <w:rPr>
-          <w:rFonts w:ascii="Lato" w:eastAsia="DengXian" w:hAnsi="Lato" w:cs="Arial"/>
-          <w:iCs/>
-          <w:color w:val="000000" w:themeColor="text1"/>
-          <w:szCs w:val="20"/>
-          <w:lang w:eastAsia="zh-CN"/>
-        </w:rPr>
-        <w:t>H</w:t>
-      </w:r>
-      <w:r>
-        <w:rPr>
-          <w:rFonts w:ascii="Lato" w:eastAsia="DengXian" w:hAnsi="Lato" w:cs="Arial"/>
-          <w:iCs/>
-          <w:color w:val="000000" w:themeColor="text1"/>
-          <w:szCs w:val="20"/>
-          <w:vertAlign w:val="subscript"/>
-          <w:lang w:eastAsia="zh-CN"/>
-        </w:rPr>
-        <w:t>2</w:t>
-      </w:r>
-      <w:r>
-        <w:rPr>
-          <w:rFonts w:ascii="Lato" w:eastAsia="DengXian" w:hAnsi="Lato" w:cs="Arial"/>
-          <w:iCs/>
-          <w:color w:val="000000" w:themeColor="text1"/>
-          <w:szCs w:val="20"/>
-          <w:lang w:eastAsia="zh-CN"/>
-        </w:rPr>
-        <w:t xml:space="preserve"> </w:t>
-      </w:r>
-      <w:r>
-        <w:rPr>
-          <w:rFonts w:ascii="Lato" w:eastAsia="DengXian" w:hAnsi="Lato" w:cs="Arial"/>
-          <w:iCs/>
-          <w:color w:val="000000" w:themeColor="text1"/>
-          <w:szCs w:val="20"/>
-          <w:lang w:eastAsia="zh-CN"/>
-        </w:rPr>
-        <w:t xml:space="preserve">production technologies are not catalysis-driven due to thermodynamic limitations, </w:t>
-      </w:r>
-      <w:r>
-        <w:rPr>
-          <w:rFonts w:ascii="Lato" w:eastAsia="DengXian" w:hAnsi="Lato" w:cs="Arial"/>
-          <w:iCs/>
-          <w:color w:val="000000" w:themeColor="text1"/>
-          <w:szCs w:val="20"/>
-          <w:lang w:eastAsia="zh-CN"/>
-        </w:rPr>
-        <w:t xml:space="preserve">ongoing efforts in </w:t>
-      </w:r>
-      <w:r>
-        <w:rPr>
-          <w:rFonts w:ascii="Lato" w:eastAsia="DengXian" w:hAnsi="Lato" w:cs="Arial"/>
-          <w:iCs/>
-          <w:color w:val="000000" w:themeColor="text1"/>
-          <w:szCs w:val="20"/>
-          <w:lang w:eastAsia="zh-CN"/>
-        </w:rPr>
-        <w:t>non</w:t>
-      </w:r>
-      <w:r>
-        <w:rPr>
-          <w:rFonts w:ascii="Lato" w:eastAsia="DengXian" w:hAnsi="Lato" w:cs="Arial"/>
-          <w:iCs/>
-          <w:color w:val="000000" w:themeColor="text1"/>
-          <w:szCs w:val="20"/>
-          <w:lang w:eastAsia="zh-CN"/>
-        </w:rPr>
-        <w:noBreakHyphen/>
-      </w:r>
-      <w:r>
-        <w:rPr>
-          <w:rFonts w:ascii="Lato" w:eastAsia="DengXian" w:hAnsi="Lato" w:cs="Arial"/>
-          <w:iCs/>
-          <w:color w:val="000000" w:themeColor="text1"/>
-          <w:szCs w:val="20"/>
-          <w:lang w:eastAsia="zh-CN"/>
-        </w:rPr>
-        <w:t>thermal plasma and thermal pyrolysis approaches</w:t>
+        <w:t>plasma and thermal pyrolysis approaches</w:t>
       </w:r>
       <w:r>
         <w:rPr>
@@ -4870,40 +4880,7 @@
           <w:szCs w:val="20"/>
           <w:lang w:eastAsia="zh-CN"/>
         </w:rPr>
-        <w:t xml:space="preserve"> by </w:t>
-      </w:r>
-      <w:proofErr w:type="spellStart"/>
-      <w:r>
-        <w:rPr>
-          <w:rFonts w:ascii="Lato" w:eastAsia="DengXian" w:hAnsi="Lato" w:cs="Arial"/>
-          <w:iCs/>
-          <w:color w:val="000000" w:themeColor="text1"/>
-          <w:szCs w:val="20"/>
-          <w:lang w:eastAsia="zh-CN"/>
-        </w:rPr>
-        <w:t>Gyrdymova</w:t>
-      </w:r>
-      <w:proofErr w:type="spellEnd"/>
-      <w:r>
-        <w:rPr>
-          <w:rFonts w:ascii="Lato" w:eastAsia="DengXian" w:hAnsi="Lato" w:cs="Arial"/>
-          <w:iCs/>
-          <w:color w:val="000000" w:themeColor="text1"/>
-          <w:szCs w:val="20"/>
-          <w:lang w:eastAsia="zh-CN"/>
-        </w:rPr>
-        <w:t xml:space="preserve"> et </w:t>
-      </w:r>
-      <w:r>
-        <w:rPr>
-          <w:rFonts w:ascii="Lato" w:eastAsia="DengXian" w:hAnsi="Lato" w:cs="Arial"/>
-          <w:iCs/>
-          <w:color w:val="000000" w:themeColor="text1"/>
-          <w:szCs w:val="20"/>
-          <w:lang w:eastAsia="zh-CN"/>
-        </w:rPr>
-        <w:lastRenderedPageBreak/>
-        <w:t>al.</w:t>
+        <w:t xml:space="preserve"> by Gyrdymova et al.</w:t>
       </w:r>
       <w:r>
         <w:rPr>
@@ -5454,7 +5431,17 @@
           <w:color w:val="0000FF"/>
           <w:szCs w:val="20"/>
         </w:rPr>
-        <w:t>The difference of this review from the existing reviews in literature would be the emphasis on the green footprint of acetylene production, e.g., changing coal to biochar. Considering the scale of acetylene production in market, this replacement (coal to biochar) is not convincing, and of course not realistic, especially in China. A possible way to promote the green footprint would be the utilization of renewable energy generated electricity to drive the arc furnace or arc plasma for the high-temperature reaction environment in CaC</w:t>
+        <w:t xml:space="preserve">The difference of this review from the existing reviews in literature would be the emphasis on the green footprint of acetylene production, e.g., changing coal to biochar. Considering the scale of acetylene production in market, this replacement (coal to biochar) is not convincing, and of course not realistic, </w:t>
+      </w:r>
+      <w:r>
+        <w:rPr>
+          <w:rFonts w:ascii="Lato" w:eastAsiaTheme="minorHAnsi" w:hAnsi="Lato" w:cs="Arial"/>
+          <w:iCs/>
+          <w:color w:val="0000FF"/>
+          <w:szCs w:val="20"/>
+        </w:rPr>
+        <w:lastRenderedPageBreak/>
+        <w:t>especially in China. A possible way to promote the green footprint would be the utilization of renewable energy generated electricity to drive the arc furnace or arc plasma for the high-temperature reaction environment in CaC</w:t>
       </w:r>
       <w:r>
         <w:rPr>
@@ -7310,17 +7297,7 @@
           <w:color w:val="0000FF"/>
           <w:szCs w:val="20"/>
         </w:rPr>
-        <w:t xml:space="preserve">-VCM-PVC is indeed an important value chain, for instance, in China. However, this product chain </w:t>
-      </w:r>
-      <w:r>
-        <w:rPr>
-          <w:rFonts w:ascii="Lato" w:eastAsiaTheme="minorHAnsi" w:hAnsi="Lato" w:cs="Arial"/>
-          <w:iCs/>
-          <w:color w:val="0000FF"/>
-          <w:szCs w:val="20"/>
-        </w:rPr>
-        <w:lastRenderedPageBreak/>
-        <w:t>can be totally substituted by C</w:t>
+        <w:t>-VCM-PVC is indeed an important value chain, for instance, in China. However, this product chain can be totally substituted by C</w:t>
       </w:r>
       <w:r>
         <w:rPr>
@@ -8187,6 +8164,7 @@
           <w:szCs w:val="20"/>
           <w:lang w:eastAsia="zh-CN"/>
         </w:rPr>
+        <w:lastRenderedPageBreak/>
         <w:t xml:space="preserve">Concerning </w:t>
       </w:r>
       <w:r>
@@ -8277,7 +8255,6 @@
         </w:rPr>
         <w:t>This process has significantly reduced market prices and now accounts for over 55% of the world’s capacity and 40% of global production (</w:t>
       </w:r>
-      <w:proofErr w:type="spellStart"/>
       <w:r>
         <w:rPr>
           <w:rFonts w:ascii="Lato" w:eastAsia="DengXian" w:hAnsi="Lato" w:cs="Arial"/>
@@ -8288,7 +8265,6 @@
         </w:rPr>
         <w:t>ChemCatChem</w:t>
       </w:r>
-      <w:proofErr w:type="spellEnd"/>
       <w:r>
         <w:rPr>
           <w:rFonts w:ascii="Lato" w:eastAsia="DengXian" w:hAnsi="Lato" w:cs="Arial"/>
@@ -8693,7 +8669,7 @@
       </w:r>
       <w:r>
         <w:rPr>
-          <w:rFonts w:ascii="Lato" w:eastAsia="DengXian" w:hAnsi="Lato" w:cs="Arial" w:hint="eastAsia"/>
+          <w:rFonts w:ascii="Lato" w:eastAsia="DengXian" w:hAnsi="Lato" w:cs="Arial"/>
           <w:iCs/>
           <w:color w:val="000000" w:themeColor="text1"/>
           <w:szCs w:val="20"/>
@@ -9311,18 +9287,7 @@
           <w:szCs w:val="20"/>
           <w:lang w:eastAsia="zh-CN"/>
         </w:rPr>
-        <w:t xml:space="preserve">000 km. Our results indicate that, regardless of the mode, transportation increases the climate change impacts of acetylene production by less than 5%. </w:t>
-      </w:r>
-      <w:r>
-        <w:rPr>
-          <w:rFonts w:ascii="Lato" w:eastAsia="DengXian" w:hAnsi="Lato" w:cs="Arial"/>
-          <w:iCs/>
-          <w:color w:val="000000" w:themeColor="text1"/>
-          <w:szCs w:val="20"/>
-          <w:lang w:eastAsia="zh-CN"/>
-        </w:rPr>
-        <w:lastRenderedPageBreak/>
-        <w:t xml:space="preserve">Similarly, for biomethane, </w:t>
+        <w:t xml:space="preserve">000 km. Our results indicate that, regardless of the mode, transportation increases the climate change impacts of acetylene production by less than 5%. Similarly, for biomethane, </w:t>
       </w:r>
       <w:r>
         <w:rPr>
@@ -10105,6 +10070,7 @@
           <w:color w:val="0000FF"/>
           <w:szCs w:val="20"/>
         </w:rPr>
+        <w:lastRenderedPageBreak/>
         <w:t>2.6.</w:t>
       </w:r>
       <w:r>
@@ -10904,7 +10870,6 @@
           <w:szCs w:val="20"/>
           <w:lang w:eastAsia="zh-CN"/>
         </w:rPr>
-        <w:lastRenderedPageBreak/>
         <w:t xml:space="preserve">We appreciate the reviewers’ questions. </w:t>
       </w:r>
       <w:r>
@@ -12071,6 +12036,7 @@
           <w:szCs w:val="20"/>
           <w:lang w:eastAsia="zh-CN"/>
         </w:rPr>
+        <w:lastRenderedPageBreak/>
         <w:t>Action:</w:t>
       </w:r>
       <w:r>
@@ -12877,7 +12843,6 @@
           <w:color w:val="000000" w:themeColor="text1"/>
           <w:szCs w:val="20"/>
         </w:rPr>
-        <w:lastRenderedPageBreak/>
         <w:t xml:space="preserve">We believe these figures collectively provide essential insights into the challenges and opportunities of </w:t>
       </w:r>
       <w:r>
@@ -13624,7 +13589,18 @@
           <w:szCs w:val="20"/>
           <w:lang w:eastAsia="zh-CN"/>
         </w:rPr>
-        <w:t xml:space="preserve"> production methods discussed in this section have experienced little to no significant development over the past decade. By emphasizing the future rather than the past, this streamlined description serves as an essential primer for readers, helping them familiarize themselves with the field and understand our motivation for pursuing sustainable green C</w:t>
+        <w:t xml:space="preserve"> production methods discussed in this section have experienced little to no significant development over the past decade. By </w:t>
+      </w:r>
+      <w:r>
+        <w:rPr>
+          <w:rFonts w:ascii="Lato" w:eastAsia="DengXian" w:hAnsi="Lato" w:cs="Arial"/>
+          <w:bCs/>
+          <w:color w:val="000000" w:themeColor="text1"/>
+          <w:szCs w:val="20"/>
+          <w:lang w:eastAsia="zh-CN"/>
+        </w:rPr>
+        <w:lastRenderedPageBreak/>
+        <w:t>emphasizing the future rather than the past, this streamlined description serves as an essential primer for readers, helping them familiarize themselves with the field and understand our motivation for pursuing sustainable green C</w:t>
       </w:r>
       <w:r>
         <w:rPr>
@@ -14036,17 +14012,7 @@
           <w:color w:val="0000FF"/>
           <w:szCs w:val="20"/>
         </w:rPr>
-        <w:t xml:space="preserve"> using non-thermal plasma technology. Should this technique be viewed as a different way of generating plasma or as a revolutionary new technology for </w:t>
-      </w:r>
-      <w:r>
-        <w:rPr>
-          <w:rFonts w:ascii="Lato" w:eastAsiaTheme="minorHAnsi" w:hAnsi="Lato" w:cs="Arial"/>
-          <w:iCs/>
-          <w:color w:val="0000FF"/>
-          <w:szCs w:val="20"/>
-        </w:rPr>
-        <w:lastRenderedPageBreak/>
-        <w:t>acetylene production? In the paper, the authors point out that the use of non-thermal plasma actually requires a greater energy input than the use of thermal plasma (Line 237), and that the CH</w:t>
+        <w:t xml:space="preserve"> using non-thermal plasma technology. Should this technique be viewed as a different way of generating plasma or as a revolutionary new technology for acetylene production? In the paper, the authors point out that the use of non-thermal plasma actually requires a greater energy input than the use of thermal plasma (Line 237), and that the CH</w:t>
       </w:r>
       <w:r>
         <w:rPr>
@@ -14991,6 +14957,7 @@
           <w:szCs w:val="20"/>
           <w:lang w:eastAsia="zh-CN"/>
         </w:rPr>
+        <w:lastRenderedPageBreak/>
         <w:t>Action:</w:t>
       </w:r>
       <w:r>
@@ -15174,32 +15141,42 @@
       </w:r>
       <w:r>
         <w:rPr>
+          <w:rFonts w:ascii="Lato" w:eastAsia="DengXian" w:hAnsi="Lato" w:cs="Arial"/>
+          <w:bCs/>
+          <w:szCs w:val="20"/>
+          <w:lang w:eastAsia="zh-CN"/>
+        </w:rPr>
+        <w:t>5</w:t>
+      </w:r>
+      <w:r>
+        <w:rPr>
+          <w:rFonts w:ascii="Lato" w:eastAsia="DengXian" w:hAnsi="Lato" w:cs="Arial"/>
+          <w:iCs/>
+          <w:color w:val="000000" w:themeColor="text1"/>
+          <w:szCs w:val="20"/>
+          <w:lang w:eastAsia="zh-CN"/>
+        </w:rPr>
+        <w:t>–</w:t>
+      </w:r>
+      <w:r>
+        <w:rPr>
           <w:rFonts w:ascii="Lato" w:eastAsia="DengXian" w:hAnsi="Lato" w:cs="Arial" w:hint="eastAsia"/>
-          <w:bCs/>
-          <w:szCs w:val="20"/>
-          <w:lang w:eastAsia="zh-CN"/>
-        </w:rPr>
-        <w:t>6</w:t>
-      </w:r>
-      <w:r>
-        <w:rPr>
-          <w:rFonts w:ascii="Lato" w:eastAsia="DengXian" w:hAnsi="Lato" w:cs="Arial"/>
-          <w:iCs/>
-          <w:color w:val="000000" w:themeColor="text1"/>
-          <w:szCs w:val="20"/>
-          <w:lang w:eastAsia="zh-CN"/>
-        </w:rPr>
-        <w:t>–</w:t>
-      </w:r>
-      <w:r>
-        <w:rPr>
-          <w:rFonts w:ascii="Lato" w:eastAsia="DengXian" w:hAnsi="Lato" w:cs="Arial" w:hint="eastAsia"/>
-          <w:iCs/>
-          <w:color w:val="000000" w:themeColor="text1"/>
-          <w:szCs w:val="20"/>
-          <w:lang w:eastAsia="zh-CN"/>
-        </w:rPr>
-        <w:t>11</w:t>
+          <w:iCs/>
+          <w:color w:val="000000" w:themeColor="text1"/>
+          <w:szCs w:val="20"/>
+          <w:lang w:eastAsia="zh-CN"/>
+        </w:rPr>
+        <w:t>1</w:t>
+      </w:r>
+      <w:r>
+        <w:rPr>
+          <w:rFonts w:ascii="Lato" w:eastAsia="DengXian" w:hAnsi="Lato" w:cs="Arial"/>
+          <w:iCs/>
+          <w:color w:val="000000" w:themeColor="text1"/>
+          <w:szCs w:val="20"/>
+          <w:lang w:eastAsia="zh-CN"/>
+        </w:rPr>
+        <w:t>0</w:t>
       </w:r>
       <w:r>
         <w:rPr>
@@ -15662,17 +15639,7 @@
           <w:color w:val="0000FF"/>
           <w:szCs w:val="20"/>
         </w:rPr>
-        <w:t xml:space="preserve">In section 3, the authors argue that the adoption of bio-based feedstocks for the production of acetylene, and hence PVC, could be an important driver for the revival of acetylene. However, the fact </w:t>
-      </w:r>
-      <w:r>
-        <w:rPr>
-          <w:rFonts w:ascii="Lato" w:eastAsiaTheme="minorHAnsi" w:hAnsi="Lato" w:cs="Arial"/>
-          <w:iCs/>
-          <w:color w:val="0000FF"/>
-          <w:szCs w:val="20"/>
-        </w:rPr>
-        <w:lastRenderedPageBreak/>
-        <w:t xml:space="preserve">that more than 45% of the market for PVC is held by China, and that this PVC is mainly produced from calcium carbide acetylene, implies that the ATV pathway would have had an importance comparable to that of EBP. Therefore, in terms of VCM or PVC production, it needs further consideration to whether the topic about the </w:t>
+        <w:t xml:space="preserve">In section 3, the authors argue that the adoption of bio-based feedstocks for the production of acetylene, and hence PVC, could be an important driver for the revival of acetylene. However, the fact that more than 45% of the market for PVC is held by China, and that this PVC is mainly produced from calcium carbide acetylene, implies that the ATV pathway would have had an importance comparable to that of EBP. Therefore, in terms of VCM or PVC production, it needs further consideration to whether the topic about the </w:t>
       </w:r>
       <w:r>
         <w:rPr>
@@ -16953,7 +16920,17 @@
           <w:szCs w:val="20"/>
           <w:lang w:eastAsia="zh-CN"/>
         </w:rPr>
-        <w:t xml:space="preserve"> is not part of the emerging direct acetylene synthesis route and the main focus of the presentation is on the design of new catalysts for the TP process. It is suggested that plasma acetylene production and the development of new catalyst design for the TP process be presented in two separate sections.</w:t>
+        <w:t xml:space="preserve"> is not part of the emerging direct acetylene synthesis route and the main focus of the presentation is on the </w:t>
+      </w:r>
+      <w:r>
+        <w:rPr>
+          <w:rFonts w:ascii="Lato" w:eastAsia="DengXian" w:hAnsi="Lato" w:cs="Arial"/>
+          <w:color w:val="0000FF"/>
+          <w:szCs w:val="20"/>
+          <w:lang w:eastAsia="zh-CN"/>
+        </w:rPr>
+        <w:lastRenderedPageBreak/>
+        <w:t>design of new catalysts for the TP process. It is suggested that plasma acetylene production and the development of new catalyst design for the TP process be presented in two separate sections.</w:t>
       </w:r>
     </w:p>
     <w:p>
@@ -17123,7 +17100,6 @@
           <w:szCs w:val="20"/>
           <w:lang w:eastAsia="zh-CN"/>
         </w:rPr>
-        <w:lastRenderedPageBreak/>
         <w:t>2.14.3. Section 5 (Environmental and economic assessment of acetylene synthesis routes) provides a more in-depth analysis of the environmental and economic evaluation of acetylene synthesis. However, processes related to acetylene inevitably need to consider safety as an equally important or even higher priority than economic and environmental aspects. It is proposed to supplement the evaluation of the safety performance related to the several synthesis methods mentioned with a summary of the risks and challenges faced by each process in terms of safety.</w:t>
       </w:r>
     </w:p>
@@ -17172,18 +17148,7 @@
           <w:szCs w:val="20"/>
           <w:lang w:eastAsia="zh-CN"/>
         </w:rPr>
-        <w:t>the synthe</w:t>
-      </w:r>
-      <w:bookmarkStart w:id="23" w:name="_GoBack"/>
-      <w:bookmarkEnd w:id="23"/>
-      <w:r>
-        <w:rPr>
-          <w:rFonts w:ascii="Lato" w:eastAsia="DengXian" w:hAnsi="Lato" w:cs="Arial"/>
-          <w:iCs/>
-          <w:szCs w:val="20"/>
-          <w:lang w:eastAsia="zh-CN"/>
-        </w:rPr>
-        <w:t xml:space="preserve">sis of </w:t>
+        <w:t xml:space="preserve">the synthesis of </w:t>
       </w:r>
       <w:r>
         <w:rPr>
@@ -19235,7 +19200,7 @@
         </w:rPr>
         <w:t xml:space="preserve">of catalysts does not appear to reduce energy requirements. In fact, it often leads to energy consumption that is similar to or even higher than that of thermal plasma processes. Moreover, </w:t>
       </w:r>
-      <w:bookmarkStart w:id="24" w:name="_Hlk184302942"/>
+      <w:bookmarkStart w:id="23" w:name="_Hlk184302942"/>
       <w:r>
         <w:rPr>
           <w:rFonts w:ascii="Lato" w:eastAsia="Cambria" w:hAnsi="Lato" w:cs="Arial"/>
@@ -19245,7 +19210,7 @@
         </w:rPr>
         <w:t xml:space="preserve">the design of catalytic plasma reactors </w:t>
       </w:r>
-      <w:bookmarkEnd w:id="24"/>
+      <w:bookmarkEnd w:id="23"/>
       <w:r>
         <w:rPr>
           <w:rFonts w:ascii="Lato" w:eastAsia="Cambria" w:hAnsi="Lato" w:cs="Arial"/>
@@ -19325,7 +19290,7 @@
         </w:rPr>
         <w:t xml:space="preserve">production </w:t>
       </w:r>
-      <w:bookmarkStart w:id="25" w:name="_Hlk184302950"/>
+      <w:bookmarkStart w:id="24" w:name="_Hlk184302950"/>
       <w:r>
         <w:rPr>
           <w:rFonts w:ascii="Lato" w:eastAsia="Cambria" w:hAnsi="Lato" w:cs="Arial"/>
@@ -19335,7 +19300,7 @@
         </w:rPr>
         <w:t>remains complex and insufficiently explored</w:t>
       </w:r>
-      <w:bookmarkEnd w:id="25"/>
+      <w:bookmarkEnd w:id="24"/>
       <w:r>
         <w:rPr>
           <w:rFonts w:ascii="Lato" w:eastAsia="Cambria" w:hAnsi="Lato" w:cs="Arial"/>
@@ -19496,17 +19461,7 @@
           <w:szCs w:val="20"/>
           <w:lang w:eastAsia="x-none"/>
         </w:rPr>
-        <w:t xml:space="preserve">. Consequently, </w:t>
-      </w:r>
-      <w:r>
-        <w:rPr>
-          <w:rFonts w:ascii="Lato" w:eastAsia="Cambria" w:hAnsi="Lato" w:cs="Arial"/>
-          <w:color w:val="000000" w:themeColor="text1"/>
-          <w:szCs w:val="20"/>
-          <w:lang w:eastAsia="x-none"/>
-        </w:rPr>
-        <w:lastRenderedPageBreak/>
-        <w:t xml:space="preserve">catalytic thermal pyrolysis </w:t>
+        <w:t xml:space="preserve">. Consequently, catalytic thermal pyrolysis </w:t>
       </w:r>
       <w:r>
         <w:rPr>
@@ -19756,7 +19711,7 @@
 </file>
 
 <file path=word/endnotes.xml><?xml version="1.0" encoding="utf-8"?>
-<w:endnotes xmlns:wpc="http://schemas.microsoft.com/office/word/2010/wordprocessingCanvas" xmlns:cx="http://schemas.microsoft.com/office/drawing/2014/chartex" xmlns:cx1="http://schemas.microsoft.com/office/drawing/2015/9/8/chartex" xmlns:cx2="http://schemas.microsoft.com/office/drawing/2015/10/21/chartex" xmlns:cx3="http://schemas.microsoft.com/office/drawing/2016/5/9/chartex" xmlns:cx4="http://schemas.microsoft.com/office/drawing/2016/5/10/chartex" xmlns:cx5="http://schemas.microsoft.com/office/drawing/2016/5/11/chartex" xmlns:cx6="http://schemas.microsoft.com/office/drawing/2016/5/12/chartex" xmlns:cx7="http://schemas.microsoft.com/office/drawing/2016/5/13/chartex" xmlns:cx8="http://schemas.microsoft.com/office/drawing/2016/5/14/chartex" xmlns:mc="http://schemas.openxmlformats.org/markup-compatibility/2006" xmlns:aink="http://schemas.microsoft.com/office/drawing/2016/ink" xmlns:am3d="http://schemas.microsoft.com/office/drawing/2017/model3d" xmlns:o="urn:schemas-microsoft-com:office:office" xmlns:r="http://schemas.openxmlformats.org/officeDocument/2006/relationships" xmlns:m="http://schemas.openxmlformats.org/officeDocument/2006/math" xmlns:v="urn:schemas-microsoft-com:vml" xmlns:wp14="http://schemas.microsoft.com/office/word/2010/wordprocessingDrawing" xmlns:wp="http://schemas.openxmlformats.org/drawingml/2006/wordprocessingDrawing" xmlns:w10="urn:schemas-microsoft-com:office:word" xmlns:w="http://schemas.openxmlformats.org/wordprocessingml/2006/main" xmlns:w14="http://schemas.microsoft.com/office/word/2010/wordml" xmlns:w15="http://schemas.microsoft.com/office/word/2012/wordml" xmlns:w16cid="http://schemas.microsoft.com/office/word/2016/wordml/cid" xmlns:w16se="http://schemas.microsoft.com/office/word/2015/wordml/symex" xmlns:wpg="http://schemas.microsoft.com/office/word/2010/wordprocessingGroup" xmlns:wpi="http://schemas.microsoft.com/office/word/2010/wordprocessingInk" xmlns:wne="http://schemas.microsoft.com/office/word/2006/wordml" xmlns:wps="http://schemas.microsoft.com/office/word/2010/wordprocessingShape" mc:Ignorable="w14 w15 w16se w16cid wp14">
+<w:endnotes xmlns:wpc="http://schemas.microsoft.com/office/word/2010/wordprocessingCanvas" xmlns:cx="http://schemas.microsoft.com/office/drawing/2014/chartex" xmlns:cx1="http://schemas.microsoft.com/office/drawing/2015/9/8/chartex" xmlns:cx2="http://schemas.microsoft.com/office/drawing/2015/10/21/chartex" xmlns:cx3="http://schemas.microsoft.com/office/drawing/2016/5/9/chartex" xmlns:cx4="http://schemas.microsoft.com/office/drawing/2016/5/10/chartex" xmlns:cx5="http://schemas.microsoft.com/office/drawing/2016/5/11/chartex" xmlns:cx6="http://schemas.microsoft.com/office/drawing/2016/5/12/chartex" xmlns:cx7="http://schemas.microsoft.com/office/drawing/2016/5/13/chartex" xmlns:cx8="http://schemas.microsoft.com/office/drawing/2016/5/14/chartex" xmlns:mc="http://schemas.openxmlformats.org/markup-compatibility/2006" xmlns:aink="http://schemas.microsoft.com/office/drawing/2016/ink" xmlns:am3d="http://schemas.microsoft.com/office/drawing/2017/model3d" xmlns:o="urn:schemas-microsoft-com:office:office" xmlns:oel="http://schemas.microsoft.com/office/2019/extlst" xmlns:r="http://schemas.openxmlformats.org/officeDocument/2006/relationships" xmlns:m="http://schemas.openxmlformats.org/officeDocument/2006/math" xmlns:v="urn:schemas-microsoft-com:vml" xmlns:wp14="http://schemas.microsoft.com/office/word/2010/wordprocessingDrawing" xmlns:wp="http://schemas.openxmlformats.org/drawingml/2006/wordprocessingDrawing" xmlns:w10="urn:schemas-microsoft-com:office:word" xmlns:w="http://schemas.openxmlformats.org/wordprocessingml/2006/main" xmlns:w14="http://schemas.microsoft.com/office/word/2010/wordml" xmlns:w15="http://schemas.microsoft.com/office/word/2012/wordml" xmlns:w16cex="http://schemas.microsoft.com/office/word/2018/wordml/cex" xmlns:w16cid="http://schemas.microsoft.com/office/word/2016/wordml/cid" xmlns:w16="http://schemas.microsoft.com/office/word/2018/wordml" xmlns:w16du="http://schemas.microsoft.com/office/word/2023/wordml/word16du" xmlns:w16sdtdh="http://schemas.microsoft.com/office/word/2020/wordml/sdtdatahash" xmlns:w16se="http://schemas.microsoft.com/office/word/2015/wordml/symex" xmlns:wpg="http://schemas.microsoft.com/office/word/2010/wordprocessingGroup" xmlns:wpi="http://schemas.microsoft.com/office/word/2010/wordprocessingInk" xmlns:wne="http://schemas.microsoft.com/office/word/2006/wordml" xmlns:wps="http://schemas.microsoft.com/office/word/2010/wordprocessingShape" mc:Ignorable="w14 w15 w16se w16cid w16 w16cex w16sdtdh w16du wp14">
   <w:endnote w:type="separator" w:id="-1">
     <w:p>
       <w:pPr>
@@ -19788,7 +19743,7 @@
 </file>
 
 <file path=word/footer1.xml><?xml version="1.0" encoding="utf-8"?>
-<w:ftr xmlns:wpc="http://schemas.microsoft.com/office/word/2010/wordprocessingCanvas" xmlns:cx="http://schemas.microsoft.com/office/drawing/2014/chartex" xmlns:cx1="http://schemas.microsoft.com/office/drawing/2015/9/8/chartex" xmlns:cx2="http://schemas.microsoft.com/office/drawing/2015/10/21/chartex" xmlns:cx3="http://schemas.microsoft.com/office/drawing/2016/5/9/chartex" xmlns:cx4="http://schemas.microsoft.com/office/drawing/2016/5/10/chartex" xmlns:cx5="http://schemas.microsoft.com/office/drawing/2016/5/11/chartex" xmlns:cx6="http://schemas.microsoft.com/office/drawing/2016/5/12/chartex" xmlns:cx7="http://schemas.microsoft.com/office/drawing/2016/5/13/chartex" xmlns:cx8="http://schemas.microsoft.com/office/drawing/2016/5/14/chartex" xmlns:mc="http://schemas.openxmlformats.org/markup-compatibility/2006" xmlns:aink="http://schemas.microsoft.com/office/drawing/2016/ink" xmlns:am3d="http://schemas.microsoft.com/office/drawing/2017/model3d" xmlns:o="urn:schemas-microsoft-com:office:office" xmlns:r="http://schemas.openxmlformats.org/officeDocument/2006/relationships" xmlns:m="http://schemas.openxmlformats.org/officeDocument/2006/math" xmlns:v="urn:schemas-microsoft-com:vml" xmlns:wp14="http://schemas.microsoft.com/office/word/2010/wordprocessingDrawing" xmlns:wp="http://schemas.openxmlformats.org/drawingml/2006/wordprocessingDrawing" xmlns:w10="urn:schemas-microsoft-com:office:word" xmlns:w="http://schemas.openxmlformats.org/wordprocessingml/2006/main" xmlns:w14="http://schemas.microsoft.com/office/word/2010/wordml" xmlns:w15="http://schemas.microsoft.com/office/word/2012/wordml" xmlns:w16cid="http://schemas.microsoft.com/office/word/2016/wordml/cid" xmlns:w16se="http://schemas.microsoft.com/office/word/2015/wordml/symex" xmlns:wpg="http://schemas.microsoft.com/office/word/2010/wordprocessingGroup" xmlns:wpi="http://schemas.microsoft.com/office/word/2010/wordprocessingInk" xmlns:wne="http://schemas.microsoft.com/office/word/2006/wordml" xmlns:wps="http://schemas.microsoft.com/office/word/2010/wordprocessingShape" mc:Ignorable="w14 w15 w16se w16cid wp14">
+<w:ftr xmlns:wpc="http://schemas.microsoft.com/office/word/2010/wordprocessingCanvas" xmlns:cx="http://schemas.microsoft.com/office/drawing/2014/chartex" xmlns:cx1="http://schemas.microsoft.com/office/drawing/2015/9/8/chartex" xmlns:cx2="http://schemas.microsoft.com/office/drawing/2015/10/21/chartex" xmlns:cx3="http://schemas.microsoft.com/office/drawing/2016/5/9/chartex" xmlns:cx4="http://schemas.microsoft.com/office/drawing/2016/5/10/chartex" xmlns:cx5="http://schemas.microsoft.com/office/drawing/2016/5/11/chartex" xmlns:cx6="http://schemas.microsoft.com/office/drawing/2016/5/12/chartex" xmlns:cx7="http://schemas.microsoft.com/office/drawing/2016/5/13/chartex" xmlns:cx8="http://schemas.microsoft.com/office/drawing/2016/5/14/chartex" xmlns:mc="http://schemas.openxmlformats.org/markup-compatibility/2006" xmlns:aink="http://schemas.microsoft.com/office/drawing/2016/ink" xmlns:am3d="http://schemas.microsoft.com/office/drawing/2017/model3d" xmlns:o="urn:schemas-microsoft-com:office:office" xmlns:oel="http://schemas.microsoft.com/office/2019/extlst" xmlns:r="http://schemas.openxmlformats.org/officeDocument/2006/relationships" xmlns:m="http://schemas.openxmlformats.org/officeDocument/2006/math" xmlns:v="urn:schemas-microsoft-com:vml" xmlns:wp14="http://schemas.microsoft.com/office/word/2010/wordprocessingDrawing" xmlns:wp="http://schemas.openxmlformats.org/drawingml/2006/wordprocessingDrawing" xmlns:w10="urn:schemas-microsoft-com:office:word" xmlns:w="http://schemas.openxmlformats.org/wordprocessingml/2006/main" xmlns:w14="http://schemas.microsoft.com/office/word/2010/wordml" xmlns:w15="http://schemas.microsoft.com/office/word/2012/wordml" xmlns:w16cex="http://schemas.microsoft.com/office/word/2018/wordml/cex" xmlns:w16cid="http://schemas.microsoft.com/office/word/2016/wordml/cid" xmlns:w16="http://schemas.microsoft.com/office/word/2018/wordml" xmlns:w16du="http://schemas.microsoft.com/office/word/2023/wordml/word16du" xmlns:w16sdtdh="http://schemas.microsoft.com/office/word/2020/wordml/sdtdatahash" xmlns:w16se="http://schemas.microsoft.com/office/word/2015/wordml/symex" xmlns:wpg="http://schemas.microsoft.com/office/word/2010/wordprocessingGroup" xmlns:wpi="http://schemas.microsoft.com/office/word/2010/wordprocessingInk" xmlns:wne="http://schemas.microsoft.com/office/word/2006/wordml" xmlns:wps="http://schemas.microsoft.com/office/word/2010/wordprocessingShape" mc:Ignorable="w14 w15 w16se w16cid w16 w16cex w16sdtdh w16du wp14">
   <w:sdt>
     <w:sdtPr>
       <w:id w:val="-1899825971"/>
@@ -19856,7 +19811,7 @@
 </file>
 
 <file path=word/footer2.xml><?xml version="1.0" encoding="utf-8"?>
-<w:ftr xmlns:wpc="http://schemas.microsoft.com/office/word/2010/wordprocessingCanvas" xmlns:cx="http://schemas.microsoft.com/office/drawing/2014/chartex" xmlns:cx1="http://schemas.microsoft.com/office/drawing/2015/9/8/chartex" xmlns:cx2="http://schemas.microsoft.com/office/drawing/2015/10/21/chartex" xmlns:cx3="http://schemas.microsoft.com/office/drawing/2016/5/9/chartex" xmlns:cx4="http://schemas.microsoft.com/office/drawing/2016/5/10/chartex" xmlns:cx5="http://schemas.microsoft.com/office/drawing/2016/5/11/chartex" xmlns:cx6="http://schemas.microsoft.com/office/drawing/2016/5/12/chartex" xmlns:cx7="http://schemas.microsoft.com/office/drawing/2016/5/13/chartex" xmlns:cx8="http://schemas.microsoft.com/office/drawing/2016/5/14/chartex" xmlns:mc="http://schemas.openxmlformats.org/markup-compatibility/2006" xmlns:aink="http://schemas.microsoft.com/office/drawing/2016/ink" xmlns:am3d="http://schemas.microsoft.com/office/drawing/2017/model3d" xmlns:o="urn:schemas-microsoft-com:office:office" xmlns:r="http://schemas.openxmlformats.org/officeDocument/2006/relationships" xmlns:m="http://schemas.openxmlformats.org/officeDocument/2006/math" xmlns:v="urn:schemas-microsoft-com:vml" xmlns:wp14="http://schemas.microsoft.com/office/word/2010/wordprocessingDrawing" xmlns:wp="http://schemas.openxmlformats.org/drawingml/2006/wordprocessingDrawing" xmlns:w10="urn:schemas-microsoft-com:office:word" xmlns:w="http://schemas.openxmlformats.org/wordprocessingml/2006/main" xmlns:w14="http://schemas.microsoft.com/office/word/2010/wordml" xmlns:w15="http://schemas.microsoft.com/office/word/2012/wordml" xmlns:w16cid="http://schemas.microsoft.com/office/word/2016/wordml/cid" xmlns:w16se="http://schemas.microsoft.com/office/word/2015/wordml/symex" xmlns:wpg="http://schemas.microsoft.com/office/word/2010/wordprocessingGroup" xmlns:wpi="http://schemas.microsoft.com/office/word/2010/wordprocessingInk" xmlns:wne="http://schemas.microsoft.com/office/word/2006/wordml" xmlns:wps="http://schemas.microsoft.com/office/word/2010/wordprocessingShape" mc:Ignorable="w14 w15 w16se w16cid wp14">
+<w:ftr xmlns:wpc="http://schemas.microsoft.com/office/word/2010/wordprocessingCanvas" xmlns:cx="http://schemas.microsoft.com/office/drawing/2014/chartex" xmlns:cx1="http://schemas.microsoft.com/office/drawing/2015/9/8/chartex" xmlns:cx2="http://schemas.microsoft.com/office/drawing/2015/10/21/chartex" xmlns:cx3="http://schemas.microsoft.com/office/drawing/2016/5/9/chartex" xmlns:cx4="http://schemas.microsoft.com/office/drawing/2016/5/10/chartex" xmlns:cx5="http://schemas.microsoft.com/office/drawing/2016/5/11/chartex" xmlns:cx6="http://schemas.microsoft.com/office/drawing/2016/5/12/chartex" xmlns:cx7="http://schemas.microsoft.com/office/drawing/2016/5/13/chartex" xmlns:cx8="http://schemas.microsoft.com/office/drawing/2016/5/14/chartex" xmlns:mc="http://schemas.openxmlformats.org/markup-compatibility/2006" xmlns:aink="http://schemas.microsoft.com/office/drawing/2016/ink" xmlns:am3d="http://schemas.microsoft.com/office/drawing/2017/model3d" xmlns:o="urn:schemas-microsoft-com:office:office" xmlns:oel="http://schemas.microsoft.com/office/2019/extlst" xmlns:r="http://schemas.openxmlformats.org/officeDocument/2006/relationships" xmlns:m="http://schemas.openxmlformats.org/officeDocument/2006/math" xmlns:v="urn:schemas-microsoft-com:vml" xmlns:wp14="http://schemas.microsoft.com/office/word/2010/wordprocessingDrawing" xmlns:wp="http://schemas.openxmlformats.org/drawingml/2006/wordprocessingDrawing" xmlns:w10="urn:schemas-microsoft-com:office:word" xmlns:w="http://schemas.openxmlformats.org/wordprocessingml/2006/main" xmlns:w14="http://schemas.microsoft.com/office/word/2010/wordml" xmlns:w15="http://schemas.microsoft.com/office/word/2012/wordml" xmlns:w16cex="http://schemas.microsoft.com/office/word/2018/wordml/cex" xmlns:w16cid="http://schemas.microsoft.com/office/word/2016/wordml/cid" xmlns:w16="http://schemas.microsoft.com/office/word/2018/wordml" xmlns:w16du="http://schemas.microsoft.com/office/word/2023/wordml/word16du" xmlns:w16sdtdh="http://schemas.microsoft.com/office/word/2020/wordml/sdtdatahash" xmlns:w16se="http://schemas.microsoft.com/office/word/2015/wordml/symex" xmlns:wpg="http://schemas.microsoft.com/office/word/2010/wordprocessingGroup" xmlns:wpi="http://schemas.microsoft.com/office/word/2010/wordprocessingInk" xmlns:wne="http://schemas.microsoft.com/office/word/2006/wordml" xmlns:wps="http://schemas.microsoft.com/office/word/2010/wordprocessingShape" mc:Ignorable="w14 w15 w16se w16cid w16 w16cex w16sdtdh w16du wp14">
   <w:sdt>
     <w:sdtPr>
       <w:rPr>
@@ -19942,7 +19897,7 @@
 </file>
 
 <file path=word/footnotes.xml><?xml version="1.0" encoding="utf-8"?>
-<w:footnotes xmlns:wpc="http://schemas.microsoft.com/office/word/2010/wordprocessingCanvas" xmlns:cx="http://schemas.microsoft.com/office/drawing/2014/chartex" xmlns:cx1="http://schemas.microsoft.com/office/drawing/2015/9/8/chartex" xmlns:cx2="http://schemas.microsoft.com/office/drawing/2015/10/21/chartex" xmlns:cx3="http://schemas.microsoft.com/office/drawing/2016/5/9/chartex" xmlns:cx4="http://schemas.microsoft.com/office/drawing/2016/5/10/chartex" xmlns:cx5="http://schemas.microsoft.com/office/drawing/2016/5/11/chartex" xmlns:cx6="http://schemas.microsoft.com/office/drawing/2016/5/12/chartex" xmlns:cx7="http://schemas.microsoft.com/office/drawing/2016/5/13/chartex" xmlns:cx8="http://schemas.microsoft.com/office/drawing/2016/5/14/chartex" xmlns:mc="http://schemas.openxmlformats.org/markup-compatibility/2006" xmlns:aink="http://schemas.microsoft.com/office/drawing/2016/ink" xmlns:am3d="http://schemas.microsoft.com/office/drawing/2017/model3d" xmlns:o="urn:schemas-microsoft-com:office:office" xmlns:r="http://schemas.openxmlformats.org/officeDocument/2006/relationships" xmlns:m="http://schemas.openxmlformats.org/officeDocument/2006/math" xmlns:v="urn:schemas-microsoft-com:vml" xmlns:wp14="http://schemas.microsoft.com/office/word/2010/wordprocessingDrawing" xmlns:wp="http://schemas.openxmlformats.org/drawingml/2006/wordprocessingDrawing" xmlns:w10="urn:schemas-microsoft-com:office:word" xmlns:w="http://schemas.openxmlformats.org/wordprocessingml/2006/main" xmlns:w14="http://schemas.microsoft.com/office/word/2010/wordml" xmlns:w15="http://schemas.microsoft.com/office/word/2012/wordml" xmlns:w16cid="http://schemas.microsoft.com/office/word/2016/wordml/cid" xmlns:w16se="http://schemas.microsoft.com/office/word/2015/wordml/symex" xmlns:wpg="http://schemas.microsoft.com/office/word/2010/wordprocessingGroup" xmlns:wpi="http://schemas.microsoft.com/office/word/2010/wordprocessingInk" xmlns:wne="http://schemas.microsoft.com/office/word/2006/wordml" xmlns:wps="http://schemas.microsoft.com/office/word/2010/wordprocessingShape" mc:Ignorable="w14 w15 w16se w16cid wp14">
+<w:footnotes xmlns:wpc="http://schemas.microsoft.com/office/word/2010/wordprocessingCanvas" xmlns:cx="http://schemas.microsoft.com/office/drawing/2014/chartex" xmlns:cx1="http://schemas.microsoft.com/office/drawing/2015/9/8/chartex" xmlns:cx2="http://schemas.microsoft.com/office/drawing/2015/10/21/chartex" xmlns:cx3="http://schemas.microsoft.com/office/drawing/2016/5/9/chartex" xmlns:cx4="http://schemas.microsoft.com/office/drawing/2016/5/10/chartex" xmlns:cx5="http://schemas.microsoft.com/office/drawing/2016/5/11/chartex" xmlns:cx6="http://schemas.microsoft.com/office/drawing/2016/5/12/chartex" xmlns:cx7="http://schemas.microsoft.com/office/drawing/2016/5/13/chartex" xmlns:cx8="http://schemas.microsoft.com/office/drawing/2016/5/14/chartex" xmlns:mc="http://schemas.openxmlformats.org/markup-compatibility/2006" xmlns:aink="http://schemas.microsoft.com/office/drawing/2016/ink" xmlns:am3d="http://schemas.microsoft.com/office/drawing/2017/model3d" xmlns:o="urn:schemas-microsoft-com:office:office" xmlns:oel="http://schemas.microsoft.com/office/2019/extlst" xmlns:r="http://schemas.openxmlformats.org/officeDocument/2006/relationships" xmlns:m="http://schemas.openxmlformats.org/officeDocument/2006/math" xmlns:v="urn:schemas-microsoft-com:vml" xmlns:wp14="http://schemas.microsoft.com/office/word/2010/wordprocessingDrawing" xmlns:wp="http://schemas.openxmlformats.org/drawingml/2006/wordprocessingDrawing" xmlns:w10="urn:schemas-microsoft-com:office:word" xmlns:w="http://schemas.openxmlformats.org/wordprocessingml/2006/main" xmlns:w14="http://schemas.microsoft.com/office/word/2010/wordml" xmlns:w15="http://schemas.microsoft.com/office/word/2012/wordml" xmlns:w16cex="http://schemas.microsoft.com/office/word/2018/wordml/cex" xmlns:w16cid="http://schemas.microsoft.com/office/word/2016/wordml/cid" xmlns:w16="http://schemas.microsoft.com/office/word/2018/wordml" xmlns:w16du="http://schemas.microsoft.com/office/word/2023/wordml/word16du" xmlns:w16sdtdh="http://schemas.microsoft.com/office/word/2020/wordml/sdtdatahash" xmlns:w16se="http://schemas.microsoft.com/office/word/2015/wordml/symex" xmlns:wpg="http://schemas.microsoft.com/office/word/2010/wordprocessingGroup" xmlns:wpi="http://schemas.microsoft.com/office/word/2010/wordprocessingInk" xmlns:wne="http://schemas.microsoft.com/office/word/2006/wordml" xmlns:wps="http://schemas.microsoft.com/office/word/2010/wordprocessingShape" mc:Ignorable="w14 w15 w16se w16cid w16 w16cex w16sdtdh w16du wp14">
   <w:footnote w:type="separator" w:id="-1">
     <w:p>
       <w:pPr>
@@ -19974,7 +19929,7 @@
 </file>
 
 <file path=word/numbering.xml><?xml version="1.0" encoding="utf-8"?>
-<w:numbering xmlns:wpc="http://schemas.microsoft.com/office/word/2010/wordprocessingCanvas" xmlns:cx="http://schemas.microsoft.com/office/drawing/2014/chartex" xmlns:cx1="http://schemas.microsoft.com/office/drawing/2015/9/8/chartex" xmlns:cx2="http://schemas.microsoft.com/office/drawing/2015/10/21/chartex" xmlns:cx3="http://schemas.microsoft.com/office/drawing/2016/5/9/chartex" xmlns:cx4="http://schemas.microsoft.com/office/drawing/2016/5/10/chartex" xmlns:cx5="http://schemas.microsoft.com/office/drawing/2016/5/11/chartex" xmlns:cx6="http://schemas.microsoft.com/office/drawing/2016/5/12/chartex" xmlns:cx7="http://schemas.microsoft.com/office/drawing/2016/5/13/chartex" xmlns:cx8="http://schemas.microsoft.com/office/drawing/2016/5/14/chartex" xmlns:mc="http://schemas.openxmlformats.org/markup-compatibility/2006" xmlns:aink="http://schemas.microsoft.com/office/drawing/2016/ink" xmlns:am3d="http://schemas.microsoft.com/office/drawing/2017/model3d" xmlns:o="urn:schemas-microsoft-com:office:office" xmlns:r="http://schemas.openxmlformats.org/officeDocument/2006/relationships" xmlns:m="http://schemas.openxmlformats.org/officeDocument/2006/math" xmlns:v="urn:schemas-microsoft-com:vml" xmlns:wp14="http://schemas.microsoft.com/office/word/2010/wordprocessingDrawing" xmlns:wp="http://schemas.openxmlformats.org/drawingml/2006/wordprocessingDrawing" xmlns:w10="urn:schemas-microsoft-com:office:word" xmlns:w="http://schemas.openxmlformats.org/wordprocessingml/2006/main" xmlns:w14="http://schemas.microsoft.com/office/word/2010/wordml" xmlns:w15="http://schemas.microsoft.com/office/word/2012/wordml" xmlns:w16cid="http://schemas.microsoft.com/office/word/2016/wordml/cid" xmlns:w16se="http://schemas.microsoft.com/office/word/2015/wordml/symex" xmlns:wpg="http://schemas.microsoft.com/office/word/2010/wordprocessingGroup" xmlns:wpi="http://schemas.microsoft.com/office/word/2010/wordprocessingInk" xmlns:wne="http://schemas.microsoft.com/office/word/2006/wordml" xmlns:wps="http://schemas.microsoft.com/office/word/2010/wordprocessingShape" mc:Ignorable="w14 w15 w16se w16cid wp14">
+<w:numbering xmlns:wpc="http://schemas.microsoft.com/office/word/2010/wordprocessingCanvas" xmlns:cx="http://schemas.microsoft.com/office/drawing/2014/chartex" xmlns:cx1="http://schemas.microsoft.com/office/drawing/2015/9/8/chartex" xmlns:cx2="http://schemas.microsoft.com/office/drawing/2015/10/21/chartex" xmlns:cx3="http://schemas.microsoft.com/office/drawing/2016/5/9/chartex" xmlns:cx4="http://schemas.microsoft.com/office/drawing/2016/5/10/chartex" xmlns:cx5="http://schemas.microsoft.com/office/drawing/2016/5/11/chartex" xmlns:cx6="http://schemas.microsoft.com/office/drawing/2016/5/12/chartex" xmlns:cx7="http://schemas.microsoft.com/office/drawing/2016/5/13/chartex" xmlns:cx8="http://schemas.microsoft.com/office/drawing/2016/5/14/chartex" xmlns:mc="http://schemas.openxmlformats.org/markup-compatibility/2006" xmlns:aink="http://schemas.microsoft.com/office/drawing/2016/ink" xmlns:am3d="http://schemas.microsoft.com/office/drawing/2017/model3d" xmlns:o="urn:schemas-microsoft-com:office:office" xmlns:oel="http://schemas.microsoft.com/office/2019/extlst" xmlns:r="http://schemas.openxmlformats.org/officeDocument/2006/relationships" xmlns:m="http://schemas.openxmlformats.org/officeDocument/2006/math" xmlns:v="urn:schemas-microsoft-com:vml" xmlns:wp14="http://schemas.microsoft.com/office/word/2010/wordprocessingDrawing" xmlns:wp="http://schemas.openxmlformats.org/drawingml/2006/wordprocessingDrawing" xmlns:w10="urn:schemas-microsoft-com:office:word" xmlns:w="http://schemas.openxmlformats.org/wordprocessingml/2006/main" xmlns:w14="http://schemas.microsoft.com/office/word/2010/wordml" xmlns:w15="http://schemas.microsoft.com/office/word/2012/wordml" xmlns:w16cex="http://schemas.microsoft.com/office/word/2018/wordml/cex" xmlns:w16cid="http://schemas.microsoft.com/office/word/2016/wordml/cid" xmlns:w16="http://schemas.microsoft.com/office/word/2018/wordml" xmlns:w16du="http://schemas.microsoft.com/office/word/2023/wordml/word16du" xmlns:w16sdtdh="http://schemas.microsoft.com/office/word/2020/wordml/sdtdatahash" xmlns:w16se="http://schemas.microsoft.com/office/word/2015/wordml/symex" xmlns:wpg="http://schemas.microsoft.com/office/word/2010/wordprocessingGroup" xmlns:wpi="http://schemas.microsoft.com/office/word/2010/wordprocessingInk" xmlns:wne="http://schemas.microsoft.com/office/word/2006/wordml" xmlns:wps="http://schemas.microsoft.com/office/word/2010/wordprocessingShape" mc:Ignorable="w14 w15 w16se w16cid w16 w16cex w16sdtdh w16du wp14">
   <w:abstractNum w:abstractNumId="0" w15:restartNumberingAfterBreak="0">
     <w:nsid w:val="040303C3"/>
     <w:multiLevelType w:val="hybridMultilevel"/>
@@ -22623,80 +22578,80 @@
       </w:pPr>
     </w:lvl>
   </w:abstractNum>
-  <w:num w:numId="1">
+  <w:num w:numId="1" w16cid:durableId="1828593777">
     <w:abstractNumId w:val="15"/>
   </w:num>
-  <w:num w:numId="2">
+  <w:num w:numId="2" w16cid:durableId="2061442986">
     <w:abstractNumId w:val="14"/>
   </w:num>
-  <w:num w:numId="3">
+  <w:num w:numId="3" w16cid:durableId="647824850">
     <w:abstractNumId w:val="18"/>
   </w:num>
-  <w:num w:numId="4">
+  <w:num w:numId="4" w16cid:durableId="2030715539">
     <w:abstractNumId w:val="12"/>
   </w:num>
-  <w:num w:numId="5">
+  <w:num w:numId="5" w16cid:durableId="189730741">
     <w:abstractNumId w:val="0"/>
   </w:num>
-  <w:num w:numId="6">
+  <w:num w:numId="6" w16cid:durableId="1735857129">
     <w:abstractNumId w:val="11"/>
   </w:num>
-  <w:num w:numId="7">
+  <w:num w:numId="7" w16cid:durableId="609092855">
     <w:abstractNumId w:val="17"/>
   </w:num>
-  <w:num w:numId="8">
+  <w:num w:numId="8" w16cid:durableId="1426413419">
     <w:abstractNumId w:val="8"/>
   </w:num>
-  <w:num w:numId="9">
+  <w:num w:numId="9" w16cid:durableId="1585647379">
     <w:abstractNumId w:val="2"/>
   </w:num>
-  <w:num w:numId="10">
+  <w:num w:numId="10" w16cid:durableId="1807357034">
     <w:abstractNumId w:val="4"/>
   </w:num>
-  <w:num w:numId="11">
+  <w:num w:numId="11" w16cid:durableId="1181815311">
     <w:abstractNumId w:val="9"/>
   </w:num>
-  <w:num w:numId="12">
+  <w:num w:numId="12" w16cid:durableId="1077553837">
     <w:abstractNumId w:val="13"/>
   </w:num>
-  <w:num w:numId="13">
+  <w:num w:numId="13" w16cid:durableId="373504859">
     <w:abstractNumId w:val="16"/>
   </w:num>
-  <w:num w:numId="14">
+  <w:num w:numId="14" w16cid:durableId="768282376">
     <w:abstractNumId w:val="21"/>
   </w:num>
-  <w:num w:numId="15">
+  <w:num w:numId="15" w16cid:durableId="1892306793">
     <w:abstractNumId w:val="5"/>
   </w:num>
-  <w:num w:numId="16">
+  <w:num w:numId="16" w16cid:durableId="1746610438">
     <w:abstractNumId w:val="20"/>
   </w:num>
-  <w:num w:numId="17">
+  <w:num w:numId="17" w16cid:durableId="576325688">
     <w:abstractNumId w:val="3"/>
   </w:num>
-  <w:num w:numId="18">
+  <w:num w:numId="18" w16cid:durableId="1054161377">
     <w:abstractNumId w:val="22"/>
   </w:num>
-  <w:num w:numId="19">
+  <w:num w:numId="19" w16cid:durableId="30375676">
     <w:abstractNumId w:val="10"/>
   </w:num>
-  <w:num w:numId="20">
+  <w:num w:numId="20" w16cid:durableId="1382288257">
     <w:abstractNumId w:val="1"/>
   </w:num>
-  <w:num w:numId="21">
+  <w:num w:numId="21" w16cid:durableId="1177646904">
     <w:abstractNumId w:val="6"/>
   </w:num>
-  <w:num w:numId="22">
+  <w:num w:numId="22" w16cid:durableId="1511793207">
     <w:abstractNumId w:val="7"/>
   </w:num>
-  <w:num w:numId="23">
+  <w:num w:numId="23" w16cid:durableId="711030957">
     <w:abstractNumId w:val="19"/>
   </w:num>
 </w:numbering>
 </file>
 
 <file path=word/styles.xml><?xml version="1.0" encoding="utf-8"?>
-<w:styles xmlns:mc="http://schemas.openxmlformats.org/markup-compatibility/2006" xmlns:r="http://schemas.openxmlformats.org/officeDocument/2006/relationships" xmlns:w="http://schemas.openxmlformats.org/wordprocessingml/2006/main" xmlns:w14="http://schemas.microsoft.com/office/word/2010/wordml" xmlns:w15="http://schemas.microsoft.com/office/word/2012/wordml" xmlns:w16cid="http://schemas.microsoft.com/office/word/2016/wordml/cid" xmlns:w16se="http://schemas.microsoft.com/office/word/2015/wordml/symex" mc:Ignorable="w14 w15 w16se w16cid">
+<w:styles xmlns:mc="http://schemas.openxmlformats.org/markup-compatibility/2006" xmlns:r="http://schemas.openxmlformats.org/officeDocument/2006/relationships" xmlns:w="http://schemas.openxmlformats.org/wordprocessingml/2006/main" xmlns:w14="http://schemas.microsoft.com/office/word/2010/wordml" xmlns:w15="http://schemas.microsoft.com/office/word/2012/wordml" xmlns:w16cex="http://schemas.microsoft.com/office/word/2018/wordml/cex" xmlns:w16cid="http://schemas.microsoft.com/office/word/2016/wordml/cid" xmlns:w16="http://schemas.microsoft.com/office/word/2018/wordml" xmlns:w16du="http://schemas.microsoft.com/office/word/2023/wordml/word16du" xmlns:w16sdtdh="http://schemas.microsoft.com/office/word/2020/wordml/sdtdatahash" xmlns:w16se="http://schemas.microsoft.com/office/word/2015/wordml/symex" mc:Ignorable="w14 w15 w16se w16cid w16 w16cex w16sdtdh w16du">
   <w:docDefaults>
     <w:rPrDefault>
       <w:rPr>
@@ -22712,7 +22667,7 @@
       </w:pPr>
     </w:pPrDefault>
   </w:docDefaults>
-  <w:latentStyles w:defLockedState="0" w:defUIPriority="99" w:defSemiHidden="0" w:defUnhideWhenUsed="0" w:defQFormat="0" w:count="375">
+  <w:latentStyles w:defLockedState="0" w:defUIPriority="99" w:defSemiHidden="0" w:defUnhideWhenUsed="0" w:defQFormat="0" w:count="376">
     <w:lsdException w:name="Normal" w:uiPriority="0" w:qFormat="1"/>
     <w:lsdException w:name="heading 1" w:uiPriority="9" w:qFormat="1"/>
     <w:lsdException w:name="heading 2" w:semiHidden="1" w:uiPriority="9" w:unhideWhenUsed="1" w:qFormat="1"/>
@@ -23088,6 +23043,7 @@
     <w:lsdException w:name="Smart Hyperlink" w:semiHidden="1" w:unhideWhenUsed="1"/>
     <w:lsdException w:name="Hashtag" w:semiHidden="1" w:unhideWhenUsed="1"/>
     <w:lsdException w:name="Unresolved Mention" w:semiHidden="1" w:unhideWhenUsed="1"/>
+    <w:lsdException w:name="Smart Link" w:semiHidden="1" w:unhideWhenUsed="1"/>
   </w:latentStyles>
   <w:style w:type="paragraph" w:default="1" w:styleId="Normal">
     <w:name w:val="Normal"/>

--- a/writing/revision_files/final/doc_files/NATCHEMENG-24061044_response_to_reviewers.docx
+++ b/writing/revision_files/final/doc_files/NATCHEMENG-24061044_response_to_reviewers.docx
@@ -1,6 +1,6 @@
 
 <file path=word/document.xml><?xml version="1.0" encoding="utf-8"?>
-<w:document xmlns:wpc="http://schemas.microsoft.com/office/word/2010/wordprocessingCanvas" xmlns:cx="http://schemas.microsoft.com/office/drawing/2014/chartex" xmlns:cx1="http://schemas.microsoft.com/office/drawing/2015/9/8/chartex" xmlns:cx2="http://schemas.microsoft.com/office/drawing/2015/10/21/chartex" xmlns:cx3="http://schemas.microsoft.com/office/drawing/2016/5/9/chartex" xmlns:cx4="http://schemas.microsoft.com/office/drawing/2016/5/10/chartex" xmlns:cx5="http://schemas.microsoft.com/office/drawing/2016/5/11/chartex" xmlns:cx6="http://schemas.microsoft.com/office/drawing/2016/5/12/chartex" xmlns:cx7="http://schemas.microsoft.com/office/drawing/2016/5/13/chartex" xmlns:cx8="http://schemas.microsoft.com/office/drawing/2016/5/14/chartex" xmlns:mc="http://schemas.openxmlformats.org/markup-compatibility/2006" xmlns:aink="http://schemas.microsoft.com/office/drawing/2016/ink" xmlns:am3d="http://schemas.microsoft.com/office/drawing/2017/model3d" xmlns:o="urn:schemas-microsoft-com:office:office" xmlns:oel="http://schemas.microsoft.com/office/2019/extlst" xmlns:r="http://schemas.openxmlformats.org/officeDocument/2006/relationships" xmlns:m="http://schemas.openxmlformats.org/officeDocument/2006/math" xmlns:v="urn:schemas-microsoft-com:vml" xmlns:wp14="http://schemas.microsoft.com/office/word/2010/wordprocessingDrawing" xmlns:wp="http://schemas.openxmlformats.org/drawingml/2006/wordprocessingDrawing" xmlns:w10="urn:schemas-microsoft-com:office:word" xmlns:w="http://schemas.openxmlformats.org/wordprocessingml/2006/main" xmlns:w14="http://schemas.microsoft.com/office/word/2010/wordml" xmlns:w15="http://schemas.microsoft.com/office/word/2012/wordml" xmlns:w16cex="http://schemas.microsoft.com/office/word/2018/wordml/cex" xmlns:w16cid="http://schemas.microsoft.com/office/word/2016/wordml/cid" xmlns:w16="http://schemas.microsoft.com/office/word/2018/wordml" xmlns:w16du="http://schemas.microsoft.com/office/word/2023/wordml/word16du" xmlns:w16sdtdh="http://schemas.microsoft.com/office/word/2020/wordml/sdtdatahash" xmlns:w16se="http://schemas.microsoft.com/office/word/2015/wordml/symex" xmlns:wpg="http://schemas.microsoft.com/office/word/2010/wordprocessingGroup" xmlns:wpi="http://schemas.microsoft.com/office/word/2010/wordprocessingInk" xmlns:wne="http://schemas.microsoft.com/office/word/2006/wordml" xmlns:wps="http://schemas.microsoft.com/office/word/2010/wordprocessingShape" mc:Ignorable="w14 w15 w16se w16cid w16 w16cex w16sdtdh w16du wp14">
+<w:document xmlns:wpc="http://schemas.microsoft.com/office/word/2010/wordprocessingCanvas" xmlns:cx="http://schemas.microsoft.com/office/drawing/2014/chartex" xmlns:cx1="http://schemas.microsoft.com/office/drawing/2015/9/8/chartex" xmlns:cx2="http://schemas.microsoft.com/office/drawing/2015/10/21/chartex" xmlns:cx3="http://schemas.microsoft.com/office/drawing/2016/5/9/chartex" xmlns:cx4="http://schemas.microsoft.com/office/drawing/2016/5/10/chartex" xmlns:cx5="http://schemas.microsoft.com/office/drawing/2016/5/11/chartex" xmlns:cx6="http://schemas.microsoft.com/office/drawing/2016/5/12/chartex" xmlns:cx7="http://schemas.microsoft.com/office/drawing/2016/5/13/chartex" xmlns:cx8="http://schemas.microsoft.com/office/drawing/2016/5/14/chartex" xmlns:mc="http://schemas.openxmlformats.org/markup-compatibility/2006" xmlns:aink="http://schemas.microsoft.com/office/drawing/2016/ink" xmlns:am3d="http://schemas.microsoft.com/office/drawing/2017/model3d" xmlns:o="urn:schemas-microsoft-com:office:office" xmlns:r="http://schemas.openxmlformats.org/officeDocument/2006/relationships" xmlns:m="http://schemas.openxmlformats.org/officeDocument/2006/math" xmlns:v="urn:schemas-microsoft-com:vml" xmlns:wp14="http://schemas.microsoft.com/office/word/2010/wordprocessingDrawing" xmlns:wp="http://schemas.openxmlformats.org/drawingml/2006/wordprocessingDrawing" xmlns:w10="urn:schemas-microsoft-com:office:word" xmlns:w="http://schemas.openxmlformats.org/wordprocessingml/2006/main" xmlns:w14="http://schemas.microsoft.com/office/word/2010/wordml" xmlns:w15="http://schemas.microsoft.com/office/word/2012/wordml" xmlns:w16cid="http://schemas.microsoft.com/office/word/2016/wordml/cid" xmlns:w16se="http://schemas.microsoft.com/office/word/2015/wordml/symex" xmlns:wpg="http://schemas.microsoft.com/office/word/2010/wordprocessingGroup" xmlns:wpi="http://schemas.microsoft.com/office/word/2010/wordprocessingInk" xmlns:wne="http://schemas.microsoft.com/office/word/2006/wordml" xmlns:wps="http://schemas.microsoft.com/office/word/2010/wordprocessingShape" mc:Ignorable="w14 w15 w16se w16cid wp14">
   <w:body>
     <w:p>
       <w:pPr>
@@ -169,7 +169,18 @@
           <w:color w:val="0000FF"/>
           <w:szCs w:val="20"/>
         </w:rPr>
-        <w:t>There is not much to say about this manuscript: it is a very well written, comprehensive review about acetylene production with some comments also on downstream processes, including comments on sustainability and cost of the different pathways. As a review, it doesn't provide new discoveries, but it provides an interesting angle on a somewhat neglected topic. It is timely, since the chemical industry is facing a conversion process, in which acetylene could play a more important role again, and there are no recent comparable papers available, as far as I am aware. It has a very different focus compared to the review by Trotus et al., which is already ten years old. Within the scope of the review, all relevant aspects are adequately covered, the references are also appropriate. Thus, I suggest acceptance of the manuscript, I would require no changes. Whether this review format fits the scope of Nature Chemical Engineering as a recently launched journal is a question the editors have to answer - for me it would be an interesting supplement to the other papers that Nature Chemical Engineering carries.</w:t>
+        <w:t>There is not much to say about this manuscript: it is a very well written, comprehensive review about acetylene production with some comments also on downstream processes, including comments on sustainability and cost of the different pathways. As a review, it doesn't provide new discoveries, but it provides an interesting angle on a somewhat neglected topic. It is timely, since the chemical industry is facing a conversion process, in which acetyl</w:t>
+      </w:r>
+      <w:bookmarkStart w:id="3" w:name="_GoBack"/>
+      <w:bookmarkEnd w:id="3"/>
+      <w:r>
+        <w:rPr>
+          <w:rFonts w:ascii="Lato" w:eastAsiaTheme="minorHAnsi" w:hAnsi="Lato" w:cs="Arial"/>
+          <w:iCs/>
+          <w:color w:val="0000FF"/>
+          <w:szCs w:val="20"/>
+        </w:rPr>
+        <w:t>ene could play a more important role again, and there are no recent comparable papers available, as far as I am aware. It has a very different focus compared to the review by Trotus et al., which is already ten years old. Within the scope of the review, all relevant aspects are adequately covered, the references are also appropriate. Thus, I suggest acceptance of the manuscript, I would require no changes. Whether this review format fits the scope of Nature Chemical Engineering as a recently launched journal is a question the editors have to answer - for me it would be an interesting supplement to the other papers that Nature Chemical Engineering carries.</w:t>
       </w:r>
     </w:p>
     <w:p>
@@ -418,7 +429,7 @@
         </w:rPr>
         <w:t xml:space="preserve">This review aims to provide a holistic overview of acetylene production technologies, proposes sustainable production initiatives and quantifies their economic and environmental performance, and explores potential applications. From my point of view, the starting point is that the authors seek to </w:t>
       </w:r>
-      <w:bookmarkStart w:id="3" w:name="_Hlk184289845"/>
+      <w:bookmarkStart w:id="4" w:name="_Hlk184289845"/>
       <w:r>
         <w:rPr>
           <w:rFonts w:ascii="Lato" w:eastAsia="Cambria" w:hAnsi="Lato" w:cs="Arial"/>
@@ -428,7 +439,7 @@
         </w:rPr>
         <w:t xml:space="preserve">rekindle interest and foster collaborative efforts in advancing sustainable acetylene production </w:t>
       </w:r>
-      <w:bookmarkEnd w:id="3"/>
+      <w:bookmarkEnd w:id="4"/>
       <w:r>
         <w:rPr>
           <w:rFonts w:ascii="Lato" w:eastAsia="Cambria" w:hAnsi="Lato" w:cs="Arial"/>
@@ -788,7 +799,27 @@
           <w:szCs w:val="20"/>
           <w:lang w:eastAsia="zh-CN"/>
         </w:rPr>
-        <w:t xml:space="preserve">for chemical engineers </w:t>
+        <w:t>for chemical engineers</w:t>
+      </w:r>
+      <w:r>
+        <w:rPr>
+          <w:rFonts w:ascii="Lato" w:eastAsia="DengXian" w:hAnsi="Lato" w:cs="Arial"/>
+          <w:iCs/>
+          <w:color w:val="000000" w:themeColor="text1"/>
+          <w:szCs w:val="20"/>
+          <w:lang w:eastAsia="zh-CN"/>
+        </w:rPr>
+        <w:t>, chemists, and material scientists</w:t>
+      </w:r>
+      <w:r>
+        <w:rPr>
+          <w:rFonts w:ascii="Lato" w:eastAsia="DengXian" w:hAnsi="Lato" w:cs="Arial"/>
+          <w:iCs/>
+          <w:color w:val="000000" w:themeColor="text1"/>
+          <w:szCs w:val="20"/>
+          <w:lang w:eastAsia="zh-CN"/>
+        </w:rPr>
+        <w:t xml:space="preserve"> </w:t>
       </w:r>
       <w:r>
         <w:rPr>
@@ -1822,7 +1853,7 @@
           <w:szCs w:val="20"/>
           <w:lang w:eastAsia="zh-CN"/>
         </w:rPr>
-        <w:t xml:space="preserve"> on ‘alkane activation’ </w:t>
+        <w:t xml:space="preserve"> ‘alkane activation’ </w:t>
       </w:r>
       <w:r>
         <w:rPr>
@@ -1972,17 +2003,7 @@
           <w:szCs w:val="20"/>
           <w:lang w:eastAsia="zh-CN"/>
         </w:rPr>
-        <w:t xml:space="preserve"> shared unreservedly by Reviewers #1 and #3. </w:t>
-      </w:r>
-      <w:r>
-        <w:rPr>
-          <w:rFonts w:ascii="Lato" w:eastAsia="DengXian" w:hAnsi="Lato" w:cs="Arial"/>
-          <w:iCs/>
-          <w:color w:val="000000" w:themeColor="text1"/>
-          <w:szCs w:val="20"/>
-          <w:lang w:eastAsia="zh-CN"/>
-        </w:rPr>
-        <w:t>We encourage the reviewer to conduct a literature search before venturing into unsubstantiated comments.</w:t>
+        <w:t xml:space="preserve"> shared unreservedly by Reviewers #1 and #3.</w:t>
       </w:r>
     </w:p>
     <w:p>
@@ -2164,6 +2185,7 @@
           <w:szCs w:val="20"/>
           <w:lang w:eastAsia="zh-CN"/>
         </w:rPr>
+        <w:lastRenderedPageBreak/>
         <w:t>overlapped</w:t>
       </w:r>
       <w:r>
@@ -2495,18 +2517,7 @@
           <w:szCs w:val="20"/>
           <w:lang w:eastAsia="zh-CN"/>
         </w:rPr>
-        <w:t xml:space="preserve">thermal </w:t>
-      </w:r>
-      <w:r>
-        <w:rPr>
-          <w:rFonts w:ascii="Lato" w:eastAsia="DengXian" w:hAnsi="Lato" w:cs="Arial"/>
-          <w:iCs/>
-          <w:color w:val="000000" w:themeColor="text1"/>
-          <w:szCs w:val="20"/>
-          <w:lang w:eastAsia="zh-CN"/>
-        </w:rPr>
-        <w:lastRenderedPageBreak/>
-        <w:t>plasma and thermal pyrolysis approaches</w:t>
+        <w:t>thermal plasma and thermal pyrolysis approaches</w:t>
       </w:r>
       <w:r>
         <w:rPr>
@@ -3606,35 +3617,55 @@
       </w:r>
       <w:r>
         <w:rPr>
-          <w:rFonts w:ascii="Lato" w:eastAsia="DengXian" w:hAnsi="Lato" w:cs="Arial" w:hint="eastAsia"/>
-          <w:bCs/>
-          <w:iCs/>
-          <w:color w:val="000000" w:themeColor="text1"/>
-          <w:szCs w:val="20"/>
-          <w:lang w:eastAsia="zh-CN"/>
-        </w:rPr>
-        <w:t>8</w:t>
-      </w:r>
-      <w:r>
-        <w:rPr>
-          <w:rFonts w:ascii="Lato" w:eastAsiaTheme="minorHAnsi" w:hAnsi="Lato" w:cs="Arial"/>
-          <w:bCs/>
-          <w:iCs/>
-          <w:color w:val="000000" w:themeColor="text1"/>
-          <w:szCs w:val="20"/>
-        </w:rPr>
-        <w:t xml:space="preserve">, line </w:t>
-      </w:r>
-      <w:r>
-        <w:rPr>
-          <w:rFonts w:ascii="Lato" w:eastAsia="DengXian" w:hAnsi="Lato" w:cs="Arial" w:hint="eastAsia"/>
-          <w:bCs/>
-          <w:iCs/>
-          <w:color w:val="000000" w:themeColor="text1"/>
-          <w:szCs w:val="20"/>
-          <w:lang w:eastAsia="zh-CN"/>
-        </w:rPr>
-        <w:t>26</w:t>
+          <w:rFonts w:ascii="Lato" w:eastAsia="DengXian" w:hAnsi="Lato" w:cs="Arial"/>
+          <w:bCs/>
+          <w:iCs/>
+          <w:color w:val="000000" w:themeColor="text1"/>
+          <w:szCs w:val="20"/>
+          <w:lang w:eastAsia="zh-CN"/>
+        </w:rPr>
+        <w:t>12</w:t>
+      </w:r>
+      <w:r>
+        <w:rPr>
+          <w:rFonts w:ascii="Lato" w:eastAsiaTheme="minorHAnsi" w:hAnsi="Lato" w:cs="Arial"/>
+          <w:bCs/>
+          <w:iCs/>
+          <w:color w:val="000000" w:themeColor="text1"/>
+          <w:szCs w:val="20"/>
+        </w:rPr>
+        <w:t>, line</w:t>
+      </w:r>
+      <w:r>
+        <w:rPr>
+          <w:rFonts w:ascii="Lato" w:eastAsiaTheme="minorHAnsi" w:hAnsi="Lato" w:cs="Arial"/>
+          <w:bCs/>
+          <w:iCs/>
+          <w:color w:val="000000" w:themeColor="text1"/>
+          <w:szCs w:val="20"/>
+        </w:rPr>
+        <w:t>s</w:t>
+      </w:r>
+      <w:r>
+        <w:rPr>
+          <w:rFonts w:ascii="Lato" w:eastAsiaTheme="minorHAnsi" w:hAnsi="Lato" w:cs="Arial"/>
+          <w:bCs/>
+          <w:iCs/>
+          <w:color w:val="000000" w:themeColor="text1"/>
+          <w:szCs w:val="20"/>
+        </w:rPr>
+        <w:t xml:space="preserve"> </w:t>
+      </w:r>
+      <w:r>
+        <w:rPr>
+          <w:rFonts w:ascii="Lato" w:eastAsia="DengXian" w:hAnsi="Lato" w:cs="Arial"/>
+          <w:bCs/>
+          <w:iCs/>
+          <w:color w:val="000000" w:themeColor="text1"/>
+          <w:szCs w:val="20"/>
+          <w:lang w:eastAsia="zh-CN"/>
+        </w:rPr>
+        <w:t>18</w:t>
       </w:r>
       <w:r>
         <w:rPr>
@@ -3647,14 +3678,14 @@
       </w:r>
       <w:r>
         <w:rPr>
-          <w:rFonts w:ascii="Lato" w:eastAsia="DengXian" w:hAnsi="Lato" w:cs="Arial" w:hint="eastAsia"/>
-          <w:bCs/>
-          <w:iCs/>
-          <w:color w:val="000000" w:themeColor="text1"/>
-          <w:szCs w:val="20"/>
-          <w:lang w:eastAsia="zh-CN"/>
-        </w:rPr>
-        <w:t>30</w:t>
+          <w:rFonts w:ascii="Lato" w:eastAsia="DengXian" w:hAnsi="Lato" w:cs="Arial"/>
+          <w:bCs/>
+          <w:iCs/>
+          <w:color w:val="000000" w:themeColor="text1"/>
+          <w:szCs w:val="20"/>
+          <w:lang w:eastAsia="zh-CN"/>
+        </w:rPr>
+        <w:t>21</w:t>
       </w:r>
       <w:r>
         <w:rPr>
@@ -3687,7 +3718,7 @@
         </w:rPr>
         <w:t xml:space="preserve">(1) </w:t>
       </w:r>
-      <w:bookmarkStart w:id="4" w:name="_Hlk184286244"/>
+      <w:bookmarkStart w:id="5" w:name="_Hlk184286244"/>
       <w:r>
         <w:rPr>
           <w:rFonts w:ascii="Lato" w:eastAsia="Cambria" w:hAnsi="Lato" w:cs="Arial"/>
@@ -3765,7 +3796,7 @@
         </w:rPr>
         <w:t>to butadiene</w:t>
       </w:r>
-      <w:bookmarkEnd w:id="4"/>
+      <w:bookmarkEnd w:id="5"/>
       <w:r>
         <w:rPr>
           <w:rFonts w:ascii="Lato" w:eastAsia="Cambria" w:hAnsi="Lato" w:cs="Arial"/>
@@ -3881,7 +3912,7 @@
         </w:rPr>
         <w:t xml:space="preserve">. 2021, 4, 565) </w:t>
       </w:r>
-      <w:bookmarkStart w:id="5" w:name="_Hlk184286305"/>
+      <w:bookmarkStart w:id="6" w:name="_Hlk184286305"/>
       <w:r>
         <w:rPr>
           <w:rFonts w:ascii="Lato" w:eastAsia="Cambria" w:hAnsi="Lato" w:cs="Arial"/>
@@ -3892,7 +3923,7 @@
         </w:rPr>
         <w:t>via electrocatalysis</w:t>
       </w:r>
-      <w:bookmarkEnd w:id="5"/>
+      <w:bookmarkEnd w:id="6"/>
       <w:r>
         <w:rPr>
           <w:rFonts w:ascii="Lato" w:eastAsia="Cambria" w:hAnsi="Lato" w:cs="Arial"/>
@@ -3903,7 +3934,7 @@
         </w:rPr>
         <w:t xml:space="preserve">; (2) </w:t>
       </w:r>
-      <w:bookmarkStart w:id="6" w:name="_Hlk184286323"/>
+      <w:bookmarkStart w:id="7" w:name="_Hlk184286323"/>
       <w:r>
         <w:rPr>
           <w:rFonts w:ascii="Lato" w:eastAsia="Cambria" w:hAnsi="Lato" w:cs="Arial"/>
@@ -3971,7 +4002,7 @@
         </w:rPr>
         <w:t>hydrochlorination to VCM via photocatalysis</w:t>
       </w:r>
-      <w:bookmarkEnd w:id="6"/>
+      <w:bookmarkEnd w:id="7"/>
       <w:r>
         <w:rPr>
           <w:rFonts w:ascii="Lato" w:eastAsia="Cambria" w:hAnsi="Lato" w:cs="Arial"/>
@@ -4003,7 +4034,7 @@
         </w:rPr>
         <w:t xml:space="preserve"> 2024, 146, 29441); and (3) </w:t>
       </w:r>
-      <w:bookmarkStart w:id="7" w:name="_Hlk184286446"/>
+      <w:bookmarkStart w:id="8" w:name="_Hlk184286446"/>
       <w:r>
         <w:rPr>
           <w:rFonts w:ascii="Lato" w:eastAsia="Cambria" w:hAnsi="Lato" w:cs="Arial"/>
@@ -4081,7 +4112,7 @@
         </w:rPr>
         <w:t xml:space="preserve">with CO into ester or acid products via thermocatalysis </w:t>
       </w:r>
-      <w:bookmarkEnd w:id="7"/>
+      <w:bookmarkEnd w:id="8"/>
       <w:r>
         <w:rPr>
           <w:rFonts w:ascii="Lato" w:eastAsia="Cambria" w:hAnsi="Lato" w:cs="Arial"/>
@@ -4206,33 +4237,53 @@
       </w:r>
       <w:r>
         <w:rPr>
-          <w:rFonts w:ascii="Lato" w:eastAsia="DengXian" w:hAnsi="Lato" w:cs="Arial" w:hint="eastAsia"/>
-          <w:iCs/>
-          <w:color w:val="000000" w:themeColor="text1"/>
-          <w:szCs w:val="20"/>
-          <w:lang w:eastAsia="zh-CN"/>
-        </w:rPr>
-        <w:t>8</w:t>
-      </w:r>
-      <w:r>
-        <w:rPr>
-          <w:rFonts w:ascii="Lato" w:eastAsia="DengXian" w:hAnsi="Lato" w:cs="Arial"/>
-          <w:iCs/>
-          <w:color w:val="000000" w:themeColor="text1"/>
-          <w:szCs w:val="20"/>
-          <w:lang w:eastAsia="zh-CN"/>
-        </w:rPr>
-        <w:t xml:space="preserve">, line </w:t>
-      </w:r>
-      <w:r>
-        <w:rPr>
-          <w:rFonts w:ascii="Lato" w:eastAsia="DengXian" w:hAnsi="Lato" w:cs="Arial" w:hint="eastAsia"/>
-          <w:iCs/>
-          <w:color w:val="000000" w:themeColor="text1"/>
-          <w:szCs w:val="20"/>
-          <w:lang w:eastAsia="zh-CN"/>
-        </w:rPr>
-        <w:t>21</w:t>
+          <w:rFonts w:ascii="Lato" w:eastAsia="DengXian" w:hAnsi="Lato" w:cs="Arial"/>
+          <w:iCs/>
+          <w:color w:val="000000" w:themeColor="text1"/>
+          <w:szCs w:val="20"/>
+          <w:lang w:eastAsia="zh-CN"/>
+        </w:rPr>
+        <w:t>12</w:t>
+      </w:r>
+      <w:r>
+        <w:rPr>
+          <w:rFonts w:ascii="Lato" w:eastAsia="DengXian" w:hAnsi="Lato" w:cs="Arial"/>
+          <w:iCs/>
+          <w:color w:val="000000" w:themeColor="text1"/>
+          <w:szCs w:val="20"/>
+          <w:lang w:eastAsia="zh-CN"/>
+        </w:rPr>
+        <w:t>, line</w:t>
+      </w:r>
+      <w:r>
+        <w:rPr>
+          <w:rFonts w:ascii="Lato" w:eastAsia="DengXian" w:hAnsi="Lato" w:cs="Arial"/>
+          <w:iCs/>
+          <w:color w:val="000000" w:themeColor="text1"/>
+          <w:szCs w:val="20"/>
+          <w:lang w:eastAsia="zh-CN"/>
+        </w:rPr>
+        <w:t>s</w:t>
+      </w:r>
+      <w:r>
+        <w:rPr>
+          <w:rFonts w:ascii="Lato" w:eastAsia="DengXian" w:hAnsi="Lato" w:cs="Arial"/>
+          <w:iCs/>
+          <w:color w:val="000000" w:themeColor="text1"/>
+          <w:szCs w:val="20"/>
+          <w:lang w:eastAsia="zh-CN"/>
+        </w:rPr>
+        <w:t xml:space="preserve"> </w:t>
+      </w:r>
+      <w:r>
+        <w:rPr>
+          <w:rFonts w:ascii="Lato" w:eastAsia="DengXian" w:hAnsi="Lato" w:cs="Arial"/>
+          <w:iCs/>
+          <w:color w:val="000000" w:themeColor="text1"/>
+          <w:szCs w:val="20"/>
+          <w:lang w:eastAsia="zh-CN"/>
+        </w:rPr>
+        <w:t>10</w:t>
       </w:r>
       <w:r>
         <w:rPr>
@@ -4245,13 +4296,13 @@
       </w:r>
       <w:r>
         <w:rPr>
-          <w:rFonts w:ascii="Lato" w:eastAsia="DengXian" w:hAnsi="Lato" w:cs="Arial" w:hint="eastAsia"/>
-          <w:iCs/>
-          <w:color w:val="000000" w:themeColor="text1"/>
-          <w:szCs w:val="20"/>
-          <w:lang w:eastAsia="zh-CN"/>
-        </w:rPr>
-        <w:t>23</w:t>
+          <w:rFonts w:ascii="Lato" w:eastAsia="DengXian" w:hAnsi="Lato" w:cs="Arial"/>
+          <w:iCs/>
+          <w:color w:val="000000" w:themeColor="text1"/>
+          <w:szCs w:val="20"/>
+          <w:lang w:eastAsia="zh-CN"/>
+        </w:rPr>
+        <w:t>12</w:t>
       </w:r>
       <w:r>
         <w:rPr>
@@ -4273,7 +4324,7 @@
         </w:rPr>
         <w:t xml:space="preserve"> </w:t>
       </w:r>
-      <w:bookmarkStart w:id="8" w:name="_Hlk184287288"/>
+      <w:bookmarkStart w:id="9" w:name="_Hlk184287288"/>
       <w:r>
         <w:rPr>
           <w:rFonts w:ascii="Lato" w:eastAsia="DengXian" w:hAnsi="Lato" w:cs="Arial"/>
@@ -4304,7 +4355,7 @@
         </w:rPr>
         <w:t xml:space="preserve">rate </w:t>
       </w:r>
-      <w:bookmarkEnd w:id="8"/>
+      <w:bookmarkEnd w:id="9"/>
       <w:r>
         <w:rPr>
           <w:rFonts w:ascii="Lato" w:eastAsia="DengXian" w:hAnsi="Lato" w:cs="Arial"/>
@@ -4519,7 +4570,7 @@
       </w:r>
       <w:r>
         <w:rPr>
-          <w:rFonts w:ascii="Lato" w:eastAsia="DengXian" w:hAnsi="Lato" w:cs="Arial" w:hint="eastAsia"/>
+          <w:rFonts w:ascii="Lato" w:eastAsia="DengXian" w:hAnsi="Lato" w:cs="Arial"/>
           <w:iCs/>
           <w:color w:val="000000" w:themeColor="text1"/>
           <w:szCs w:val="20"/>
@@ -4943,6 +4994,7 @@
           <w:szCs w:val="20"/>
           <w:lang w:eastAsia="zh-CN"/>
         </w:rPr>
+        <w:lastRenderedPageBreak/>
         <w:t>Action:</w:t>
       </w:r>
       <w:r>
@@ -5431,17 +5483,7 @@
           <w:color w:val="0000FF"/>
           <w:szCs w:val="20"/>
         </w:rPr>
-        <w:t xml:space="preserve">The difference of this review from the existing reviews in literature would be the emphasis on the green footprint of acetylene production, e.g., changing coal to biochar. Considering the scale of acetylene production in market, this replacement (coal to biochar) is not convincing, and of course not realistic, </w:t>
-      </w:r>
-      <w:r>
-        <w:rPr>
-          <w:rFonts w:ascii="Lato" w:eastAsiaTheme="minorHAnsi" w:hAnsi="Lato" w:cs="Arial"/>
-          <w:iCs/>
-          <w:color w:val="0000FF"/>
-          <w:szCs w:val="20"/>
-        </w:rPr>
-        <w:lastRenderedPageBreak/>
-        <w:t>especially in China. A possible way to promote the green footprint would be the utilization of renewable energy generated electricity to drive the arc furnace or arc plasma for the high-temperature reaction environment in CaC</w:t>
+        <w:t>The difference of this review from the existing reviews in literature would be the emphasis on the green footprint of acetylene production, e.g., changing coal to biochar. Considering the scale of acetylene production in market, this replacement (coal to biochar) is not convincing, and of course not realistic, especially in China. A possible way to promote the green footprint would be the utilization of renewable energy generated electricity to drive the arc furnace or arc plasma for the high-temperature reaction environment in CaC</w:t>
       </w:r>
       <w:r>
         <w:rPr>
@@ -5752,7 +5794,7 @@
         </w:rPr>
         <w:t xml:space="preserve">The </w:t>
       </w:r>
-      <w:bookmarkStart w:id="9" w:name="_Hlk184296626"/>
+      <w:bookmarkStart w:id="10" w:name="_Hlk184296626"/>
       <w:r>
         <w:rPr>
           <w:rFonts w:ascii="Lato" w:eastAsia="DengXian" w:hAnsi="Lato" w:cs="Arial"/>
@@ -5823,7 +5865,7 @@
         </w:rPr>
         <w:t>demand</w:t>
       </w:r>
-      <w:bookmarkEnd w:id="9"/>
+      <w:bookmarkEnd w:id="10"/>
       <w:r>
         <w:rPr>
           <w:rFonts w:ascii="Lato" w:eastAsia="DengXian" w:hAnsi="Lato" w:cs="Arial"/>
@@ -5844,7 +5886,7 @@
         </w:rPr>
         <w:t xml:space="preserve">However, </w:t>
       </w:r>
-      <w:bookmarkStart w:id="10" w:name="_Hlk184296827"/>
+      <w:bookmarkStart w:id="11" w:name="_Hlk184296827"/>
       <w:r>
         <w:rPr>
           <w:rFonts w:ascii="Lato" w:eastAsia="DengXian" w:hAnsi="Lato" w:cs="Arial"/>
@@ -5875,7 +5917,7 @@
         </w:rPr>
         <w:t>Gt</w:t>
       </w:r>
-      <w:bookmarkEnd w:id="10"/>
+      <w:bookmarkEnd w:id="11"/>
       <w:r>
         <w:rPr>
           <w:rFonts w:ascii="Lato" w:eastAsia="DengXian" w:hAnsi="Lato" w:cs="Arial"/>
@@ -5961,7 +6003,7 @@
         </w:rPr>
         <w:t xml:space="preserve">. Considering that the </w:t>
       </w:r>
-      <w:bookmarkStart w:id="11" w:name="_Hlk184297157"/>
+      <w:bookmarkStart w:id="12" w:name="_Hlk184297157"/>
       <w:r>
         <w:rPr>
           <w:rFonts w:ascii="Lato" w:eastAsia="DengXian" w:hAnsi="Lato" w:cs="Arial"/>
@@ -6003,7 +6045,7 @@
         </w:rPr>
         <w:t xml:space="preserve">process </w:t>
       </w:r>
-      <w:bookmarkEnd w:id="11"/>
+      <w:bookmarkEnd w:id="12"/>
       <w:r>
         <w:rPr>
           <w:rFonts w:ascii="Lato" w:eastAsia="DengXian" w:hAnsi="Lato" w:cs="Arial"/>
@@ -6096,7 +6138,7 @@
         </w:rPr>
         <w:t xml:space="preserve">produced, rough estimates suggest that only </w:t>
       </w:r>
-      <w:bookmarkStart w:id="12" w:name="_Hlk184297084"/>
+      <w:bookmarkStart w:id="13" w:name="_Hlk184297084"/>
       <w:r>
         <w:rPr>
           <w:rFonts w:ascii="Lato" w:eastAsia="DengXian" w:hAnsi="Lato" w:cs="Arial"/>
@@ -6169,7 +6211,7 @@
         </w:rPr>
         <w:t>demand</w:t>
       </w:r>
-      <w:bookmarkEnd w:id="12"/>
+      <w:bookmarkEnd w:id="13"/>
       <w:r>
         <w:rPr>
           <w:rFonts w:ascii="Lato" w:eastAsia="DengXian" w:hAnsi="Lato" w:cs="Arial"/>
@@ -6180,7 +6222,7 @@
         </w:rPr>
         <w:t xml:space="preserve">, </w:t>
       </w:r>
-      <w:bookmarkStart w:id="13" w:name="_Hlk184297114"/>
+      <w:bookmarkStart w:id="14" w:name="_Hlk184297114"/>
       <w:r>
         <w:rPr>
           <w:rFonts w:ascii="Lato" w:eastAsia="DengXian" w:hAnsi="Lato" w:cs="Arial"/>
@@ -6221,7 +6263,7 @@
         </w:rPr>
         <w:t xml:space="preserve"> </w:t>
       </w:r>
-      <w:bookmarkEnd w:id="13"/>
+      <w:bookmarkEnd w:id="14"/>
       <w:r>
         <w:rPr>
           <w:rFonts w:ascii="Lato" w:eastAsia="DengXian" w:hAnsi="Lato" w:cs="Arial"/>
@@ -6437,7 +6479,7 @@
         </w:rPr>
         <w:t xml:space="preserve"> is projected that the </w:t>
       </w:r>
-      <w:bookmarkStart w:id="14" w:name="_Hlk184296866"/>
+      <w:bookmarkStart w:id="15" w:name="_Hlk184296866"/>
       <w:r>
         <w:rPr>
           <w:rFonts w:ascii="Lato" w:eastAsia="DengXian" w:hAnsi="Lato" w:cs="Arial"/>
@@ -6448,7 +6490,7 @@
         </w:rPr>
         <w:t>biomethane</w:t>
       </w:r>
-      <w:bookmarkEnd w:id="14"/>
+      <w:bookmarkEnd w:id="15"/>
       <w:r>
         <w:rPr>
           <w:rFonts w:ascii="Lato" w:eastAsia="DengXian" w:hAnsi="Lato" w:cs="Arial"/>
@@ -6509,7 +6551,7 @@
         </w:rPr>
         <w:t xml:space="preserve">. Consequently, only </w:t>
       </w:r>
-      <w:bookmarkStart w:id="15" w:name="_Hlk184297103"/>
+      <w:bookmarkStart w:id="16" w:name="_Hlk184297103"/>
       <w:r>
         <w:rPr>
           <w:rFonts w:ascii="Lato" w:eastAsia="DengXian" w:hAnsi="Lato" w:cs="Arial"/>
@@ -6520,7 +6562,7 @@
         </w:rPr>
         <w:t xml:space="preserve">26% of this biomethane </w:t>
       </w:r>
-      <w:bookmarkEnd w:id="15"/>
+      <w:bookmarkEnd w:id="16"/>
       <w:r>
         <w:rPr>
           <w:rFonts w:ascii="Lato" w:eastAsia="DengXian" w:hAnsi="Lato" w:cs="Arial"/>
@@ -6919,7 +6961,7 @@
         </w:rPr>
         <w:t xml:space="preserve"> 1.5</w:t>
       </w:r>
-      <w:bookmarkStart w:id="16" w:name="_Hlk184115216"/>
+      <w:bookmarkStart w:id="17" w:name="_Hlk184115216"/>
       <w:r>
         <w:rPr>
           <w:rFonts w:ascii="Lato" w:eastAsiaTheme="minorEastAsia" w:hAnsi="Lato" w:cs="Arial"/>
@@ -6938,7 +6980,7 @@
         </w:rPr>
         <w:t xml:space="preserve">C </w:t>
       </w:r>
-      <w:bookmarkEnd w:id="16"/>
+      <w:bookmarkEnd w:id="17"/>
       <w:r>
         <w:rPr>
           <w:rFonts w:ascii="Lato" w:eastAsia="DengXian" w:hAnsi="Lato" w:cs="Arial"/>
@@ -7064,33 +7106,53 @@
       </w:r>
       <w:r>
         <w:rPr>
+          <w:rFonts w:ascii="Lato" w:eastAsia="DengXian" w:hAnsi="Lato" w:cs="Arial"/>
+          <w:iCs/>
+          <w:color w:val="000000" w:themeColor="text1"/>
+          <w:szCs w:val="20"/>
+          <w:lang w:eastAsia="zh-CN"/>
+        </w:rPr>
+        <w:t>14</w:t>
+      </w:r>
+      <w:r>
+        <w:rPr>
+          <w:rFonts w:ascii="Lato" w:eastAsia="DengXian" w:hAnsi="Lato" w:cs="Arial"/>
+          <w:iCs/>
+          <w:color w:val="000000" w:themeColor="text1"/>
+          <w:szCs w:val="20"/>
+          <w:lang w:eastAsia="zh-CN"/>
+        </w:rPr>
+        <w:t>, line</w:t>
+      </w:r>
+      <w:r>
+        <w:rPr>
+          <w:rFonts w:ascii="Lato" w:eastAsia="DengXian" w:hAnsi="Lato" w:cs="Arial"/>
+          <w:iCs/>
+          <w:color w:val="000000" w:themeColor="text1"/>
+          <w:szCs w:val="20"/>
+          <w:lang w:eastAsia="zh-CN"/>
+        </w:rPr>
+        <w:t>s</w:t>
+      </w:r>
+      <w:r>
+        <w:rPr>
+          <w:rFonts w:ascii="Lato" w:eastAsia="DengXian" w:hAnsi="Lato" w:cs="Arial"/>
+          <w:iCs/>
+          <w:color w:val="000000" w:themeColor="text1"/>
+          <w:szCs w:val="20"/>
+          <w:lang w:eastAsia="zh-CN"/>
+        </w:rPr>
+        <w:t xml:space="preserve"> </w:t>
+      </w:r>
+      <w:r>
+        <w:rPr>
           <w:rFonts w:ascii="Lato" w:eastAsia="DengXian" w:hAnsi="Lato" w:cs="Arial" w:hint="eastAsia"/>
           <w:iCs/>
           <w:color w:val="000000" w:themeColor="text1"/>
           <w:szCs w:val="20"/>
           <w:lang w:eastAsia="zh-CN"/>
         </w:rPr>
-        <w:t>9</w:t>
-      </w:r>
-      <w:r>
-        <w:rPr>
-          <w:rFonts w:ascii="Lato" w:eastAsia="DengXian" w:hAnsi="Lato" w:cs="Arial"/>
-          <w:iCs/>
-          <w:color w:val="000000" w:themeColor="text1"/>
-          <w:szCs w:val="20"/>
-          <w:lang w:eastAsia="zh-CN"/>
-        </w:rPr>
-        <w:t xml:space="preserve">, line </w:t>
-      </w:r>
-      <w:r>
-        <w:rPr>
-          <w:rFonts w:ascii="Lato" w:eastAsia="DengXian" w:hAnsi="Lato" w:cs="Arial" w:hint="eastAsia"/>
-          <w:iCs/>
-          <w:color w:val="000000" w:themeColor="text1"/>
-          <w:szCs w:val="20"/>
-          <w:lang w:eastAsia="zh-CN"/>
-        </w:rPr>
-        <w:t>33</w:t>
+        <w:t>3</w:t>
       </w:r>
       <w:r>
         <w:rPr>
@@ -7104,63 +7166,13 @@
       </w:r>
       <w:r>
         <w:rPr>
-          <w:rFonts w:ascii="Lato" w:eastAsia="DengXian" w:hAnsi="Lato" w:cs="Arial" w:hint="eastAsia"/>
-          <w:iCs/>
-          <w:color w:val="000000" w:themeColor="text1"/>
-          <w:szCs w:val="20"/>
-          <w:lang w:eastAsia="zh-CN"/>
-        </w:rPr>
-        <w:t>36;</w:t>
-      </w:r>
-      <w:r>
-        <w:rPr>
-          <w:rFonts w:ascii="Lato" w:eastAsia="DengXian" w:hAnsi="Lato" w:cs="Arial" w:hint="eastAsia"/>
-          <w:iCs/>
-          <w:color w:val="000000" w:themeColor="text1"/>
-          <w:szCs w:val="20"/>
-          <w:lang w:eastAsia="zh-CN"/>
-        </w:rPr>
-        <w:t xml:space="preserve"> page 10, </w:t>
-      </w:r>
-      <w:r>
-        <w:rPr>
-          <w:rFonts w:ascii="Lato" w:eastAsia="DengXian" w:hAnsi="Lato" w:cs="Arial"/>
-          <w:iCs/>
-          <w:color w:val="000000" w:themeColor="text1"/>
-          <w:szCs w:val="20"/>
-          <w:lang w:eastAsia="zh-CN"/>
-        </w:rPr>
-        <w:t xml:space="preserve">line </w:t>
-      </w:r>
-      <w:r>
-        <w:rPr>
-          <w:rFonts w:ascii="Lato" w:eastAsia="DengXian" w:hAnsi="Lato" w:cs="Arial" w:hint="eastAsia"/>
-          <w:iCs/>
-          <w:color w:val="000000" w:themeColor="text1"/>
-          <w:szCs w:val="20"/>
-          <w:lang w:eastAsia="zh-CN"/>
-        </w:rPr>
-        <w:t>1</w:t>
-      </w:r>
-      <w:r>
-        <w:rPr>
-          <w:rFonts w:ascii="Lato" w:eastAsia="DengXian" w:hAnsi="Lato" w:cs="Arial"/>
-          <w:iCs/>
-          <w:color w:val="000000" w:themeColor="text1"/>
-          <w:szCs w:val="20"/>
-          <w:lang w:eastAsia="zh-CN"/>
-        </w:rPr>
-        <w:t>–</w:t>
-      </w:r>
-      <w:r>
-        <w:rPr>
-          <w:rFonts w:ascii="Lato" w:eastAsia="DengXian" w:hAnsi="Lato" w:cs="Arial" w:hint="eastAsia"/>
-          <w:iCs/>
-          <w:color w:val="000000" w:themeColor="text1"/>
-          <w:szCs w:val="20"/>
-          <w:lang w:eastAsia="zh-CN"/>
-        </w:rPr>
-        <w:t>3</w:t>
+          <w:rFonts w:ascii="Lato" w:eastAsia="DengXian" w:hAnsi="Lato" w:cs="Arial"/>
+          <w:iCs/>
+          <w:color w:val="000000" w:themeColor="text1"/>
+          <w:szCs w:val="20"/>
+          <w:lang w:eastAsia="zh-CN"/>
+        </w:rPr>
+        <w:t>10</w:t>
       </w:r>
       <w:r>
         <w:rPr>
@@ -7373,7 +7385,17 @@
           <w:color w:val="0000FF"/>
           <w:szCs w:val="20"/>
         </w:rPr>
-        <w:t xml:space="preserve"> for PVC is the balance of the chlorine from the chlor-alkali industry during the production of a large amount of alkali. Another reason would be the limited petroleum resources, which further limit the application of C</w:t>
+        <w:t xml:space="preserve"> for PVC is the balance of the chlorine from the chlor-alkali industry during the production of a large amount of alkali. Another reason would be the limited petroleum resources, which further limit the application </w:t>
+      </w:r>
+      <w:r>
+        <w:rPr>
+          <w:rFonts w:ascii="Lato" w:eastAsiaTheme="minorHAnsi" w:hAnsi="Lato" w:cs="Arial"/>
+          <w:iCs/>
+          <w:color w:val="0000FF"/>
+          <w:szCs w:val="20"/>
+        </w:rPr>
+        <w:lastRenderedPageBreak/>
+        <w:t>of C</w:t>
       </w:r>
       <w:r>
         <w:rPr>
@@ -8164,7 +8186,6 @@
           <w:szCs w:val="20"/>
           <w:lang w:eastAsia="zh-CN"/>
         </w:rPr>
-        <w:lastRenderedPageBreak/>
         <w:t xml:space="preserve">Concerning </w:t>
       </w:r>
       <w:r>
@@ -8184,7 +8205,24 @@
           <w:lang w:eastAsia="zh-CN"/>
         </w:rPr>
         <w:noBreakHyphen/>
-        <w:t>Butanediol (BDO)</w:t>
+      </w:r>
+      <w:r>
+        <w:rPr>
+          <w:rFonts w:ascii="Lato" w:eastAsia="DengXian" w:hAnsi="Lato" w:cs="Arial"/>
+          <w:color w:val="000000" w:themeColor="text1"/>
+          <w:szCs w:val="20"/>
+          <w:lang w:eastAsia="zh-CN"/>
+        </w:rPr>
+        <w:t>b</w:t>
+      </w:r>
+      <w:r>
+        <w:rPr>
+          <w:rFonts w:ascii="Lato" w:eastAsia="DengXian" w:hAnsi="Lato" w:cs="Arial"/>
+          <w:color w:val="000000" w:themeColor="text1"/>
+          <w:szCs w:val="20"/>
+          <w:lang w:eastAsia="zh-CN"/>
+        </w:rPr>
+        <w:t>utanediol (BDO)</w:t>
       </w:r>
       <w:r>
         <w:rPr>
@@ -8649,13 +8687,13 @@
       </w:r>
       <w:r>
         <w:rPr>
-          <w:rFonts w:ascii="Lato" w:eastAsia="DengXian" w:hAnsi="Lato" w:cs="Arial" w:hint="eastAsia"/>
-          <w:bCs/>
-          <w:color w:val="000000" w:themeColor="text1"/>
-          <w:szCs w:val="20"/>
-          <w:lang w:eastAsia="zh-CN"/>
-        </w:rPr>
-        <w:t>4</w:t>
+          <w:rFonts w:ascii="Lato" w:eastAsia="DengXian" w:hAnsi="Lato" w:cs="Arial"/>
+          <w:bCs/>
+          <w:color w:val="000000" w:themeColor="text1"/>
+          <w:szCs w:val="20"/>
+          <w:lang w:eastAsia="zh-CN"/>
+        </w:rPr>
+        <w:t>5</w:t>
       </w:r>
       <w:r>
         <w:rPr>
@@ -8675,7 +8713,17 @@
           <w:szCs w:val="20"/>
           <w:lang w:eastAsia="zh-CN"/>
         </w:rPr>
-        <w:t>30</w:t>
+        <w:t>2</w:t>
+      </w:r>
+      <w:r>
+        <w:rPr>
+          <w:rFonts w:ascii="Lato" w:eastAsia="DengXian" w:hAnsi="Lato" w:cs="Arial"/>
+          <w:iCs/>
+          <w:color w:val="000000" w:themeColor="text1"/>
+          <w:szCs w:val="20"/>
+          <w:lang w:eastAsia="zh-CN"/>
+        </w:rPr>
+        <w:t>0</w:t>
       </w:r>
       <w:r>
         <w:rPr>
@@ -8689,23 +8737,13 @@
       </w:r>
       <w:r>
         <w:rPr>
-          <w:rFonts w:ascii="Lato" w:eastAsia="DengXian" w:hAnsi="Lato" w:cs="Arial" w:hint="eastAsia"/>
-          <w:iCs/>
-          <w:color w:val="000000" w:themeColor="text1"/>
-          <w:szCs w:val="20"/>
-          <w:lang w:eastAsia="zh-CN"/>
-        </w:rPr>
-        <w:t>3</w:t>
-      </w:r>
-      <w:r>
-        <w:rPr>
-          <w:rFonts w:ascii="Lato" w:eastAsia="DengXian" w:hAnsi="Lato" w:cs="Arial" w:hint="eastAsia"/>
-          <w:iCs/>
-          <w:color w:val="000000" w:themeColor="text1"/>
-          <w:szCs w:val="20"/>
-          <w:lang w:eastAsia="zh-CN"/>
-        </w:rPr>
-        <w:t>3</w:t>
+          <w:rFonts w:ascii="Lato" w:eastAsia="DengXian" w:hAnsi="Lato" w:cs="Arial"/>
+          <w:iCs/>
+          <w:color w:val="000000" w:themeColor="text1"/>
+          <w:szCs w:val="20"/>
+          <w:lang w:eastAsia="zh-CN"/>
+        </w:rPr>
+        <w:t>27</w:t>
       </w:r>
       <w:r>
         <w:rPr>
@@ -9051,7 +9089,27 @@
           <w:szCs w:val="20"/>
           <w:lang w:eastAsia="zh-CN"/>
         </w:rPr>
-        <w:t xml:space="preserve">will be sufficient to meet current global </w:t>
+        <w:t xml:space="preserve">will be sufficient to meet </w:t>
+      </w:r>
+      <w:r>
+        <w:rPr>
+          <w:rFonts w:ascii="Lato" w:eastAsia="DengXian" w:hAnsi="Lato" w:cs="Arial"/>
+          <w:iCs/>
+          <w:color w:val="000000" w:themeColor="text1"/>
+          <w:szCs w:val="20"/>
+          <w:lang w:eastAsia="zh-CN"/>
+        </w:rPr>
+        <w:t xml:space="preserve">the </w:t>
+      </w:r>
+      <w:r>
+        <w:rPr>
+          <w:rFonts w:ascii="Lato" w:eastAsia="DengXian" w:hAnsi="Lato" w:cs="Arial"/>
+          <w:iCs/>
+          <w:color w:val="000000" w:themeColor="text1"/>
+          <w:szCs w:val="20"/>
+          <w:lang w:eastAsia="zh-CN"/>
+        </w:rPr>
+        <w:t xml:space="preserve">current global </w:t>
       </w:r>
       <w:r>
         <w:rPr>
@@ -9113,7 +9171,7 @@
           <w:szCs w:val="20"/>
           <w:lang w:eastAsia="zh-CN"/>
         </w:rPr>
-        <w:t>demands.</w:t>
+        <w:t>demand.</w:t>
       </w:r>
     </w:p>
     <w:p>
@@ -9469,6 +9527,7 @@
           <w:szCs w:val="20"/>
           <w:lang w:eastAsia="zh-CN"/>
         </w:rPr>
+        <w:lastRenderedPageBreak/>
         <w:t xml:space="preserve">We agree with the reviewer on the pivotal role of </w:t>
       </w:r>
       <w:r>
@@ -9922,23 +9981,63 @@
       </w:r>
       <w:r>
         <w:rPr>
+          <w:rFonts w:ascii="Lato" w:eastAsia="DengXian" w:hAnsi="Lato" w:cs="Arial"/>
+          <w:iCs/>
+          <w:color w:val="000000" w:themeColor="text1"/>
+          <w:szCs w:val="20"/>
+          <w:lang w:eastAsia="zh-CN"/>
+        </w:rPr>
+        <w:t>14</w:t>
+      </w:r>
+      <w:r>
+        <w:rPr>
+          <w:rFonts w:ascii="Lato" w:eastAsia="DengXian" w:hAnsi="Lato" w:cs="Arial"/>
+          <w:iCs/>
+          <w:color w:val="000000" w:themeColor="text1"/>
+          <w:szCs w:val="20"/>
+          <w:lang w:eastAsia="zh-CN"/>
+        </w:rPr>
+        <w:t>, line</w:t>
+      </w:r>
+      <w:r>
+        <w:rPr>
+          <w:rFonts w:ascii="Lato" w:eastAsia="DengXian" w:hAnsi="Lato" w:cs="Arial"/>
+          <w:iCs/>
+          <w:color w:val="000000" w:themeColor="text1"/>
+          <w:szCs w:val="20"/>
+          <w:lang w:eastAsia="zh-CN"/>
+        </w:rPr>
+        <w:t>s</w:t>
+      </w:r>
+      <w:r>
+        <w:rPr>
+          <w:rFonts w:ascii="Lato" w:eastAsia="DengXian" w:hAnsi="Lato" w:cs="Arial"/>
+          <w:iCs/>
+          <w:color w:val="000000" w:themeColor="text1"/>
+          <w:szCs w:val="20"/>
+          <w:lang w:eastAsia="zh-CN"/>
+        </w:rPr>
+        <w:t xml:space="preserve"> </w:t>
+      </w:r>
+      <w:r>
+        <w:rPr>
           <w:rFonts w:ascii="Lato" w:eastAsia="DengXian" w:hAnsi="Lato" w:cs="Arial" w:hint="eastAsia"/>
           <w:iCs/>
           <w:color w:val="000000" w:themeColor="text1"/>
           <w:szCs w:val="20"/>
           <w:lang w:eastAsia="zh-CN"/>
         </w:rPr>
-        <w:t>9</w:t>
-      </w:r>
-      <w:r>
-        <w:rPr>
-          <w:rFonts w:ascii="Lato" w:eastAsia="DengXian" w:hAnsi="Lato" w:cs="Arial"/>
-          <w:iCs/>
-          <w:color w:val="000000" w:themeColor="text1"/>
-          <w:szCs w:val="20"/>
-          <w:lang w:eastAsia="zh-CN"/>
-        </w:rPr>
-        <w:t xml:space="preserve">, line </w:t>
+        <w:t>3</w:t>
+      </w:r>
+      <w:r>
+        <w:rPr>
+          <w:rFonts w:ascii="Lato" w:eastAsia="DengXian" w:hAnsi="Lato" w:cs="Arial"/>
+          <w:iCs/>
+          <w:color w:val="000000" w:themeColor="text1"/>
+          <w:szCs w:val="20"/>
+          <w:lang w:eastAsia="zh-CN"/>
+        </w:rPr>
+        <w:t>–</w:t>
       </w:r>
       <w:r>
         <w:rPr>
@@ -9948,77 +10047,7 @@
           <w:szCs w:val="20"/>
           <w:lang w:eastAsia="zh-CN"/>
         </w:rPr>
-        <w:t>33</w:t>
-      </w:r>
-      <w:r>
-        <w:rPr>
-          <w:rFonts w:ascii="Lato" w:eastAsia="DengXian" w:hAnsi="Lato" w:cs="Arial"/>
-          <w:iCs/>
-          <w:color w:val="000000" w:themeColor="text1"/>
-          <w:szCs w:val="20"/>
-          <w:lang w:eastAsia="zh-CN"/>
-        </w:rPr>
-        <w:t>–</w:t>
-      </w:r>
-      <w:r>
-        <w:rPr>
-          <w:rFonts w:ascii="Lato" w:eastAsia="DengXian" w:hAnsi="Lato" w:cs="Arial" w:hint="eastAsia"/>
-          <w:iCs/>
-          <w:color w:val="000000" w:themeColor="text1"/>
-          <w:szCs w:val="20"/>
-          <w:lang w:eastAsia="zh-CN"/>
-        </w:rPr>
-        <w:t>36;</w:t>
-      </w:r>
-      <w:r>
-        <w:rPr>
-          <w:rFonts w:ascii="Lato" w:eastAsia="DengXian" w:hAnsi="Lato" w:cs="Arial" w:hint="eastAsia"/>
-          <w:iCs/>
-          <w:color w:val="000000" w:themeColor="text1"/>
-          <w:szCs w:val="20"/>
-          <w:lang w:eastAsia="zh-CN"/>
-        </w:rPr>
-        <w:t xml:space="preserve"> page 10, </w:t>
-      </w:r>
-      <w:r>
-        <w:rPr>
-          <w:rFonts w:ascii="Lato" w:eastAsia="DengXian" w:hAnsi="Lato" w:cs="Arial"/>
-          <w:iCs/>
-          <w:color w:val="000000" w:themeColor="text1"/>
-          <w:szCs w:val="20"/>
-          <w:lang w:eastAsia="zh-CN"/>
-        </w:rPr>
-        <w:t xml:space="preserve">line </w:t>
-      </w:r>
-      <w:r>
-        <w:rPr>
-          <w:rFonts w:ascii="Lato" w:eastAsia="DengXian" w:hAnsi="Lato" w:cs="Arial" w:hint="eastAsia"/>
-          <w:iCs/>
-          <w:color w:val="000000" w:themeColor="text1"/>
-          <w:szCs w:val="20"/>
-          <w:lang w:eastAsia="zh-CN"/>
-        </w:rPr>
-        <w:t>1</w:t>
-      </w:r>
-      <w:r>
-        <w:rPr>
-          <w:rFonts w:ascii="Lato" w:eastAsia="DengXian" w:hAnsi="Lato" w:cs="Arial"/>
-          <w:iCs/>
-          <w:color w:val="000000" w:themeColor="text1"/>
-          <w:szCs w:val="20"/>
-          <w:lang w:eastAsia="zh-CN"/>
-        </w:rPr>
-        <w:t>–</w:t>
-      </w:r>
-      <w:r>
-        <w:rPr>
-          <w:rFonts w:ascii="Lato" w:eastAsia="DengXian" w:hAnsi="Lato" w:cs="Arial" w:hint="eastAsia"/>
-          <w:iCs/>
-          <w:color w:val="000000" w:themeColor="text1"/>
-          <w:szCs w:val="20"/>
-          <w:lang w:eastAsia="zh-CN"/>
-        </w:rPr>
-        <w:t>3</w:t>
+        <w:t>10</w:t>
       </w:r>
       <w:r>
         <w:rPr>
@@ -10070,7 +10099,6 @@
           <w:color w:val="0000FF"/>
           <w:szCs w:val="20"/>
         </w:rPr>
-        <w:lastRenderedPageBreak/>
         <w:t>2.6.</w:t>
       </w:r>
       <w:r>
@@ -10216,7 +10244,25 @@
           <w:szCs w:val="20"/>
           <w:lang w:eastAsia="zh-CN"/>
         </w:rPr>
-        <w:t>Alongside the introduction, Fig. 1 is designed to provide historical context, tracing the evolution of acetylene production and highlighting key milestones in its development. The purpose is to establish a foundation for discussing current challenges and opportunities for green C</w:t>
+        <w:t>Alongside the introduction, Fig.</w:t>
+      </w:r>
+      <w:r>
+        <w:rPr>
+          <w:rFonts w:ascii="Lato" w:eastAsia="DengXian" w:hAnsi="Lato" w:cs="Arial"/>
+          <w:color w:val="000000" w:themeColor="text1"/>
+          <w:szCs w:val="20"/>
+          <w:lang w:eastAsia="zh-CN"/>
+        </w:rPr>
+        <w:t> </w:t>
+      </w:r>
+      <w:r>
+        <w:rPr>
+          <w:rFonts w:ascii="Lato" w:eastAsia="DengXian" w:hAnsi="Lato" w:cs="Arial"/>
+          <w:color w:val="000000" w:themeColor="text1"/>
+          <w:szCs w:val="20"/>
+          <w:lang w:eastAsia="zh-CN"/>
+        </w:rPr>
+        <w:t>1 is designed to provide historical context, tracing the evolution of acetylene production and highlighting key milestones in its development. The purpose is to establish a foundation for discussing current challenges and opportunities for green C</w:t>
       </w:r>
       <w:r>
         <w:rPr>
@@ -10609,23 +10655,63 @@
       </w:r>
       <w:r>
         <w:rPr>
+          <w:rFonts w:ascii="Lato" w:eastAsia="DengXian" w:hAnsi="Lato" w:cs="Arial"/>
+          <w:iCs/>
+          <w:color w:val="000000" w:themeColor="text1"/>
+          <w:szCs w:val="20"/>
+          <w:lang w:eastAsia="zh-CN"/>
+        </w:rPr>
+        <w:t>14</w:t>
+      </w:r>
+      <w:r>
+        <w:rPr>
+          <w:rFonts w:ascii="Lato" w:eastAsia="DengXian" w:hAnsi="Lato" w:cs="Arial"/>
+          <w:iCs/>
+          <w:color w:val="000000" w:themeColor="text1"/>
+          <w:szCs w:val="20"/>
+          <w:lang w:eastAsia="zh-CN"/>
+        </w:rPr>
+        <w:t>, line</w:t>
+      </w:r>
+      <w:r>
+        <w:rPr>
+          <w:rFonts w:ascii="Lato" w:eastAsia="DengXian" w:hAnsi="Lato" w:cs="Arial"/>
+          <w:iCs/>
+          <w:color w:val="000000" w:themeColor="text1"/>
+          <w:szCs w:val="20"/>
+          <w:lang w:eastAsia="zh-CN"/>
+        </w:rPr>
+        <w:t>s</w:t>
+      </w:r>
+      <w:r>
+        <w:rPr>
+          <w:rFonts w:ascii="Lato" w:eastAsia="DengXian" w:hAnsi="Lato" w:cs="Arial"/>
+          <w:iCs/>
+          <w:color w:val="000000" w:themeColor="text1"/>
+          <w:szCs w:val="20"/>
+          <w:lang w:eastAsia="zh-CN"/>
+        </w:rPr>
+        <w:t xml:space="preserve"> </w:t>
+      </w:r>
+      <w:r>
+        <w:rPr>
           <w:rFonts w:ascii="Lato" w:eastAsia="DengXian" w:hAnsi="Lato" w:cs="Arial" w:hint="eastAsia"/>
           <w:iCs/>
           <w:color w:val="000000" w:themeColor="text1"/>
           <w:szCs w:val="20"/>
           <w:lang w:eastAsia="zh-CN"/>
         </w:rPr>
-        <w:t>9</w:t>
-      </w:r>
-      <w:r>
-        <w:rPr>
-          <w:rFonts w:ascii="Lato" w:eastAsia="DengXian" w:hAnsi="Lato" w:cs="Arial"/>
-          <w:iCs/>
-          <w:color w:val="000000" w:themeColor="text1"/>
-          <w:szCs w:val="20"/>
-          <w:lang w:eastAsia="zh-CN"/>
-        </w:rPr>
-        <w:t xml:space="preserve">, line </w:t>
+        <w:t>3</w:t>
+      </w:r>
+      <w:r>
+        <w:rPr>
+          <w:rFonts w:ascii="Lato" w:eastAsia="DengXian" w:hAnsi="Lato" w:cs="Arial"/>
+          <w:iCs/>
+          <w:color w:val="000000" w:themeColor="text1"/>
+          <w:szCs w:val="20"/>
+          <w:lang w:eastAsia="zh-CN"/>
+        </w:rPr>
+        <w:t>–</w:t>
       </w:r>
       <w:r>
         <w:rPr>
@@ -10635,77 +10721,7 @@
           <w:szCs w:val="20"/>
           <w:lang w:eastAsia="zh-CN"/>
         </w:rPr>
-        <w:t>33</w:t>
-      </w:r>
-      <w:r>
-        <w:rPr>
-          <w:rFonts w:ascii="Lato" w:eastAsia="DengXian" w:hAnsi="Lato" w:cs="Arial"/>
-          <w:iCs/>
-          <w:color w:val="000000" w:themeColor="text1"/>
-          <w:szCs w:val="20"/>
-          <w:lang w:eastAsia="zh-CN"/>
-        </w:rPr>
-        <w:t>–</w:t>
-      </w:r>
-      <w:r>
-        <w:rPr>
-          <w:rFonts w:ascii="Lato" w:eastAsia="DengXian" w:hAnsi="Lato" w:cs="Arial" w:hint="eastAsia"/>
-          <w:iCs/>
-          <w:color w:val="000000" w:themeColor="text1"/>
-          <w:szCs w:val="20"/>
-          <w:lang w:eastAsia="zh-CN"/>
-        </w:rPr>
-        <w:t>36;</w:t>
-      </w:r>
-      <w:r>
-        <w:rPr>
-          <w:rFonts w:ascii="Lato" w:eastAsia="DengXian" w:hAnsi="Lato" w:cs="Arial" w:hint="eastAsia"/>
-          <w:iCs/>
-          <w:color w:val="000000" w:themeColor="text1"/>
-          <w:szCs w:val="20"/>
-          <w:lang w:eastAsia="zh-CN"/>
-        </w:rPr>
-        <w:t xml:space="preserve"> page 10, </w:t>
-      </w:r>
-      <w:r>
-        <w:rPr>
-          <w:rFonts w:ascii="Lato" w:eastAsia="DengXian" w:hAnsi="Lato" w:cs="Arial"/>
-          <w:iCs/>
-          <w:color w:val="000000" w:themeColor="text1"/>
-          <w:szCs w:val="20"/>
-          <w:lang w:eastAsia="zh-CN"/>
-        </w:rPr>
-        <w:t xml:space="preserve">line </w:t>
-      </w:r>
-      <w:r>
-        <w:rPr>
-          <w:rFonts w:ascii="Lato" w:eastAsia="DengXian" w:hAnsi="Lato" w:cs="Arial" w:hint="eastAsia"/>
-          <w:iCs/>
-          <w:color w:val="000000" w:themeColor="text1"/>
-          <w:szCs w:val="20"/>
-          <w:lang w:eastAsia="zh-CN"/>
-        </w:rPr>
-        <w:t>1</w:t>
-      </w:r>
-      <w:r>
-        <w:rPr>
-          <w:rFonts w:ascii="Lato" w:eastAsia="DengXian" w:hAnsi="Lato" w:cs="Arial"/>
-          <w:iCs/>
-          <w:color w:val="000000" w:themeColor="text1"/>
-          <w:szCs w:val="20"/>
-          <w:lang w:eastAsia="zh-CN"/>
-        </w:rPr>
-        <w:t>–</w:t>
-      </w:r>
-      <w:r>
-        <w:rPr>
-          <w:rFonts w:ascii="Lato" w:eastAsia="DengXian" w:hAnsi="Lato" w:cs="Arial" w:hint="eastAsia"/>
-          <w:iCs/>
-          <w:color w:val="000000" w:themeColor="text1"/>
-          <w:szCs w:val="20"/>
-          <w:lang w:eastAsia="zh-CN"/>
-        </w:rPr>
-        <w:t>3</w:t>
+        <w:t>10</w:t>
       </w:r>
       <w:r>
         <w:rPr>
@@ -11076,7 +11092,17 @@
           <w:szCs w:val="20"/>
           <w:lang w:eastAsia="zh-CN"/>
         </w:rPr>
-        <w:t xml:space="preserve">As mentioned in our response to comment 2.7, predicting the future scale of </w:t>
+        <w:t xml:space="preserve">As mentioned in our </w:t>
+      </w:r>
+      <w:r>
+        <w:rPr>
+          <w:rFonts w:ascii="Lato" w:eastAsia="DengXian" w:hAnsi="Lato" w:cs="Arial"/>
+          <w:color w:val="000000" w:themeColor="text1"/>
+          <w:szCs w:val="20"/>
+          <w:lang w:eastAsia="zh-CN"/>
+        </w:rPr>
+        <w:lastRenderedPageBreak/>
+        <w:t xml:space="preserve">response to comment 2.7, predicting the future scale of </w:t>
       </w:r>
       <w:r>
         <w:rPr>
@@ -11523,13 +11549,13 @@
       </w:r>
       <w:r>
         <w:rPr>
-          <w:rFonts w:ascii="Lato" w:eastAsia="Cambria" w:hAnsi="Lato" w:cs="Arial" w:hint="eastAsia"/>
+          <w:rFonts w:ascii="Lato" w:eastAsia="Cambria" w:hAnsi="Lato" w:cs="Arial"/>
           <w:bCs/>
           <w:color w:val="000000" w:themeColor="text1"/>
           <w:szCs w:val="20"/>
           <w:lang w:eastAsia="x-none"/>
         </w:rPr>
-        <w:t>8</w:t>
+        <w:t>12</w:t>
       </w:r>
       <w:r>
         <w:rPr>
@@ -11549,17 +11575,37 @@
           <w:szCs w:val="20"/>
           <w:lang w:eastAsia="zh-CN"/>
         </w:rPr>
-        <w:t xml:space="preserve">line </w:t>
-      </w:r>
-      <w:r>
-        <w:rPr>
-          <w:rFonts w:ascii="Lato" w:eastAsia="DengXian" w:hAnsi="Lato" w:cs="Arial" w:hint="eastAsia"/>
-          <w:iCs/>
-          <w:color w:val="000000" w:themeColor="text1"/>
-          <w:szCs w:val="20"/>
-          <w:lang w:eastAsia="zh-CN"/>
-        </w:rPr>
-        <w:t>26</w:t>
+        <w:t>line</w:t>
+      </w:r>
+      <w:r>
+        <w:rPr>
+          <w:rFonts w:ascii="Lato" w:eastAsia="DengXian" w:hAnsi="Lato" w:cs="Arial"/>
+          <w:iCs/>
+          <w:color w:val="000000" w:themeColor="text1"/>
+          <w:szCs w:val="20"/>
+          <w:lang w:eastAsia="zh-CN"/>
+        </w:rPr>
+        <w:t>s</w:t>
+      </w:r>
+      <w:r>
+        <w:rPr>
+          <w:rFonts w:ascii="Lato" w:eastAsia="DengXian" w:hAnsi="Lato" w:cs="Arial"/>
+          <w:iCs/>
+          <w:color w:val="000000" w:themeColor="text1"/>
+          <w:szCs w:val="20"/>
+          <w:lang w:eastAsia="zh-CN"/>
+        </w:rPr>
+        <w:t xml:space="preserve"> </w:t>
+      </w:r>
+      <w:r>
+        <w:rPr>
+          <w:rFonts w:ascii="Lato" w:eastAsia="DengXian" w:hAnsi="Lato" w:cs="Arial"/>
+          <w:iCs/>
+          <w:color w:val="000000" w:themeColor="text1"/>
+          <w:szCs w:val="20"/>
+          <w:lang w:eastAsia="zh-CN"/>
+        </w:rPr>
+        <w:t>18</w:t>
       </w:r>
       <w:r>
         <w:rPr>
@@ -11573,13 +11619,13 @@
       </w:r>
       <w:r>
         <w:rPr>
-          <w:rFonts w:ascii="Lato" w:eastAsia="DengXian" w:hAnsi="Lato" w:cs="Arial" w:hint="eastAsia"/>
-          <w:iCs/>
-          <w:color w:val="000000" w:themeColor="text1"/>
-          <w:szCs w:val="20"/>
-          <w:lang w:eastAsia="zh-CN"/>
-        </w:rPr>
-        <w:t>30</w:t>
+          <w:rFonts w:ascii="Lato" w:eastAsia="DengXian" w:hAnsi="Lato" w:cs="Arial"/>
+          <w:iCs/>
+          <w:color w:val="000000" w:themeColor="text1"/>
+          <w:szCs w:val="20"/>
+          <w:lang w:eastAsia="zh-CN"/>
+        </w:rPr>
+        <w:t>21</w:t>
       </w:r>
       <w:r>
         <w:rPr>
@@ -12036,7 +12082,6 @@
           <w:szCs w:val="20"/>
           <w:lang w:eastAsia="zh-CN"/>
         </w:rPr>
-        <w:lastRenderedPageBreak/>
         <w:t>Action:</w:t>
       </w:r>
       <w:r>
@@ -12696,7 +12741,7 @@
         </w:rPr>
         <w:t xml:space="preserve"> uniquely presents </w:t>
       </w:r>
-      <w:bookmarkStart w:id="17" w:name="_Hlk183529658"/>
+      <w:bookmarkStart w:id="18" w:name="_Hlk183529658"/>
       <w:r>
         <w:rPr>
           <w:rFonts w:ascii="Lato" w:eastAsia="Cambria" w:hAnsi="Lato" w:cs="Arial"/>
@@ -12722,7 +12767,7 @@
         </w:rPr>
         <w:t xml:space="preserve"> </w:t>
       </w:r>
-      <w:bookmarkEnd w:id="17"/>
+      <w:bookmarkEnd w:id="18"/>
       <w:r>
         <w:rPr>
           <w:rFonts w:ascii="Lato" w:eastAsia="Cambria" w:hAnsi="Lato" w:cs="Arial"/>
@@ -12954,6 +12999,7 @@
           <w:color w:val="0000FF"/>
           <w:szCs w:val="20"/>
         </w:rPr>
+        <w:lastRenderedPageBreak/>
         <w:t>2.12.</w:t>
       </w:r>
       <w:r>
@@ -13589,18 +13635,7 @@
           <w:szCs w:val="20"/>
           <w:lang w:eastAsia="zh-CN"/>
         </w:rPr>
-        <w:t xml:space="preserve"> production methods discussed in this section have experienced little to no significant development over the past decade. By </w:t>
-      </w:r>
-      <w:r>
-        <w:rPr>
-          <w:rFonts w:ascii="Lato" w:eastAsia="DengXian" w:hAnsi="Lato" w:cs="Arial"/>
-          <w:bCs/>
-          <w:color w:val="000000" w:themeColor="text1"/>
-          <w:szCs w:val="20"/>
-          <w:lang w:eastAsia="zh-CN"/>
-        </w:rPr>
-        <w:lastRenderedPageBreak/>
-        <w:t>emphasizing the future rather than the past, this streamlined description serves as an essential primer for readers, helping them familiarize themselves with the field and understand our motivation for pursuing sustainable green C</w:t>
+        <w:t xml:space="preserve"> production methods discussed in this section have experienced little to no significant development over the past decade. By emphasizing the future rather than the past, this streamlined description serves as an essential primer for readers, helping them familiarize themselves with the field and understand our motivation for pursuing sustainable green C</w:t>
       </w:r>
       <w:r>
         <w:rPr>
@@ -14031,7 +14066,17 @@
           <w:color w:val="0000FF"/>
           <w:szCs w:val="20"/>
         </w:rPr>
-        <w:t xml:space="preserve"> conversion and acetylene selectivity are not as good as in the thermal plasma approach. Thus, despite the savings in the quenching, non-thermal plasma technology should be far less economical than thermal plasma technology at this time. So, if this is viewed as a promising technology, what are the drivers for its development? What are the current key technical barriers? What technological breakthroughs are needed to industrialize it? At present the authors seem to be merely talk about the results reported in the literature, but not point out and analyze these issues clearly.</w:t>
+        <w:t xml:space="preserve"> conversion and acetylene selectivity are not as good as in the thermal plasma approach. Thus, despite the savings </w:t>
+      </w:r>
+      <w:r>
+        <w:rPr>
+          <w:rFonts w:ascii="Lato" w:eastAsiaTheme="minorHAnsi" w:hAnsi="Lato" w:cs="Arial"/>
+          <w:iCs/>
+          <w:color w:val="0000FF"/>
+          <w:szCs w:val="20"/>
+        </w:rPr>
+        <w:lastRenderedPageBreak/>
+        <w:t>in the quenching, non-thermal plasma technology should be far less economical than thermal plasma technology at this time. So, if this is viewed as a promising technology, what are the drivers for its development? What are the current key technical barriers? What technological breakthroughs are needed to industrialize it? At present the authors seem to be merely talk about the results reported in the literature, but not point out and analyze these issues clearly.</w:t>
       </w:r>
     </w:p>
     <w:p>
@@ -14438,25 +14483,49 @@
           <w:szCs w:val="20"/>
           <w:lang w:eastAsia="zh-CN"/>
         </w:rPr>
-        <w:t>12</w:t>
-      </w:r>
-      <w:r>
-        <w:rPr>
-          <w:rFonts w:ascii="Lato" w:eastAsia="DengXian" w:hAnsi="Lato" w:cs="Arial"/>
-          <w:szCs w:val="20"/>
-          <w:lang w:eastAsia="zh-CN"/>
-        </w:rPr>
-        <w:t xml:space="preserve">, line </w:t>
-      </w:r>
-      <w:r>
-        <w:rPr>
-          <w:rFonts w:ascii="Lato" w:eastAsia="DengXian" w:hAnsi="Lato" w:cs="Arial" w:hint="eastAsia"/>
-          <w:iCs/>
-          <w:color w:val="000000" w:themeColor="text1"/>
-          <w:szCs w:val="20"/>
-          <w:lang w:eastAsia="zh-CN"/>
-        </w:rPr>
-        <w:t>8</w:t>
+        <w:t>1</w:t>
+      </w:r>
+      <w:r>
+        <w:rPr>
+          <w:rFonts w:ascii="Lato" w:eastAsia="DengXian" w:hAnsi="Lato" w:cs="Arial"/>
+          <w:szCs w:val="20"/>
+          <w:lang w:eastAsia="zh-CN"/>
+        </w:rPr>
+        <w:t>6</w:t>
+      </w:r>
+      <w:r>
+        <w:rPr>
+          <w:rFonts w:ascii="Lato" w:eastAsia="DengXian" w:hAnsi="Lato" w:cs="Arial"/>
+          <w:szCs w:val="20"/>
+          <w:lang w:eastAsia="zh-CN"/>
+        </w:rPr>
+        <w:t>, line</w:t>
+      </w:r>
+      <w:r>
+        <w:rPr>
+          <w:rFonts w:ascii="Lato" w:eastAsia="DengXian" w:hAnsi="Lato" w:cs="Arial"/>
+          <w:szCs w:val="20"/>
+          <w:lang w:eastAsia="zh-CN"/>
+        </w:rPr>
+        <w:t>s</w:t>
+      </w:r>
+      <w:r>
+        <w:rPr>
+          <w:rFonts w:ascii="Lato" w:eastAsia="DengXian" w:hAnsi="Lato" w:cs="Arial"/>
+          <w:szCs w:val="20"/>
+          <w:lang w:eastAsia="zh-CN"/>
+        </w:rPr>
+        <w:t xml:space="preserve"> </w:t>
+      </w:r>
+      <w:r>
+        <w:rPr>
+          <w:rFonts w:ascii="Lato" w:eastAsia="DengXian" w:hAnsi="Lato" w:cs="Arial"/>
+          <w:iCs/>
+          <w:color w:val="000000" w:themeColor="text1"/>
+          <w:szCs w:val="20"/>
+          <w:lang w:eastAsia="zh-CN"/>
+        </w:rPr>
+        <w:t>21</w:t>
       </w:r>
       <w:r>
         <w:rPr>
@@ -14470,13 +14539,13 @@
       </w:r>
       <w:r>
         <w:rPr>
-          <w:rFonts w:ascii="Lato" w:eastAsia="DengXian" w:hAnsi="Lato" w:cs="Arial" w:hint="eastAsia"/>
-          <w:iCs/>
-          <w:color w:val="000000" w:themeColor="text1"/>
-          <w:szCs w:val="20"/>
-          <w:lang w:eastAsia="zh-CN"/>
-        </w:rPr>
-        <w:t>15</w:t>
+          <w:rFonts w:ascii="Lato" w:eastAsia="DengXian" w:hAnsi="Lato" w:cs="Arial"/>
+          <w:iCs/>
+          <w:color w:val="000000" w:themeColor="text1"/>
+          <w:szCs w:val="20"/>
+          <w:lang w:eastAsia="zh-CN"/>
+        </w:rPr>
+        <w:t>30</w:t>
       </w:r>
       <w:r>
         <w:rPr>
@@ -14583,7 +14652,7 @@
         </w:rPr>
         <w:t xml:space="preserve"> </w:t>
       </w:r>
-      <w:bookmarkStart w:id="18" w:name="_Hlk184748023"/>
+      <w:bookmarkStart w:id="19" w:name="_Hlk184748023"/>
       <w:r>
         <w:rPr>
           <w:rFonts w:ascii="Lato" w:eastAsia="DengXian" w:hAnsi="Lato" w:cs="Arial" w:hint="eastAsia"/>
@@ -14608,7 +14677,7 @@
         </w:rPr>
         <w:t xml:space="preserve"> </w:t>
       </w:r>
-      <w:bookmarkEnd w:id="18"/>
+      <w:bookmarkEnd w:id="19"/>
       <w:r>
         <w:rPr>
           <w:rFonts w:ascii="Lato" w:eastAsia="DengXian" w:hAnsi="Lato" w:cs="Arial"/>
@@ -14957,7 +15026,6 @@
           <w:szCs w:val="20"/>
           <w:lang w:eastAsia="zh-CN"/>
         </w:rPr>
-        <w:lastRenderedPageBreak/>
         <w:t>Action:</w:t>
       </w:r>
       <w:r>
@@ -15123,30 +15191,48 @@
       </w:r>
       <w:r>
         <w:rPr>
-          <w:rFonts w:ascii="Lato" w:eastAsia="DengXian" w:hAnsi="Lato" w:cs="Arial" w:hint="eastAsia"/>
-          <w:bCs/>
-          <w:szCs w:val="20"/>
-          <w:lang w:eastAsia="zh-CN"/>
-        </w:rPr>
-        <w:t>6</w:t>
-      </w:r>
-      <w:r>
-        <w:rPr>
-          <w:rFonts w:ascii="Lato" w:eastAsia="DengXian" w:hAnsi="Lato" w:cs="Arial"/>
-          <w:bCs/>
-          <w:szCs w:val="20"/>
-          <w:lang w:eastAsia="zh-CN"/>
-        </w:rPr>
-        <w:t xml:space="preserve">, line </w:t>
-      </w:r>
-      <w:r>
-        <w:rPr>
-          <w:rFonts w:ascii="Lato" w:eastAsia="DengXian" w:hAnsi="Lato" w:cs="Arial"/>
-          <w:bCs/>
-          <w:szCs w:val="20"/>
-          <w:lang w:eastAsia="zh-CN"/>
-        </w:rPr>
-        <w:t>5</w:t>
+          <w:rFonts w:ascii="Lato" w:eastAsia="DengXian" w:hAnsi="Lato" w:cs="Arial"/>
+          <w:bCs/>
+          <w:szCs w:val="20"/>
+          <w:lang w:eastAsia="zh-CN"/>
+        </w:rPr>
+        <w:t>8</w:t>
+      </w:r>
+      <w:r>
+        <w:rPr>
+          <w:rFonts w:ascii="Lato" w:eastAsia="DengXian" w:hAnsi="Lato" w:cs="Arial"/>
+          <w:bCs/>
+          <w:szCs w:val="20"/>
+          <w:lang w:eastAsia="zh-CN"/>
+        </w:rPr>
+        <w:t xml:space="preserve">, </w:t>
+      </w:r>
+      <w:r>
+        <w:rPr>
+          <w:rFonts w:ascii="Lato" w:eastAsia="DengXian" w:hAnsi="Lato" w:cs="Arial"/>
+          <w:bCs/>
+          <w:szCs w:val="20"/>
+          <w:lang w:eastAsia="zh-CN"/>
+        </w:rPr>
+        <w:t>line</w:t>
+      </w:r>
+      <w:r>
+        <w:rPr>
+          <w:rFonts w:ascii="Lato" w:eastAsia="DengXian" w:hAnsi="Lato" w:cs="Arial"/>
+          <w:bCs/>
+          <w:szCs w:val="20"/>
+          <w:lang w:eastAsia="zh-CN"/>
+        </w:rPr>
+        <w:t xml:space="preserve">s </w:t>
+      </w:r>
+      <w:r>
+        <w:rPr>
+          <w:rFonts w:ascii="Lato" w:eastAsia="DengXian" w:hAnsi="Lato" w:cs="Arial"/>
+          <w:bCs/>
+          <w:szCs w:val="20"/>
+          <w:lang w:eastAsia="zh-CN"/>
+        </w:rPr>
+        <w:t>19</w:t>
       </w:r>
       <w:r>
         <w:rPr>
@@ -15160,23 +15246,13 @@
       </w:r>
       <w:r>
         <w:rPr>
-          <w:rFonts w:ascii="Lato" w:eastAsia="DengXian" w:hAnsi="Lato" w:cs="Arial" w:hint="eastAsia"/>
-          <w:iCs/>
-          <w:color w:val="000000" w:themeColor="text1"/>
-          <w:szCs w:val="20"/>
-          <w:lang w:eastAsia="zh-CN"/>
-        </w:rPr>
-        <w:t>1</w:t>
-      </w:r>
-      <w:r>
-        <w:rPr>
-          <w:rFonts w:ascii="Lato" w:eastAsia="DengXian" w:hAnsi="Lato" w:cs="Arial"/>
-          <w:iCs/>
-          <w:color w:val="000000" w:themeColor="text1"/>
-          <w:szCs w:val="20"/>
-          <w:lang w:eastAsia="zh-CN"/>
-        </w:rPr>
-        <w:t>0</w:t>
+          <w:rFonts w:ascii="Lato" w:eastAsia="DengXian" w:hAnsi="Lato" w:cs="Arial"/>
+          <w:iCs/>
+          <w:color w:val="000000" w:themeColor="text1"/>
+          <w:szCs w:val="20"/>
+          <w:lang w:eastAsia="zh-CN"/>
+        </w:rPr>
+        <w:t>24</w:t>
       </w:r>
       <w:r>
         <w:rPr>
@@ -15196,7 +15272,7 @@
         </w:rPr>
         <w:t xml:space="preserve">: </w:t>
       </w:r>
-      <w:bookmarkStart w:id="19" w:name="_Hlk184300447"/>
+      <w:bookmarkStart w:id="20" w:name="_Hlk184300447"/>
       <w:r>
         <w:rPr>
           <w:rFonts w:ascii="Lato" w:eastAsia="DengXian" w:hAnsi="Lato" w:cs="Arial"/>
@@ -15555,7 +15631,7 @@
         </w:rPr>
         <w:t>.</w:t>
       </w:r>
-      <w:bookmarkEnd w:id="19"/>
+      <w:bookmarkEnd w:id="20"/>
     </w:p>
     <w:p>
       <w:pPr>
@@ -15639,7 +15715,17 @@
           <w:color w:val="0000FF"/>
           <w:szCs w:val="20"/>
         </w:rPr>
-        <w:t xml:space="preserve">In section 3, the authors argue that the adoption of bio-based feedstocks for the production of acetylene, and hence PVC, could be an important driver for the revival of acetylene. However, the fact that more than 45% of the market for PVC is held by China, and that this PVC is mainly produced from calcium carbide acetylene, implies that the ATV pathway would have had an importance comparable to that of EBP. Therefore, in terms of VCM or PVC production, it needs further consideration to whether the topic about the </w:t>
+        <w:t xml:space="preserve">In section 3, the authors argue that the adoption of bio-based feedstocks for the production of acetylene, and hence PVC, could be an important driver for the revival of acetylene. However, the fact that more than 45% of the market for PVC is held by China, and that this PVC is mainly produced from calcium carbide acetylene, implies that the ATV pathway would have had an importance comparable to that of EBP. Therefore, in terms of VCM or PVC production, it needs further consideration to whether the </w:t>
+      </w:r>
+      <w:r>
+        <w:rPr>
+          <w:rFonts w:ascii="Lato" w:eastAsiaTheme="minorHAnsi" w:hAnsi="Lato" w:cs="Arial"/>
+          <w:iCs/>
+          <w:color w:val="0000FF"/>
+          <w:szCs w:val="20"/>
+        </w:rPr>
+        <w:lastRenderedPageBreak/>
+        <w:t xml:space="preserve">topic about the </w:t>
       </w:r>
       <w:r>
         <w:rPr>
@@ -16256,6 +16342,7 @@
     </w:p>
     <w:p>
       <w:pPr>
+        <w:spacing w:after="80"/>
         <w:rPr>
           <w:rFonts w:ascii="Lato" w:eastAsia="DengXian" w:hAnsi="Lato" w:cs="Arial"/>
           <w:bCs/>
@@ -16730,47 +16817,73 @@
       </w:r>
       <w:r>
         <w:rPr>
+          <w:rFonts w:ascii="Lato" w:eastAsia="DengXian" w:hAnsi="Lato" w:cs="Arial"/>
+          <w:szCs w:val="20"/>
+          <w:lang w:eastAsia="zh-CN"/>
+        </w:rPr>
+        <w:t>5</w:t>
+      </w:r>
+      <w:r>
+        <w:rPr>
+          <w:rFonts w:ascii="Lato" w:eastAsia="DengXian" w:hAnsi="Lato" w:cs="Arial"/>
+          <w:szCs w:val="20"/>
+          <w:lang w:eastAsia="zh-CN"/>
+        </w:rPr>
+        <w:t>, line</w:t>
+      </w:r>
+      <w:r>
+        <w:rPr>
+          <w:rFonts w:ascii="Lato" w:eastAsia="DengXian" w:hAnsi="Lato" w:cs="Arial"/>
+          <w:szCs w:val="20"/>
+          <w:lang w:eastAsia="zh-CN"/>
+        </w:rPr>
+        <w:t>s</w:t>
+      </w:r>
+      <w:r>
+        <w:rPr>
+          <w:rFonts w:ascii="Lato" w:eastAsia="DengXian" w:hAnsi="Lato" w:cs="Arial"/>
+          <w:szCs w:val="20"/>
+          <w:lang w:eastAsia="zh-CN"/>
+        </w:rPr>
+        <w:t xml:space="preserve"> </w:t>
+      </w:r>
+      <w:r>
+        <w:rPr>
+          <w:rFonts w:ascii="Lato" w:eastAsia="DengXian" w:hAnsi="Lato" w:cs="Arial"/>
+          <w:szCs w:val="20"/>
+          <w:lang w:eastAsia="zh-CN"/>
+        </w:rPr>
+        <w:t>20</w:t>
+      </w:r>
+      <w:r>
+        <w:rPr>
+          <w:rFonts w:ascii="Lato" w:eastAsia="DengXian" w:hAnsi="Lato" w:cs="Arial"/>
+          <w:iCs/>
+          <w:color w:val="000000" w:themeColor="text1"/>
+          <w:szCs w:val="20"/>
+          <w:lang w:eastAsia="zh-CN"/>
+        </w:rPr>
+        <w:t>–</w:t>
+      </w:r>
+      <w:r>
+        <w:rPr>
           <w:rFonts w:ascii="Lato" w:eastAsia="DengXian" w:hAnsi="Lato" w:cs="Arial" w:hint="eastAsia"/>
-          <w:szCs w:val="20"/>
-          <w:lang w:eastAsia="zh-CN"/>
-        </w:rPr>
-        <w:t>4</w:t>
-      </w:r>
-      <w:r>
-        <w:rPr>
-          <w:rFonts w:ascii="Lato" w:eastAsia="DengXian" w:hAnsi="Lato" w:cs="Arial"/>
-          <w:szCs w:val="20"/>
-          <w:lang w:eastAsia="zh-CN"/>
-        </w:rPr>
-        <w:t xml:space="preserve">, line </w:t>
-      </w:r>
-      <w:r>
-        <w:rPr>
-          <w:rFonts w:ascii="Lato" w:eastAsia="DengXian" w:hAnsi="Lato" w:cs="Arial" w:hint="eastAsia"/>
-          <w:szCs w:val="20"/>
-          <w:lang w:eastAsia="zh-CN"/>
-        </w:rPr>
-        <w:t>31</w:t>
-      </w:r>
-      <w:r>
-        <w:rPr>
-          <w:rFonts w:ascii="Lato" w:eastAsia="DengXian" w:hAnsi="Lato" w:cs="Arial"/>
-          <w:iCs/>
-          <w:color w:val="000000" w:themeColor="text1"/>
-          <w:szCs w:val="20"/>
-          <w:lang w:eastAsia="zh-CN"/>
-        </w:rPr>
-        <w:t>–</w:t>
-      </w:r>
-      <w:r>
-        <w:rPr>
-          <w:rFonts w:ascii="Lato" w:eastAsia="DengXian" w:hAnsi="Lato" w:cs="Arial" w:hint="eastAsia"/>
-          <w:iCs/>
-          <w:color w:val="000000" w:themeColor="text1"/>
-          <w:szCs w:val="20"/>
-          <w:lang w:eastAsia="zh-CN"/>
-        </w:rPr>
-        <w:t>33</w:t>
+          <w:iCs/>
+          <w:color w:val="000000" w:themeColor="text1"/>
+          <w:szCs w:val="20"/>
+          <w:lang w:eastAsia="zh-CN"/>
+        </w:rPr>
+        <w:t>3</w:t>
+      </w:r>
+      <w:r>
+        <w:rPr>
+          <w:rFonts w:ascii="Lato" w:eastAsia="DengXian" w:hAnsi="Lato" w:cs="Arial"/>
+          <w:iCs/>
+          <w:color w:val="000000" w:themeColor="text1"/>
+          <w:szCs w:val="20"/>
+          <w:lang w:eastAsia="zh-CN"/>
+        </w:rPr>
+        <w:t>6</w:t>
       </w:r>
       <w:r>
         <w:rPr>
@@ -16780,7 +16893,7 @@
         </w:rPr>
         <w:t xml:space="preserve">). These advantages stem from its unique </w:t>
       </w:r>
-      <w:bookmarkStart w:id="20" w:name="_Hlk184300950"/>
+      <w:bookmarkStart w:id="21" w:name="_Hlk184300950"/>
       <w:r>
         <w:rPr>
           <w:rFonts w:ascii="Lato" w:eastAsia="DengXian" w:hAnsi="Lato" w:cs="Arial"/>
@@ -16789,7 +16902,7 @@
         </w:rPr>
         <w:t>C≡C triple bond</w:t>
       </w:r>
-      <w:bookmarkEnd w:id="20"/>
+      <w:bookmarkEnd w:id="21"/>
       <w:r>
         <w:rPr>
           <w:rFonts w:ascii="Lato" w:eastAsia="DengXian" w:hAnsi="Lato" w:cs="Arial"/>
@@ -16798,7 +16911,7 @@
         </w:rPr>
         <w:t xml:space="preserve">, which typically enables more </w:t>
       </w:r>
-      <w:bookmarkStart w:id="21" w:name="_Hlk184300986"/>
+      <w:bookmarkStart w:id="22" w:name="_Hlk184300986"/>
       <w:r>
         <w:rPr>
           <w:rFonts w:ascii="Lato" w:eastAsia="DengXian" w:hAnsi="Lato" w:cs="Arial"/>
@@ -16807,7 +16920,7 @@
         </w:rPr>
         <w:t>streamlined downstream synthesis</w:t>
       </w:r>
-      <w:bookmarkEnd w:id="21"/>
+      <w:bookmarkEnd w:id="22"/>
       <w:r>
         <w:rPr>
           <w:rFonts w:ascii="Lato" w:eastAsia="DengXian" w:hAnsi="Lato" w:cs="Arial"/>
@@ -16920,17 +17033,7 @@
           <w:szCs w:val="20"/>
           <w:lang w:eastAsia="zh-CN"/>
         </w:rPr>
-        <w:t xml:space="preserve"> is not part of the emerging direct acetylene synthesis route and the main focus of the presentation is on the </w:t>
-      </w:r>
-      <w:r>
-        <w:rPr>
-          <w:rFonts w:ascii="Lato" w:eastAsia="DengXian" w:hAnsi="Lato" w:cs="Arial"/>
-          <w:color w:val="0000FF"/>
-          <w:szCs w:val="20"/>
-          <w:lang w:eastAsia="zh-CN"/>
-        </w:rPr>
-        <w:lastRenderedPageBreak/>
-        <w:t>design of new catalysts for the TP process. It is suggested that plasma acetylene production and the development of new catalyst design for the TP process be presented in two separate sections.</w:t>
+        <w:t xml:space="preserve"> is not part of the emerging direct acetylene synthesis route and the main focus of the presentation is on the design of new catalysts for the TP process. It is suggested that plasma acetylene production and the development of new catalyst design for the TP process be presented in two separate sections.</w:t>
       </w:r>
     </w:p>
     <w:p>
@@ -17046,7 +17149,7 @@
         </w:rPr>
         <w:t xml:space="preserve"> the plasma process, and (2) </w:t>
       </w:r>
-      <w:bookmarkStart w:id="22" w:name="_Hlk184221203"/>
+      <w:bookmarkStart w:id="23" w:name="_Hlk184221203"/>
       <w:r>
         <w:rPr>
           <w:rFonts w:ascii="Lato" w:eastAsia="DengXian" w:hAnsi="Lato" w:cs="Arial"/>
@@ -17063,7 +17166,7 @@
         </w:rPr>
         <w:t>dvancements in catalyst design for the thermal pyrolysis process</w:t>
       </w:r>
-      <w:bookmarkEnd w:id="22"/>
+      <w:bookmarkEnd w:id="23"/>
       <w:r>
         <w:rPr>
           <w:rFonts w:ascii="Lato" w:eastAsia="DengXian" w:hAnsi="Lato" w:cs="Arial"/>
@@ -17100,7 +17203,17 @@
           <w:szCs w:val="20"/>
           <w:lang w:eastAsia="zh-CN"/>
         </w:rPr>
-        <w:t>2.14.3. Section 5 (Environmental and economic assessment of acetylene synthesis routes) provides a more in-depth analysis of the environmental and economic evaluation of acetylene synthesis. However, processes related to acetylene inevitably need to consider safety as an equally important or even higher priority than economic and environmental aspects. It is proposed to supplement the evaluation of the safety performance related to the several synthesis methods mentioned with a summary of the risks and challenges faced by each process in terms of safety.</w:t>
+        <w:t xml:space="preserve">2.14.3. Section 5 (Environmental and economic assessment of acetylene synthesis routes) provides a more in-depth analysis of the environmental and economic evaluation of acetylene synthesis. However, processes related to acetylene inevitably need to consider safety as an equally important or even higher priority than economic and environmental aspects. It is proposed to supplement the evaluation of the </w:t>
+      </w:r>
+      <w:r>
+        <w:rPr>
+          <w:rFonts w:ascii="Lato" w:eastAsia="DengXian" w:hAnsi="Lato" w:cs="Arial"/>
+          <w:color w:val="0000FF"/>
+          <w:szCs w:val="20"/>
+          <w:lang w:eastAsia="zh-CN"/>
+        </w:rPr>
+        <w:lastRenderedPageBreak/>
+        <w:t>safety performance related to the several synthesis methods mentioned with a summary of the risks and challenges faced by each process in terms of safety.</w:t>
       </w:r>
     </w:p>
     <w:p>
@@ -18374,14 +18487,14 @@
       </w:r>
       <w:r>
         <w:rPr>
-          <w:rFonts w:ascii="Lato" w:eastAsia="DengXian" w:hAnsi="Lato" w:cs="Arial" w:hint="eastAsia"/>
-          <w:bCs/>
-          <w:iCs/>
-          <w:color w:val="000000" w:themeColor="text1"/>
-          <w:szCs w:val="20"/>
-          <w:lang w:eastAsia="zh-CN"/>
-        </w:rPr>
-        <w:t>8</w:t>
+          <w:rFonts w:ascii="Lato" w:eastAsia="DengXian" w:hAnsi="Lato" w:cs="Arial"/>
+          <w:bCs/>
+          <w:iCs/>
+          <w:color w:val="000000" w:themeColor="text1"/>
+          <w:szCs w:val="20"/>
+          <w:lang w:eastAsia="zh-CN"/>
+        </w:rPr>
+        <w:t>12</w:t>
       </w:r>
       <w:r>
         <w:rPr>
@@ -18403,18 +18516,29 @@
           <w:szCs w:val="20"/>
           <w:lang w:eastAsia="zh-CN"/>
         </w:rPr>
+        <w:t>s</w:t>
+      </w:r>
+      <w:r>
+        <w:rPr>
+          <w:rFonts w:ascii="Lato" w:eastAsia="DengXian" w:hAnsi="Lato" w:cs="Arial"/>
+          <w:bCs/>
+          <w:iCs/>
+          <w:color w:val="000000" w:themeColor="text1"/>
+          <w:szCs w:val="20"/>
+          <w:lang w:eastAsia="zh-CN"/>
+        </w:rPr>
         <w:t xml:space="preserve"> </w:t>
       </w:r>
       <w:r>
         <w:rPr>
-          <w:rFonts w:ascii="Lato" w:eastAsia="DengXian" w:hAnsi="Lato" w:cs="Arial" w:hint="eastAsia"/>
-          <w:bCs/>
-          <w:iCs/>
-          <w:color w:val="000000" w:themeColor="text1"/>
-          <w:szCs w:val="20"/>
-          <w:lang w:eastAsia="zh-CN"/>
-        </w:rPr>
-        <w:t>26</w:t>
+          <w:rFonts w:ascii="Lato" w:eastAsia="DengXian" w:hAnsi="Lato" w:cs="Arial"/>
+          <w:bCs/>
+          <w:iCs/>
+          <w:color w:val="000000" w:themeColor="text1"/>
+          <w:szCs w:val="20"/>
+          <w:lang w:eastAsia="zh-CN"/>
+        </w:rPr>
+        <w:t>18</w:t>
       </w:r>
       <w:r>
         <w:rPr>
@@ -18428,24 +18552,24 @@
       </w:r>
       <w:r>
         <w:rPr>
-          <w:rFonts w:ascii="Lato" w:eastAsia="DengXian" w:hAnsi="Lato" w:cs="Arial" w:hint="eastAsia"/>
-          <w:iCs/>
-          <w:color w:val="000000" w:themeColor="text1"/>
-          <w:szCs w:val="20"/>
-          <w:lang w:eastAsia="zh-CN"/>
-        </w:rPr>
-        <w:t>30</w:t>
-      </w:r>
-      <w:r>
-        <w:rPr>
-          <w:rFonts w:ascii="Lato" w:eastAsia="DengXian" w:hAnsi="Lato" w:cs="Arial"/>
-          <w:bCs/>
-          <w:iCs/>
-          <w:color w:val="000000" w:themeColor="text1"/>
-          <w:szCs w:val="20"/>
-          <w:lang w:eastAsia="zh-CN"/>
-        </w:rPr>
-        <w:t xml:space="preserve">) </w:t>
+          <w:rFonts w:ascii="Lato" w:eastAsia="DengXian" w:hAnsi="Lato" w:cs="Arial"/>
+          <w:iCs/>
+          <w:color w:val="000000" w:themeColor="text1"/>
+          <w:szCs w:val="20"/>
+          <w:lang w:eastAsia="zh-CN"/>
+        </w:rPr>
+        <w:t>21)</w:t>
+      </w:r>
+      <w:r>
+        <w:rPr>
+          <w:rFonts w:ascii="Lato" w:eastAsia="DengXian" w:hAnsi="Lato" w:cs="Arial"/>
+          <w:bCs/>
+          <w:iCs/>
+          <w:color w:val="000000" w:themeColor="text1"/>
+          <w:szCs w:val="20"/>
+          <w:lang w:eastAsia="zh-CN"/>
+        </w:rPr>
+        <w:t xml:space="preserve"> </w:t>
       </w:r>
       <w:r>
         <w:rPr>
@@ -19200,7 +19324,7 @@
         </w:rPr>
         <w:t xml:space="preserve">of catalysts does not appear to reduce energy requirements. In fact, it often leads to energy consumption that is similar to or even higher than that of thermal plasma processes. Moreover, </w:t>
       </w:r>
-      <w:bookmarkStart w:id="23" w:name="_Hlk184302942"/>
+      <w:bookmarkStart w:id="24" w:name="_Hlk184302942"/>
       <w:r>
         <w:rPr>
           <w:rFonts w:ascii="Lato" w:eastAsia="Cambria" w:hAnsi="Lato" w:cs="Arial"/>
@@ -19210,7 +19334,7 @@
         </w:rPr>
         <w:t xml:space="preserve">the design of catalytic plasma reactors </w:t>
       </w:r>
-      <w:bookmarkEnd w:id="23"/>
+      <w:bookmarkEnd w:id="24"/>
       <w:r>
         <w:rPr>
           <w:rFonts w:ascii="Lato" w:eastAsia="Cambria" w:hAnsi="Lato" w:cs="Arial"/>
@@ -19290,7 +19414,7 @@
         </w:rPr>
         <w:t xml:space="preserve">production </w:t>
       </w:r>
-      <w:bookmarkStart w:id="24" w:name="_Hlk184302950"/>
+      <w:bookmarkStart w:id="25" w:name="_Hlk184302950"/>
       <w:r>
         <w:rPr>
           <w:rFonts w:ascii="Lato" w:eastAsia="Cambria" w:hAnsi="Lato" w:cs="Arial"/>
@@ -19300,7 +19424,7 @@
         </w:rPr>
         <w:t>remains complex and insufficiently explored</w:t>
       </w:r>
-      <w:bookmarkEnd w:id="24"/>
+      <w:bookmarkEnd w:id="25"/>
       <w:r>
         <w:rPr>
           <w:rFonts w:ascii="Lato" w:eastAsia="Cambria" w:hAnsi="Lato" w:cs="Arial"/>
@@ -19461,7 +19585,17 @@
           <w:szCs w:val="20"/>
           <w:lang w:eastAsia="x-none"/>
         </w:rPr>
-        <w:t xml:space="preserve">. Consequently, catalytic thermal pyrolysis </w:t>
+        <w:t xml:space="preserve">. Consequently, </w:t>
+      </w:r>
+      <w:r>
+        <w:rPr>
+          <w:rFonts w:ascii="Lato" w:eastAsia="Cambria" w:hAnsi="Lato" w:cs="Arial"/>
+          <w:color w:val="000000" w:themeColor="text1"/>
+          <w:szCs w:val="20"/>
+          <w:lang w:eastAsia="x-none"/>
+        </w:rPr>
+        <w:lastRenderedPageBreak/>
+        <w:t xml:space="preserve">catalytic thermal pyrolysis </w:t>
       </w:r>
       <w:r>
         <w:rPr>
@@ -19635,27 +19769,57 @@
           <w:szCs w:val="20"/>
           <w:lang w:eastAsia="zh-CN"/>
         </w:rPr>
-        <w:t>12</w:t>
-      </w:r>
-      <w:r>
-        <w:rPr>
-          <w:rFonts w:ascii="Lato" w:eastAsia="DengXian" w:hAnsi="Lato" w:cs="Arial"/>
-          <w:iCs/>
-          <w:color w:val="000000" w:themeColor="text1"/>
-          <w:szCs w:val="20"/>
-          <w:lang w:eastAsia="zh-CN"/>
-        </w:rPr>
-        <w:t xml:space="preserve">, line </w:t>
-      </w:r>
-      <w:r>
-        <w:rPr>
-          <w:rFonts w:ascii="Lato" w:eastAsia="DengXian" w:hAnsi="Lato" w:cs="Arial" w:hint="eastAsia"/>
-          <w:iCs/>
-          <w:color w:val="000000" w:themeColor="text1"/>
-          <w:szCs w:val="20"/>
-          <w:lang w:eastAsia="zh-CN"/>
-        </w:rPr>
-        <w:t>8</w:t>
+        <w:t>1</w:t>
+      </w:r>
+      <w:r>
+        <w:rPr>
+          <w:rFonts w:ascii="Lato" w:eastAsia="DengXian" w:hAnsi="Lato" w:cs="Arial"/>
+          <w:iCs/>
+          <w:color w:val="000000" w:themeColor="text1"/>
+          <w:szCs w:val="20"/>
+          <w:lang w:eastAsia="zh-CN"/>
+        </w:rPr>
+        <w:t>6</w:t>
+      </w:r>
+      <w:r>
+        <w:rPr>
+          <w:rFonts w:ascii="Lato" w:eastAsia="DengXian" w:hAnsi="Lato" w:cs="Arial"/>
+          <w:iCs/>
+          <w:color w:val="000000" w:themeColor="text1"/>
+          <w:szCs w:val="20"/>
+          <w:lang w:eastAsia="zh-CN"/>
+        </w:rPr>
+        <w:t>, line</w:t>
+      </w:r>
+      <w:r>
+        <w:rPr>
+          <w:rFonts w:ascii="Lato" w:eastAsia="DengXian" w:hAnsi="Lato" w:cs="Arial"/>
+          <w:iCs/>
+          <w:color w:val="000000" w:themeColor="text1"/>
+          <w:szCs w:val="20"/>
+          <w:lang w:eastAsia="zh-CN"/>
+        </w:rPr>
+        <w:t>s</w:t>
+      </w:r>
+      <w:r>
+        <w:rPr>
+          <w:rFonts w:ascii="Lato" w:eastAsia="DengXian" w:hAnsi="Lato" w:cs="Arial"/>
+          <w:iCs/>
+          <w:color w:val="000000" w:themeColor="text1"/>
+          <w:szCs w:val="20"/>
+          <w:lang w:eastAsia="zh-CN"/>
+        </w:rPr>
+        <w:t xml:space="preserve"> </w:t>
+      </w:r>
+      <w:r>
+        <w:rPr>
+          <w:rFonts w:ascii="Lato" w:eastAsia="DengXian" w:hAnsi="Lato" w:cs="Arial"/>
+          <w:iCs/>
+          <w:color w:val="000000" w:themeColor="text1"/>
+          <w:szCs w:val="20"/>
+          <w:lang w:eastAsia="zh-CN"/>
+        </w:rPr>
+        <w:t>21</w:t>
       </w:r>
       <w:r>
         <w:rPr>
@@ -19669,13 +19833,33 @@
       </w:r>
       <w:r>
         <w:rPr>
-          <w:rFonts w:ascii="Lato" w:eastAsia="DengXian" w:hAnsi="Lato" w:cs="Arial" w:hint="eastAsia"/>
-          <w:iCs/>
-          <w:color w:val="000000" w:themeColor="text1"/>
-          <w:szCs w:val="20"/>
-          <w:lang w:eastAsia="zh-CN"/>
-        </w:rPr>
-        <w:t>25</w:t>
+          <w:rFonts w:ascii="Lato" w:eastAsia="DengXian" w:hAnsi="Lato" w:cs="Arial"/>
+          <w:iCs/>
+          <w:color w:val="000000" w:themeColor="text1"/>
+          <w:szCs w:val="20"/>
+          <w:lang w:eastAsia="zh-CN"/>
+        </w:rPr>
+        <w:t>36; page 17, lines 1</w:t>
+      </w:r>
+      <w:r>
+        <w:rPr>
+          <w:rFonts w:ascii="Lato" w:eastAsia="DengXian" w:hAnsi="Lato" w:cs="Arial"/>
+          <w:iCs/>
+          <w:color w:val="000000" w:themeColor="text1"/>
+          <w:szCs w:val="20"/>
+          <w:lang w:eastAsia="zh-CN"/>
+        </w:rPr>
+        <w:t>–</w:t>
+      </w:r>
+      <w:r>
+        <w:rPr>
+          <w:rFonts w:ascii="Lato" w:eastAsia="DengXian" w:hAnsi="Lato" w:cs="Arial"/>
+          <w:iCs/>
+          <w:color w:val="000000" w:themeColor="text1"/>
+          <w:szCs w:val="20"/>
+          <w:lang w:eastAsia="zh-CN"/>
+        </w:rPr>
+        <w:t>9</w:t>
       </w:r>
       <w:r>
         <w:rPr>
@@ -19711,7 +19895,7 @@
 </file>
 
 <file path=word/endnotes.xml><?xml version="1.0" encoding="utf-8"?>
-<w:endnotes xmlns:wpc="http://schemas.microsoft.com/office/word/2010/wordprocessingCanvas" xmlns:cx="http://schemas.microsoft.com/office/drawing/2014/chartex" xmlns:cx1="http://schemas.microsoft.com/office/drawing/2015/9/8/chartex" xmlns:cx2="http://schemas.microsoft.com/office/drawing/2015/10/21/chartex" xmlns:cx3="http://schemas.microsoft.com/office/drawing/2016/5/9/chartex" xmlns:cx4="http://schemas.microsoft.com/office/drawing/2016/5/10/chartex" xmlns:cx5="http://schemas.microsoft.com/office/drawing/2016/5/11/chartex" xmlns:cx6="http://schemas.microsoft.com/office/drawing/2016/5/12/chartex" xmlns:cx7="http://schemas.microsoft.com/office/drawing/2016/5/13/chartex" xmlns:cx8="http://schemas.microsoft.com/office/drawing/2016/5/14/chartex" xmlns:mc="http://schemas.openxmlformats.org/markup-compatibility/2006" xmlns:aink="http://schemas.microsoft.com/office/drawing/2016/ink" xmlns:am3d="http://schemas.microsoft.com/office/drawing/2017/model3d" xmlns:o="urn:schemas-microsoft-com:office:office" xmlns:oel="http://schemas.microsoft.com/office/2019/extlst" xmlns:r="http://schemas.openxmlformats.org/officeDocument/2006/relationships" xmlns:m="http://schemas.openxmlformats.org/officeDocument/2006/math" xmlns:v="urn:schemas-microsoft-com:vml" xmlns:wp14="http://schemas.microsoft.com/office/word/2010/wordprocessingDrawing" xmlns:wp="http://schemas.openxmlformats.org/drawingml/2006/wordprocessingDrawing" xmlns:w10="urn:schemas-microsoft-com:office:word" xmlns:w="http://schemas.openxmlformats.org/wordprocessingml/2006/main" xmlns:w14="http://schemas.microsoft.com/office/word/2010/wordml" xmlns:w15="http://schemas.microsoft.com/office/word/2012/wordml" xmlns:w16cex="http://schemas.microsoft.com/office/word/2018/wordml/cex" xmlns:w16cid="http://schemas.microsoft.com/office/word/2016/wordml/cid" xmlns:w16="http://schemas.microsoft.com/office/word/2018/wordml" xmlns:w16du="http://schemas.microsoft.com/office/word/2023/wordml/word16du" xmlns:w16sdtdh="http://schemas.microsoft.com/office/word/2020/wordml/sdtdatahash" xmlns:w16se="http://schemas.microsoft.com/office/word/2015/wordml/symex" xmlns:wpg="http://schemas.microsoft.com/office/word/2010/wordprocessingGroup" xmlns:wpi="http://schemas.microsoft.com/office/word/2010/wordprocessingInk" xmlns:wne="http://schemas.microsoft.com/office/word/2006/wordml" xmlns:wps="http://schemas.microsoft.com/office/word/2010/wordprocessingShape" mc:Ignorable="w14 w15 w16se w16cid w16 w16cex w16sdtdh w16du wp14">
+<w:endnotes xmlns:wpc="http://schemas.microsoft.com/office/word/2010/wordprocessingCanvas" xmlns:cx="http://schemas.microsoft.com/office/drawing/2014/chartex" xmlns:cx1="http://schemas.microsoft.com/office/drawing/2015/9/8/chartex" xmlns:cx2="http://schemas.microsoft.com/office/drawing/2015/10/21/chartex" xmlns:cx3="http://schemas.microsoft.com/office/drawing/2016/5/9/chartex" xmlns:cx4="http://schemas.microsoft.com/office/drawing/2016/5/10/chartex" xmlns:cx5="http://schemas.microsoft.com/office/drawing/2016/5/11/chartex" xmlns:cx6="http://schemas.microsoft.com/office/drawing/2016/5/12/chartex" xmlns:cx7="http://schemas.microsoft.com/office/drawing/2016/5/13/chartex" xmlns:cx8="http://schemas.microsoft.com/office/drawing/2016/5/14/chartex" xmlns:mc="http://schemas.openxmlformats.org/markup-compatibility/2006" xmlns:aink="http://schemas.microsoft.com/office/drawing/2016/ink" xmlns:am3d="http://schemas.microsoft.com/office/drawing/2017/model3d" xmlns:o="urn:schemas-microsoft-com:office:office" xmlns:r="http://schemas.openxmlformats.org/officeDocument/2006/relationships" xmlns:m="http://schemas.openxmlformats.org/officeDocument/2006/math" xmlns:v="urn:schemas-microsoft-com:vml" xmlns:wp14="http://schemas.microsoft.com/office/word/2010/wordprocessingDrawing" xmlns:wp="http://schemas.openxmlformats.org/drawingml/2006/wordprocessingDrawing" xmlns:w10="urn:schemas-microsoft-com:office:word" xmlns:w="http://schemas.openxmlformats.org/wordprocessingml/2006/main" xmlns:w14="http://schemas.microsoft.com/office/word/2010/wordml" xmlns:w15="http://schemas.microsoft.com/office/word/2012/wordml" xmlns:w16cid="http://schemas.microsoft.com/office/word/2016/wordml/cid" xmlns:w16se="http://schemas.microsoft.com/office/word/2015/wordml/symex" xmlns:wpg="http://schemas.microsoft.com/office/word/2010/wordprocessingGroup" xmlns:wpi="http://schemas.microsoft.com/office/word/2010/wordprocessingInk" xmlns:wne="http://schemas.microsoft.com/office/word/2006/wordml" xmlns:wps="http://schemas.microsoft.com/office/word/2010/wordprocessingShape" mc:Ignorable="w14 w15 w16se w16cid wp14">
   <w:endnote w:type="separator" w:id="-1">
     <w:p>
       <w:pPr>
@@ -19743,7 +19927,7 @@
 </file>
 
 <file path=word/footer1.xml><?xml version="1.0" encoding="utf-8"?>
-<w:ftr xmlns:wpc="http://schemas.microsoft.com/office/word/2010/wordprocessingCanvas" xmlns:cx="http://schemas.microsoft.com/office/drawing/2014/chartex" xmlns:cx1="http://schemas.microsoft.com/office/drawing/2015/9/8/chartex" xmlns:cx2="http://schemas.microsoft.com/office/drawing/2015/10/21/chartex" xmlns:cx3="http://schemas.microsoft.com/office/drawing/2016/5/9/chartex" xmlns:cx4="http://schemas.microsoft.com/office/drawing/2016/5/10/chartex" xmlns:cx5="http://schemas.microsoft.com/office/drawing/2016/5/11/chartex" xmlns:cx6="http://schemas.microsoft.com/office/drawing/2016/5/12/chartex" xmlns:cx7="http://schemas.microsoft.com/office/drawing/2016/5/13/chartex" xmlns:cx8="http://schemas.microsoft.com/office/drawing/2016/5/14/chartex" xmlns:mc="http://schemas.openxmlformats.org/markup-compatibility/2006" xmlns:aink="http://schemas.microsoft.com/office/drawing/2016/ink" xmlns:am3d="http://schemas.microsoft.com/office/drawing/2017/model3d" xmlns:o="urn:schemas-microsoft-com:office:office" xmlns:oel="http://schemas.microsoft.com/office/2019/extlst" xmlns:r="http://schemas.openxmlformats.org/officeDocument/2006/relationships" xmlns:m="http://schemas.openxmlformats.org/officeDocument/2006/math" xmlns:v="urn:schemas-microsoft-com:vml" xmlns:wp14="http://schemas.microsoft.com/office/word/2010/wordprocessingDrawing" xmlns:wp="http://schemas.openxmlformats.org/drawingml/2006/wordprocessingDrawing" xmlns:w10="urn:schemas-microsoft-com:office:word" xmlns:w="http://schemas.openxmlformats.org/wordprocessingml/2006/main" xmlns:w14="http://schemas.microsoft.com/office/word/2010/wordml" xmlns:w15="http://schemas.microsoft.com/office/word/2012/wordml" xmlns:w16cex="http://schemas.microsoft.com/office/word/2018/wordml/cex" xmlns:w16cid="http://schemas.microsoft.com/office/word/2016/wordml/cid" xmlns:w16="http://schemas.microsoft.com/office/word/2018/wordml" xmlns:w16du="http://schemas.microsoft.com/office/word/2023/wordml/word16du" xmlns:w16sdtdh="http://schemas.microsoft.com/office/word/2020/wordml/sdtdatahash" xmlns:w16se="http://schemas.microsoft.com/office/word/2015/wordml/symex" xmlns:wpg="http://schemas.microsoft.com/office/word/2010/wordprocessingGroup" xmlns:wpi="http://schemas.microsoft.com/office/word/2010/wordprocessingInk" xmlns:wne="http://schemas.microsoft.com/office/word/2006/wordml" xmlns:wps="http://schemas.microsoft.com/office/word/2010/wordprocessingShape" mc:Ignorable="w14 w15 w16se w16cid w16 w16cex w16sdtdh w16du wp14">
+<w:ftr xmlns:wpc="http://schemas.microsoft.com/office/word/2010/wordprocessingCanvas" xmlns:cx="http://schemas.microsoft.com/office/drawing/2014/chartex" xmlns:cx1="http://schemas.microsoft.com/office/drawing/2015/9/8/chartex" xmlns:cx2="http://schemas.microsoft.com/office/drawing/2015/10/21/chartex" xmlns:cx3="http://schemas.microsoft.com/office/drawing/2016/5/9/chartex" xmlns:cx4="http://schemas.microsoft.com/office/drawing/2016/5/10/chartex" xmlns:cx5="http://schemas.microsoft.com/office/drawing/2016/5/11/chartex" xmlns:cx6="http://schemas.microsoft.com/office/drawing/2016/5/12/chartex" xmlns:cx7="http://schemas.microsoft.com/office/drawing/2016/5/13/chartex" xmlns:cx8="http://schemas.microsoft.com/office/drawing/2016/5/14/chartex" xmlns:mc="http://schemas.openxmlformats.org/markup-compatibility/2006" xmlns:aink="http://schemas.microsoft.com/office/drawing/2016/ink" xmlns:am3d="http://schemas.microsoft.com/office/drawing/2017/model3d" xmlns:o="urn:schemas-microsoft-com:office:office" xmlns:r="http://schemas.openxmlformats.org/officeDocument/2006/relationships" xmlns:m="http://schemas.openxmlformats.org/officeDocument/2006/math" xmlns:v="urn:schemas-microsoft-com:vml" xmlns:wp14="http://schemas.microsoft.com/office/word/2010/wordprocessingDrawing" xmlns:wp="http://schemas.openxmlformats.org/drawingml/2006/wordprocessingDrawing" xmlns:w10="urn:schemas-microsoft-com:office:word" xmlns:w="http://schemas.openxmlformats.org/wordprocessingml/2006/main" xmlns:w14="http://schemas.microsoft.com/office/word/2010/wordml" xmlns:w15="http://schemas.microsoft.com/office/word/2012/wordml" xmlns:w16cid="http://schemas.microsoft.com/office/word/2016/wordml/cid" xmlns:w16se="http://schemas.microsoft.com/office/word/2015/wordml/symex" xmlns:wpg="http://schemas.microsoft.com/office/word/2010/wordprocessingGroup" xmlns:wpi="http://schemas.microsoft.com/office/word/2010/wordprocessingInk" xmlns:wne="http://schemas.microsoft.com/office/word/2006/wordml" xmlns:wps="http://schemas.microsoft.com/office/word/2010/wordprocessingShape" mc:Ignorable="w14 w15 w16se w16cid wp14">
   <w:sdt>
     <w:sdtPr>
       <w:id w:val="-1899825971"/>
@@ -19811,7 +19995,7 @@
 </file>
 
 <file path=word/footer2.xml><?xml version="1.0" encoding="utf-8"?>
-<w:ftr xmlns:wpc="http://schemas.microsoft.com/office/word/2010/wordprocessingCanvas" xmlns:cx="http://schemas.microsoft.com/office/drawing/2014/chartex" xmlns:cx1="http://schemas.microsoft.com/office/drawing/2015/9/8/chartex" xmlns:cx2="http://schemas.microsoft.com/office/drawing/2015/10/21/chartex" xmlns:cx3="http://schemas.microsoft.com/office/drawing/2016/5/9/chartex" xmlns:cx4="http://schemas.microsoft.com/office/drawing/2016/5/10/chartex" xmlns:cx5="http://schemas.microsoft.com/office/drawing/2016/5/11/chartex" xmlns:cx6="http://schemas.microsoft.com/office/drawing/2016/5/12/chartex" xmlns:cx7="http://schemas.microsoft.com/office/drawing/2016/5/13/chartex" xmlns:cx8="http://schemas.microsoft.com/office/drawing/2016/5/14/chartex" xmlns:mc="http://schemas.openxmlformats.org/markup-compatibility/2006" xmlns:aink="http://schemas.microsoft.com/office/drawing/2016/ink" xmlns:am3d="http://schemas.microsoft.com/office/drawing/2017/model3d" xmlns:o="urn:schemas-microsoft-com:office:office" xmlns:oel="http://schemas.microsoft.com/office/2019/extlst" xmlns:r="http://schemas.openxmlformats.org/officeDocument/2006/relationships" xmlns:m="http://schemas.openxmlformats.org/officeDocument/2006/math" xmlns:v="urn:schemas-microsoft-com:vml" xmlns:wp14="http://schemas.microsoft.com/office/word/2010/wordprocessingDrawing" xmlns:wp="http://schemas.openxmlformats.org/drawingml/2006/wordprocessingDrawing" xmlns:w10="urn:schemas-microsoft-com:office:word" xmlns:w="http://schemas.openxmlformats.org/wordprocessingml/2006/main" xmlns:w14="http://schemas.microsoft.com/office/word/2010/wordml" xmlns:w15="http://schemas.microsoft.com/office/word/2012/wordml" xmlns:w16cex="http://schemas.microsoft.com/office/word/2018/wordml/cex" xmlns:w16cid="http://schemas.microsoft.com/office/word/2016/wordml/cid" xmlns:w16="http://schemas.microsoft.com/office/word/2018/wordml" xmlns:w16du="http://schemas.microsoft.com/office/word/2023/wordml/word16du" xmlns:w16sdtdh="http://schemas.microsoft.com/office/word/2020/wordml/sdtdatahash" xmlns:w16se="http://schemas.microsoft.com/office/word/2015/wordml/symex" xmlns:wpg="http://schemas.microsoft.com/office/word/2010/wordprocessingGroup" xmlns:wpi="http://schemas.microsoft.com/office/word/2010/wordprocessingInk" xmlns:wne="http://schemas.microsoft.com/office/word/2006/wordml" xmlns:wps="http://schemas.microsoft.com/office/word/2010/wordprocessingShape" mc:Ignorable="w14 w15 w16se w16cid w16 w16cex w16sdtdh w16du wp14">
+<w:ftr xmlns:wpc="http://schemas.microsoft.com/office/word/2010/wordprocessingCanvas" xmlns:cx="http://schemas.microsoft.com/office/drawing/2014/chartex" xmlns:cx1="http://schemas.microsoft.com/office/drawing/2015/9/8/chartex" xmlns:cx2="http://schemas.microsoft.com/office/drawing/2015/10/21/chartex" xmlns:cx3="http://schemas.microsoft.com/office/drawing/2016/5/9/chartex" xmlns:cx4="http://schemas.microsoft.com/office/drawing/2016/5/10/chartex" xmlns:cx5="http://schemas.microsoft.com/office/drawing/2016/5/11/chartex" xmlns:cx6="http://schemas.microsoft.com/office/drawing/2016/5/12/chartex" xmlns:cx7="http://schemas.microsoft.com/office/drawing/2016/5/13/chartex" xmlns:cx8="http://schemas.microsoft.com/office/drawing/2016/5/14/chartex" xmlns:mc="http://schemas.openxmlformats.org/markup-compatibility/2006" xmlns:aink="http://schemas.microsoft.com/office/drawing/2016/ink" xmlns:am3d="http://schemas.microsoft.com/office/drawing/2017/model3d" xmlns:o="urn:schemas-microsoft-com:office:office" xmlns:r="http://schemas.openxmlformats.org/officeDocument/2006/relationships" xmlns:m="http://schemas.openxmlformats.org/officeDocument/2006/math" xmlns:v="urn:schemas-microsoft-com:vml" xmlns:wp14="http://schemas.microsoft.com/office/word/2010/wordprocessingDrawing" xmlns:wp="http://schemas.openxmlformats.org/drawingml/2006/wordprocessingDrawing" xmlns:w10="urn:schemas-microsoft-com:office:word" xmlns:w="http://schemas.openxmlformats.org/wordprocessingml/2006/main" xmlns:w14="http://schemas.microsoft.com/office/word/2010/wordml" xmlns:w15="http://schemas.microsoft.com/office/word/2012/wordml" xmlns:w16cid="http://schemas.microsoft.com/office/word/2016/wordml/cid" xmlns:w16se="http://schemas.microsoft.com/office/word/2015/wordml/symex" xmlns:wpg="http://schemas.microsoft.com/office/word/2010/wordprocessingGroup" xmlns:wpi="http://schemas.microsoft.com/office/word/2010/wordprocessingInk" xmlns:wne="http://schemas.microsoft.com/office/word/2006/wordml" xmlns:wps="http://schemas.microsoft.com/office/word/2010/wordprocessingShape" mc:Ignorable="w14 w15 w16se w16cid wp14">
   <w:sdt>
     <w:sdtPr>
       <w:rPr>
@@ -19897,7 +20081,7 @@
 </file>
 
 <file path=word/footnotes.xml><?xml version="1.0" encoding="utf-8"?>
-<w:footnotes xmlns:wpc="http://schemas.microsoft.com/office/word/2010/wordprocessingCanvas" xmlns:cx="http://schemas.microsoft.com/office/drawing/2014/chartex" xmlns:cx1="http://schemas.microsoft.com/office/drawing/2015/9/8/chartex" xmlns:cx2="http://schemas.microsoft.com/office/drawing/2015/10/21/chartex" xmlns:cx3="http://schemas.microsoft.com/office/drawing/2016/5/9/chartex" xmlns:cx4="http://schemas.microsoft.com/office/drawing/2016/5/10/chartex" xmlns:cx5="http://schemas.microsoft.com/office/drawing/2016/5/11/chartex" xmlns:cx6="http://schemas.microsoft.com/office/drawing/2016/5/12/chartex" xmlns:cx7="http://schemas.microsoft.com/office/drawing/2016/5/13/chartex" xmlns:cx8="http://schemas.microsoft.com/office/drawing/2016/5/14/chartex" xmlns:mc="http://schemas.openxmlformats.org/markup-compatibility/2006" xmlns:aink="http://schemas.microsoft.com/office/drawing/2016/ink" xmlns:am3d="http://schemas.microsoft.com/office/drawing/2017/model3d" xmlns:o="urn:schemas-microsoft-com:office:office" xmlns:oel="http://schemas.microsoft.com/office/2019/extlst" xmlns:r="http://schemas.openxmlformats.org/officeDocument/2006/relationships" xmlns:m="http://schemas.openxmlformats.org/officeDocument/2006/math" xmlns:v="urn:schemas-microsoft-com:vml" xmlns:wp14="http://schemas.microsoft.com/office/word/2010/wordprocessingDrawing" xmlns:wp="http://schemas.openxmlformats.org/drawingml/2006/wordprocessingDrawing" xmlns:w10="urn:schemas-microsoft-com:office:word" xmlns:w="http://schemas.openxmlformats.org/wordprocessingml/2006/main" xmlns:w14="http://schemas.microsoft.com/office/word/2010/wordml" xmlns:w15="http://schemas.microsoft.com/office/word/2012/wordml" xmlns:w16cex="http://schemas.microsoft.com/office/word/2018/wordml/cex" xmlns:w16cid="http://schemas.microsoft.com/office/word/2016/wordml/cid" xmlns:w16="http://schemas.microsoft.com/office/word/2018/wordml" xmlns:w16du="http://schemas.microsoft.com/office/word/2023/wordml/word16du" xmlns:w16sdtdh="http://schemas.microsoft.com/office/word/2020/wordml/sdtdatahash" xmlns:w16se="http://schemas.microsoft.com/office/word/2015/wordml/symex" xmlns:wpg="http://schemas.microsoft.com/office/word/2010/wordprocessingGroup" xmlns:wpi="http://schemas.microsoft.com/office/word/2010/wordprocessingInk" xmlns:wne="http://schemas.microsoft.com/office/word/2006/wordml" xmlns:wps="http://schemas.microsoft.com/office/word/2010/wordprocessingShape" mc:Ignorable="w14 w15 w16se w16cid w16 w16cex w16sdtdh w16du wp14">
+<w:footnotes xmlns:wpc="http://schemas.microsoft.com/office/word/2010/wordprocessingCanvas" xmlns:cx="http://schemas.microsoft.com/office/drawing/2014/chartex" xmlns:cx1="http://schemas.microsoft.com/office/drawing/2015/9/8/chartex" xmlns:cx2="http://schemas.microsoft.com/office/drawing/2015/10/21/chartex" xmlns:cx3="http://schemas.microsoft.com/office/drawing/2016/5/9/chartex" xmlns:cx4="http://schemas.microsoft.com/office/drawing/2016/5/10/chartex" xmlns:cx5="http://schemas.microsoft.com/office/drawing/2016/5/11/chartex" xmlns:cx6="http://schemas.microsoft.com/office/drawing/2016/5/12/chartex" xmlns:cx7="http://schemas.microsoft.com/office/drawing/2016/5/13/chartex" xmlns:cx8="http://schemas.microsoft.com/office/drawing/2016/5/14/chartex" xmlns:mc="http://schemas.openxmlformats.org/markup-compatibility/2006" xmlns:aink="http://schemas.microsoft.com/office/drawing/2016/ink" xmlns:am3d="http://schemas.microsoft.com/office/drawing/2017/model3d" xmlns:o="urn:schemas-microsoft-com:office:office" xmlns:r="http://schemas.openxmlformats.org/officeDocument/2006/relationships" xmlns:m="http://schemas.openxmlformats.org/officeDocument/2006/math" xmlns:v="urn:schemas-microsoft-com:vml" xmlns:wp14="http://schemas.microsoft.com/office/word/2010/wordprocessingDrawing" xmlns:wp="http://schemas.openxmlformats.org/drawingml/2006/wordprocessingDrawing" xmlns:w10="urn:schemas-microsoft-com:office:word" xmlns:w="http://schemas.openxmlformats.org/wordprocessingml/2006/main" xmlns:w14="http://schemas.microsoft.com/office/word/2010/wordml" xmlns:w15="http://schemas.microsoft.com/office/word/2012/wordml" xmlns:w16cid="http://schemas.microsoft.com/office/word/2016/wordml/cid" xmlns:w16se="http://schemas.microsoft.com/office/word/2015/wordml/symex" xmlns:wpg="http://schemas.microsoft.com/office/word/2010/wordprocessingGroup" xmlns:wpi="http://schemas.microsoft.com/office/word/2010/wordprocessingInk" xmlns:wne="http://schemas.microsoft.com/office/word/2006/wordml" xmlns:wps="http://schemas.microsoft.com/office/word/2010/wordprocessingShape" mc:Ignorable="w14 w15 w16se w16cid wp14">
   <w:footnote w:type="separator" w:id="-1">
     <w:p>
       <w:pPr>
@@ -19929,7 +20113,7 @@
 </file>
 
 <file path=word/numbering.xml><?xml version="1.0" encoding="utf-8"?>
-<w:numbering xmlns:wpc="http://schemas.microsoft.com/office/word/2010/wordprocessingCanvas" xmlns:cx="http://schemas.microsoft.com/office/drawing/2014/chartex" xmlns:cx1="http://schemas.microsoft.com/office/drawing/2015/9/8/chartex" xmlns:cx2="http://schemas.microsoft.com/office/drawing/2015/10/21/chartex" xmlns:cx3="http://schemas.microsoft.com/office/drawing/2016/5/9/chartex" xmlns:cx4="http://schemas.microsoft.com/office/drawing/2016/5/10/chartex" xmlns:cx5="http://schemas.microsoft.com/office/drawing/2016/5/11/chartex" xmlns:cx6="http://schemas.microsoft.com/office/drawing/2016/5/12/chartex" xmlns:cx7="http://schemas.microsoft.com/office/drawing/2016/5/13/chartex" xmlns:cx8="http://schemas.microsoft.com/office/drawing/2016/5/14/chartex" xmlns:mc="http://schemas.openxmlformats.org/markup-compatibility/2006" xmlns:aink="http://schemas.microsoft.com/office/drawing/2016/ink" xmlns:am3d="http://schemas.microsoft.com/office/drawing/2017/model3d" xmlns:o="urn:schemas-microsoft-com:office:office" xmlns:oel="http://schemas.microsoft.com/office/2019/extlst" xmlns:r="http://schemas.openxmlformats.org/officeDocument/2006/relationships" xmlns:m="http://schemas.openxmlformats.org/officeDocument/2006/math" xmlns:v="urn:schemas-microsoft-com:vml" xmlns:wp14="http://schemas.microsoft.com/office/word/2010/wordprocessingDrawing" xmlns:wp="http://schemas.openxmlformats.org/drawingml/2006/wordprocessingDrawing" xmlns:w10="urn:schemas-microsoft-com:office:word" xmlns:w="http://schemas.openxmlformats.org/wordprocessingml/2006/main" xmlns:w14="http://schemas.microsoft.com/office/word/2010/wordml" xmlns:w15="http://schemas.microsoft.com/office/word/2012/wordml" xmlns:w16cex="http://schemas.microsoft.com/office/word/2018/wordml/cex" xmlns:w16cid="http://schemas.microsoft.com/office/word/2016/wordml/cid" xmlns:w16="http://schemas.microsoft.com/office/word/2018/wordml" xmlns:w16du="http://schemas.microsoft.com/office/word/2023/wordml/word16du" xmlns:w16sdtdh="http://schemas.microsoft.com/office/word/2020/wordml/sdtdatahash" xmlns:w16se="http://schemas.microsoft.com/office/word/2015/wordml/symex" xmlns:wpg="http://schemas.microsoft.com/office/word/2010/wordprocessingGroup" xmlns:wpi="http://schemas.microsoft.com/office/word/2010/wordprocessingInk" xmlns:wne="http://schemas.microsoft.com/office/word/2006/wordml" xmlns:wps="http://schemas.microsoft.com/office/word/2010/wordprocessingShape" mc:Ignorable="w14 w15 w16se w16cid w16 w16cex w16sdtdh w16du wp14">
+<w:numbering xmlns:wpc="http://schemas.microsoft.com/office/word/2010/wordprocessingCanvas" xmlns:cx="http://schemas.microsoft.com/office/drawing/2014/chartex" xmlns:cx1="http://schemas.microsoft.com/office/drawing/2015/9/8/chartex" xmlns:cx2="http://schemas.microsoft.com/office/drawing/2015/10/21/chartex" xmlns:cx3="http://schemas.microsoft.com/office/drawing/2016/5/9/chartex" xmlns:cx4="http://schemas.microsoft.com/office/drawing/2016/5/10/chartex" xmlns:cx5="http://schemas.microsoft.com/office/drawing/2016/5/11/chartex" xmlns:cx6="http://schemas.microsoft.com/office/drawing/2016/5/12/chartex" xmlns:cx7="http://schemas.microsoft.com/office/drawing/2016/5/13/chartex" xmlns:cx8="http://schemas.microsoft.com/office/drawing/2016/5/14/chartex" xmlns:mc="http://schemas.openxmlformats.org/markup-compatibility/2006" xmlns:aink="http://schemas.microsoft.com/office/drawing/2016/ink" xmlns:am3d="http://schemas.microsoft.com/office/drawing/2017/model3d" xmlns:o="urn:schemas-microsoft-com:office:office" xmlns:r="http://schemas.openxmlformats.org/officeDocument/2006/relationships" xmlns:m="http://schemas.openxmlformats.org/officeDocument/2006/math" xmlns:v="urn:schemas-microsoft-com:vml" xmlns:wp14="http://schemas.microsoft.com/office/word/2010/wordprocessingDrawing" xmlns:wp="http://schemas.openxmlformats.org/drawingml/2006/wordprocessingDrawing" xmlns:w10="urn:schemas-microsoft-com:office:word" xmlns:w="http://schemas.openxmlformats.org/wordprocessingml/2006/main" xmlns:w14="http://schemas.microsoft.com/office/word/2010/wordml" xmlns:w15="http://schemas.microsoft.com/office/word/2012/wordml" xmlns:w16cid="http://schemas.microsoft.com/office/word/2016/wordml/cid" xmlns:w16se="http://schemas.microsoft.com/office/word/2015/wordml/symex" xmlns:wpg="http://schemas.microsoft.com/office/word/2010/wordprocessingGroup" xmlns:wpi="http://schemas.microsoft.com/office/word/2010/wordprocessingInk" xmlns:wne="http://schemas.microsoft.com/office/word/2006/wordml" xmlns:wps="http://schemas.microsoft.com/office/word/2010/wordprocessingShape" mc:Ignorable="w14 w15 w16se w16cid wp14">
   <w:abstractNum w:abstractNumId="0" w15:restartNumberingAfterBreak="0">
     <w:nsid w:val="040303C3"/>
     <w:multiLevelType w:val="hybridMultilevel"/>
@@ -22578,80 +22762,80 @@
       </w:pPr>
     </w:lvl>
   </w:abstractNum>
-  <w:num w:numId="1" w16cid:durableId="1828593777">
+  <w:num w:numId="1">
     <w:abstractNumId w:val="15"/>
   </w:num>
-  <w:num w:numId="2" w16cid:durableId="2061442986">
+  <w:num w:numId="2">
     <w:abstractNumId w:val="14"/>
   </w:num>
-  <w:num w:numId="3" w16cid:durableId="647824850">
+  <w:num w:numId="3">
     <w:abstractNumId w:val="18"/>
   </w:num>
-  <w:num w:numId="4" w16cid:durableId="2030715539">
+  <w:num w:numId="4">
     <w:abstractNumId w:val="12"/>
   </w:num>
-  <w:num w:numId="5" w16cid:durableId="189730741">
+  <w:num w:numId="5">
     <w:abstractNumId w:val="0"/>
   </w:num>
-  <w:num w:numId="6" w16cid:durableId="1735857129">
+  <w:num w:numId="6">
     <w:abstractNumId w:val="11"/>
   </w:num>
-  <w:num w:numId="7" w16cid:durableId="609092855">
+  <w:num w:numId="7">
     <w:abstractNumId w:val="17"/>
   </w:num>
-  <w:num w:numId="8" w16cid:durableId="1426413419">
+  <w:num w:numId="8">
     <w:abstractNumId w:val="8"/>
   </w:num>
-  <w:num w:numId="9" w16cid:durableId="1585647379">
+  <w:num w:numId="9">
     <w:abstractNumId w:val="2"/>
   </w:num>
-  <w:num w:numId="10" w16cid:durableId="1807357034">
+  <w:num w:numId="10">
     <w:abstractNumId w:val="4"/>
   </w:num>
-  <w:num w:numId="11" w16cid:durableId="1181815311">
+  <w:num w:numId="11">
     <w:abstractNumId w:val="9"/>
   </w:num>
-  <w:num w:numId="12" w16cid:durableId="1077553837">
+  <w:num w:numId="12">
     <w:abstractNumId w:val="13"/>
   </w:num>
-  <w:num w:numId="13" w16cid:durableId="373504859">
+  <w:num w:numId="13">
     <w:abstractNumId w:val="16"/>
   </w:num>
-  <w:num w:numId="14" w16cid:durableId="768282376">
+  <w:num w:numId="14">
     <w:abstractNumId w:val="21"/>
   </w:num>
-  <w:num w:numId="15" w16cid:durableId="1892306793">
+  <w:num w:numId="15">
     <w:abstractNumId w:val="5"/>
   </w:num>
-  <w:num w:numId="16" w16cid:durableId="1746610438">
+  <w:num w:numId="16">
     <w:abstractNumId w:val="20"/>
   </w:num>
-  <w:num w:numId="17" w16cid:durableId="576325688">
+  <w:num w:numId="17">
     <w:abstractNumId w:val="3"/>
   </w:num>
-  <w:num w:numId="18" w16cid:durableId="1054161377">
+  <w:num w:numId="18">
     <w:abstractNumId w:val="22"/>
   </w:num>
-  <w:num w:numId="19" w16cid:durableId="30375676">
+  <w:num w:numId="19">
     <w:abstractNumId w:val="10"/>
   </w:num>
-  <w:num w:numId="20" w16cid:durableId="1382288257">
+  <w:num w:numId="20">
     <w:abstractNumId w:val="1"/>
   </w:num>
-  <w:num w:numId="21" w16cid:durableId="1177646904">
+  <w:num w:numId="21">
     <w:abstractNumId w:val="6"/>
   </w:num>
-  <w:num w:numId="22" w16cid:durableId="1511793207">
+  <w:num w:numId="22">
     <w:abstractNumId w:val="7"/>
   </w:num>
-  <w:num w:numId="23" w16cid:durableId="711030957">
+  <w:num w:numId="23">
     <w:abstractNumId w:val="19"/>
   </w:num>
 </w:numbering>
 </file>
 
 <file path=word/styles.xml><?xml version="1.0" encoding="utf-8"?>
-<w:styles xmlns:mc="http://schemas.openxmlformats.org/markup-compatibility/2006" xmlns:r="http://schemas.openxmlformats.org/officeDocument/2006/relationships" xmlns:w="http://schemas.openxmlformats.org/wordprocessingml/2006/main" xmlns:w14="http://schemas.microsoft.com/office/word/2010/wordml" xmlns:w15="http://schemas.microsoft.com/office/word/2012/wordml" xmlns:w16cex="http://schemas.microsoft.com/office/word/2018/wordml/cex" xmlns:w16cid="http://schemas.microsoft.com/office/word/2016/wordml/cid" xmlns:w16="http://schemas.microsoft.com/office/word/2018/wordml" xmlns:w16du="http://schemas.microsoft.com/office/word/2023/wordml/word16du" xmlns:w16sdtdh="http://schemas.microsoft.com/office/word/2020/wordml/sdtdatahash" xmlns:w16se="http://schemas.microsoft.com/office/word/2015/wordml/symex" mc:Ignorable="w14 w15 w16se w16cid w16 w16cex w16sdtdh w16du">
+<w:styles xmlns:mc="http://schemas.openxmlformats.org/markup-compatibility/2006" xmlns:r="http://schemas.openxmlformats.org/officeDocument/2006/relationships" xmlns:w="http://schemas.openxmlformats.org/wordprocessingml/2006/main" xmlns:w14="http://schemas.microsoft.com/office/word/2010/wordml" xmlns:w15="http://schemas.microsoft.com/office/word/2012/wordml" xmlns:w16cid="http://schemas.microsoft.com/office/word/2016/wordml/cid" xmlns:w16se="http://schemas.microsoft.com/office/word/2015/wordml/symex" mc:Ignorable="w14 w15 w16se w16cid">
   <w:docDefaults>
     <w:rPrDefault>
       <w:rPr>
@@ -22667,7 +22851,7 @@
       </w:pPr>
     </w:pPrDefault>
   </w:docDefaults>
-  <w:latentStyles w:defLockedState="0" w:defUIPriority="99" w:defSemiHidden="0" w:defUnhideWhenUsed="0" w:defQFormat="0" w:count="376">
+  <w:latentStyles w:defLockedState="0" w:defUIPriority="99" w:defSemiHidden="0" w:defUnhideWhenUsed="0" w:defQFormat="0" w:count="375">
     <w:lsdException w:name="Normal" w:uiPriority="0" w:qFormat="1"/>
     <w:lsdException w:name="heading 1" w:uiPriority="9" w:qFormat="1"/>
     <w:lsdException w:name="heading 2" w:semiHidden="1" w:uiPriority="9" w:unhideWhenUsed="1" w:qFormat="1"/>
@@ -23043,7 +23227,6 @@
     <w:lsdException w:name="Smart Hyperlink" w:semiHidden="1" w:unhideWhenUsed="1"/>
     <w:lsdException w:name="Hashtag" w:semiHidden="1" w:unhideWhenUsed="1"/>
     <w:lsdException w:name="Unresolved Mention" w:semiHidden="1" w:unhideWhenUsed="1"/>
-    <w:lsdException w:name="Smart Link" w:semiHidden="1" w:unhideWhenUsed="1"/>
   </w:latentStyles>
   <w:style w:type="paragraph" w:default="1" w:styleId="Normal">
     <w:name w:val="Normal"/>
@@ -24220,7 +24403,7 @@
 </file>
 
 <file path=customXml/itemProps1.xml><?xml version="1.0" encoding="utf-8"?>
-<ds:datastoreItem xmlns:ds="http://schemas.openxmlformats.org/officeDocument/2006/customXml" ds:itemID="{ABC1F32A-C061-45BF-AC65-ED492BEBC571}">
+<ds:datastoreItem xmlns:ds="http://schemas.openxmlformats.org/officeDocument/2006/customXml" ds:itemID="{71002D02-B5E6-40FC-A174-883418B326B6}">
   <ds:schemaRefs>
     <ds:schemaRef ds:uri="http://schemas.openxmlformats.org/officeDocument/2006/bibliography"/>
   </ds:schemaRefs>
